--- a/klagomål/A 57244-2025 FSC-klagomål.docx
+++ b/klagomål/A 57244-2025 FSC-klagomål.docx
@@ -1066,7 +1066,7 @@
     <w:r>
       <w:tab/>
       <w:tab/>
-      <w:t>2026-01-07</w:t>
+      <w:t>2026-01-08</w:t>
       <w:br/>
       <w:br/>
     </w:r>

--- a/klagomål/A 57244-2025 FSC-klagomål.docx
+++ b/klagomål/A 57244-2025 FSC-klagomål.docx
@@ -1066,7 +1066,7 @@
     <w:r>
       <w:tab/>
       <w:tab/>
-      <w:t>2026-01-08</w:t>
+      <w:t>2026-01-09</w:t>
       <w:br/>
       <w:br/>
     </w:r>

--- a/klagomål/A 57244-2025 FSC-klagomål.docx
+++ b/klagomål/A 57244-2025 FSC-klagomål.docx
@@ -1066,7 +1066,7 @@
     <w:r>
       <w:tab/>
       <w:tab/>
-      <w:t>2026-01-09</w:t>
+      <w:t>2026-01-10</w:t>
       <w:br/>
       <w:br/>
     </w:r>

--- a/klagomål/A 57244-2025 FSC-klagomål.docx
+++ b/klagomål/A 57244-2025 FSC-klagomål.docx
@@ -191,7 +191,7 @@
     </w:p>
     <w:p>
       <w:r>
-        <w:t>I avverkningsanmälan har följande 12 naturvårdsarter hittats: doftticka (VU, §8), blågrå svartspik (NT), brunpudrad nållav (NT), gammelgransskål (NT), garnlav (NT), kolflarnlav (NT), lunglav (NT), mörk kolflarnlav (NT), skrovellav (NT), spillkråka (NT, §4), vedflamlav (NT) och tjäder (§4). Av dessa är 11 rödlistade. För rödlistade arter har rödlistekategorin angivits inom parentes. För fridlysta arter anges även paragrafen i Artskyddsförordningen som arten är fridlyst enligt.</w:t>
+        <w:t>I avverkningsanmälan har följande 15 naturvårdsarter hittats: doftticka (VU, §8), blågrå svartspik (NT), brunpudrad nållav (NT), gammelgransskål (NT), garnlav (NT), kolflarnlav (NT), lunglav (NT), mörk kolflarnlav (NT), skrovellav (NT), spillkråka (NT, §4), talltita (NT, §4), vedflamlav (NT), violettgrå tagellav (NT), vedticka (S) och tjäder (§4). Av dessa är 13 rödlistade. För rödlistade arter har rödlistekategorin angivits inom parentes. Arter som är signalarter enligt Skogsstyrelsen har markerats med (S). För fridlysta arter anges även paragrafen i Artskyddsförordningen som arten är fridlyst enligt.</w:t>
       </w:r>
     </w:p>
     <w:p>
@@ -373,68 +373,14 @@
       </w:r>
     </w:p>
     <w:p>
-      <w:pPr>
-        <w:pStyle w:val="Heading1"/>
-      </w:pPr>
-      <w:r>
-        <w:t>Fridlysta arter</w:t>
-      </w:r>
-    </w:p>
-    <w:p>
-      <w:r>
-        <w:t>Följande fridlysta arter har sina livsmiljöer och växtplatser i den avverkningsanmälda skogen: doftticka (VU, §8), spillkråka (NT, §4) och tjäder (§4).</w:t>
-      </w:r>
-    </w:p>
-    <w:p>
-      <w:r>
-        <w:t xml:space="preserve">Observera att medlemsländerna är skyldiga att agera i enlighet med EU:s fågeldirektiv där det uttryckligen står att direktivet gäller för fåglar samt för deras ägg, bon och </w:t>
-      </w:r>
       <w:r>
         <w:rPr>
           <w:b/>
         </w:rPr>
-        <w:t xml:space="preserve">livsmiljöer </w:t>
-      </w:r>
-      <w:r>
-        <w:t>(artikel 1). Vidare att de åtgärder som vidtas inte får leda till en försämring av den nuvarande situationen beträffande bevarandet av de fågelarter som avses i artikel 1 (artikel 13). Fågeldirektivet är styrande för tillsynsansvariga myndigheters ärendehantering, ställningstaganden och beslutsfattande.</w:t>
-      </w:r>
-    </w:p>
-    <w:p>
-      <w:r>
-        <w:rPr>
-          <w:b/>
-        </w:rPr>
-        <w:t>Doftticka (VU, §8)</w:t>
-      </w:r>
-      <w:r>
-        <w:t xml:space="preserve"> är rödlistad som sårbar (VU) och fridlyst enligt 8§ artskyddsförordningen. Den är även globalt rödlistad som Nära hotad (NT) vilket innebär att Sverige har ett internationellt ansvar för arten. Doftticka är beroende av hög och jämn luftfuktighet i gamla, ostörda skogsmiljöer och är känslig för snabba förändringar av ljus-/vindförhållanden eller uttorkning. Dofttickan är placerad i toppen av Skogsstyrelsens värdepyramid för bedömning av skog med höga naturvärden och signalerar alltid gamla sälgar och skogsområden med höga naturvärden. Avverkning av värdträd (främst sälg) utgör det största hotet och när gamla och olikåldriga skogar med sälg avverkas försvinner oftast sälgen. Dofttickan har minskat med ca 30 % under de senaste 30 åren (IUCN Redlist, 2024; Nitare &amp; Skogsstyrelsen, 2019; SLU Artdatabanken, 2024).</w:t>
-      </w:r>
-    </w:p>
-    <w:p>
-      <w:r>
-        <w:rPr>
-          <w:b/>
-        </w:rPr>
-        <w:t>Spillkråka (NT, §4)</w:t>
-      </w:r>
-      <w:r>
-        <w:t xml:space="preserve"> är rödlistad som nära hotad och ingår i bilaga 1 i EU:s fågeldirektiv. Den minskar i population på grund av minskad tillgång på lämpliga bo- och födoträd och minskad födotillgång. Spillkråkans minskningstakt har uppgått till 19 (24–10) % under de senaste 15 åren. Minskningstakten för den svenska populationen bedöms vara nära gränsvärdet för Sårbar (VU) (A2bc). Skogsbruk med korta omloppstider och täta, homogena ungskogar utgör det största hotet, (SLU Artdatabanken, 2023).</w:t>
-      </w:r>
-    </w:p>
-    <w:p>
-      <w:r>
-        <w:rPr>
-          <w:b/>
-        </w:rPr>
-        <w:t>Tjäder (§4)</w:t>
-      </w:r>
-      <w:r>
-        <w:t xml:space="preserve"> är en utpräglad skogsfågel knuten till större sammanhängande barrskogsområden. Tupparna och hönorna utnyttjar till viss del olika miljöer, och habitatvalet varierar dessutom mellan olika delar av året. För att det ska finnas livskraftiga tjäderbestånd krävs funktionella skogslandskap med en blandning av uppvuxen, gles och luckig skog, täta sumpskogar, myrar och andra små våtmarker. Arten försvinner när skogen fragmenteras och den sammanlagda arealen hyggen och andra öppna områden blir för stor. Ett småskaligt och försiktigt virkesuttag genom hyggesfria metoder kan i vissa fall vara möjligt i området inom 200 m från lekcentrum. Längre ut från lekcentrum, inom 200–500 m bör den avverkade ytan inte överskrida 1 hektar för att undvika alltför stora och snabba förändringar (Skogsstyrelsen, 2019).</w:t>
-      </w:r>
-    </w:p>
-    <w:p>
-      <w:r>
-        <w:t>I BILAGA 1 finns mer detaljerad information om ekologi samt krav på livsmiljö hos fridlysta arter.</w:t>
+        <w:t>Violettgrå tagellav (NT)</w:t>
+      </w:r>
+      <w:r>
+        <w:t xml:space="preserve"> växer nästan uteslutande i gamla olikåldriga barrnaturskogar med lång skoglig kontinuitet och är en utmärkt signal på skog med höga naturvärden. Slutavverkning av tidigare aldrig slutavverkad skog (kontinuitetsskog) är det största hotet. Biotopen nyskapas i begränsad omfattning och barrskog äldre än 160 år, där den violettgrå tagellaven huvudsakligen påträffas har minskat med 50% de senaste 50 åren. Lågproduktiv skogsmark där laven förekommer bör undantas från skogsbruk och rika förekomster i äldre granskog bör skyddas. Arten är känslig för uttorkning och det är väsentligt att tillräckligt stora bestånd avsätts (SLU Artdatabanken, 2024; Nitare &amp; Skogsstyrelsen, 2019).</w:t>
       </w:r>
     </w:p>
     <w:p>
@@ -442,6 +388,82 @@
         <w:pStyle w:val="Heading1"/>
       </w:pPr>
       <w:r>
+        <w:t>Fridlysta arter</w:t>
+      </w:r>
+    </w:p>
+    <w:p>
+      <w:r>
+        <w:t>Följande fridlysta arter har sina livsmiljöer och växtplatser i den avverkningsanmälda skogen: doftticka (VU, §8), spillkråka (NT, §4), talltita (NT, §4) och tjäder (§4).</w:t>
+      </w:r>
+    </w:p>
+    <w:p>
+      <w:r>
+        <w:t xml:space="preserve">Observera att medlemsländerna är skyldiga att agera i enlighet med EU:s fågeldirektiv där det uttryckligen står att direktivet gäller för fåglar samt för deras ägg, bon och </w:t>
+      </w:r>
+      <w:r>
+        <w:rPr>
+          <w:b/>
+        </w:rPr>
+        <w:t xml:space="preserve">livsmiljöer </w:t>
+      </w:r>
+      <w:r>
+        <w:t>(artikel 1). Vidare att de åtgärder som vidtas inte får leda till en försämring av den nuvarande situationen beträffande bevarandet av de fågelarter som avses i artikel 1 (artikel 13). Fågeldirektivet är styrande för tillsynsansvariga myndigheters ärendehantering, ställningstaganden och beslutsfattande.</w:t>
+      </w:r>
+    </w:p>
+    <w:p>
+      <w:r>
+        <w:rPr>
+          <w:b/>
+        </w:rPr>
+        <w:t>Doftticka (VU, §8)</w:t>
+      </w:r>
+      <w:r>
+        <w:t xml:space="preserve"> är rödlistad som sårbar (VU) och fridlyst enligt 8§ artskyddsförordningen. Den är även globalt rödlistad som Nära hotad (NT) vilket innebär att Sverige har ett internationellt ansvar för arten. Doftticka är beroende av hög och jämn luftfuktighet i gamla, ostörda skogsmiljöer och är känslig för snabba förändringar av ljus-/vindförhållanden eller uttorkning. Dofttickan är placerad i toppen av Skogsstyrelsens värdepyramid för bedömning av skog med höga naturvärden och signalerar alltid gamla sälgar och skogsområden med höga naturvärden. Avverkning av värdträd (främst sälg) utgör det största hotet och när gamla och olikåldriga skogar med sälg avverkas försvinner oftast sälgen. Dofttickan har minskat med ca 30 % under de senaste 30 åren (IUCN Redlist, 2024; Nitare &amp; Skogsstyrelsen, 2019; SLU Artdatabanken, 2024).</w:t>
+      </w:r>
+    </w:p>
+    <w:p>
+      <w:r>
+        <w:rPr>
+          <w:b/>
+        </w:rPr>
+        <w:t>Spillkråka (NT, §4)</w:t>
+      </w:r>
+      <w:r>
+        <w:t xml:space="preserve"> är rödlistad som nära hotad och ingår i bilaga 1 i EU:s fågeldirektiv. Den minskar i population på grund av minskad tillgång på lämpliga bo- och födoträd och minskad födotillgång. Spillkråkans minskningstakt har uppgått till 19 (24–10) % under de senaste 15 åren. Minskningstakten för den svenska populationen bedöms vara nära gränsvärdet för Sårbar (VU) (A2bc). Skogsbruk med korta omloppstider och täta, homogena ungskogar utgör det största hotet, (SLU Artdatabanken, 2023).</w:t>
+      </w:r>
+    </w:p>
+    <w:p>
+      <w:r>
+        <w:rPr>
+          <w:b/>
+        </w:rPr>
+        <w:t>Talltita (NT, §4)</w:t>
+      </w:r>
+      <w:r>
+        <w:t>, rödlistad som nära hotad och prioriterad art i Skogsvårdslagen har häckningsrevir i anmälan. Arten har minskat kraftigt de senaste 30 åren och minskningstakten innevarande 10-årsperiod beräknas till 20 (10–30) %. Talltitan är synnerligen trogen sitt cirka 15 hektar stora revir och är beroende av flerskiktade olikåldriga skogar för att kunna föda upp sina ungar. Talltitan försvinner om dess livsmiljö kalavverkas (Eggers &amp; Low (2014); Ekman (1979); Griesser et al (2007); Klein (2020); Siffczyk et al (2003); SLU Artdatabanken (2021).</w:t>
+      </w:r>
+    </w:p>
+    <w:p>
+      <w:r>
+        <w:rPr>
+          <w:b/>
+        </w:rPr>
+        <w:t>Tjäder (§4)</w:t>
+      </w:r>
+      <w:r>
+        <w:t xml:space="preserve"> är en utpräglad skogsfågel knuten till större sammanhängande barrskogsområden. Tupparna och hönorna utnyttjar till viss del olika miljöer, och habitatvalet varierar dessutom mellan olika delar av året. För att det ska finnas livskraftiga tjäderbestånd krävs funktionella skogslandskap med en blandning av uppvuxen, gles och luckig skog, täta sumpskogar, myrar och andra små våtmarker. Arten försvinner när skogen fragmenteras och den sammanlagda arealen hyggen och andra öppna områden blir för stor. Ett småskaligt och försiktigt virkesuttag genom hyggesfria metoder kan i vissa fall vara möjligt i området inom 200 m från lekcentrum. Längre ut från lekcentrum, inom 200–500 m bör den avverkade ytan inte överskrida 1 hektar för att undvika alltför stora och snabba förändringar (Skogsstyrelsen, 2019).</w:t>
+      </w:r>
+    </w:p>
+    <w:p>
+      <w:r>
+        <w:t>I BILAGA 1 finns mer detaljerad information om ekologi samt krav på livsmiljö hos fridlysta arter.</w:t>
+      </w:r>
+    </w:p>
+    <w:p>
+      <w:pPr>
+        <w:pStyle w:val="Heading1"/>
+      </w:pPr>
+      <w:r>
         <w:t>Certifiering</w:t>
       </w:r>
     </w:p>
@@ -543,7 +565,7 @@
         <w:rPr>
           <w:i/>
         </w:rPr>
-        <w:t>I det avverkningsanmälda skogsområdet har 12 naturvårdsarter varav 11 rödlistade arter sina livsmiljöer och växtplatser.</w:t>
+        <w:t>I det avverkningsanmälda skogsområdet har 15 naturvårdsarter varav 13 rödlistade arter sina livsmiljöer och växtplatser.</w:t>
       </w:r>
     </w:p>
     <w:p>
@@ -882,6 +904,126 @@
       </w:pPr>
       <w:r>
         <w:t>Referenser – spillkråka</w:t>
+      </w:r>
+    </w:p>
+    <w:p>
+      <w:r>
+        <w:t xml:space="preserve">SLU Artdatabanken, 2021. </w:t>
+      </w:r>
+      <w:r>
+        <w:rPr>
+          <w:i/>
+        </w:rPr>
+        <w:t xml:space="preserve">Artfaktablad. Naturvård – artfakta. </w:t>
+      </w:r>
+      <w:r>
+        <w:t>SLU Artdatabanken, Uppsala</w:t>
+      </w:r>
+    </w:p>
+    <w:p>
+      <w:pPr>
+        <w:pStyle w:val="Heading1"/>
+      </w:pPr>
+      <w:r>
+        <w:t>Talltita – ekologi samt krav på livsmiljön</w:t>
+      </w:r>
+    </w:p>
+    <w:p>
+      <w:r>
+        <w:t>Talltita är rödlistad som NT, fridlyst och prioriterad art i Skogsvårdslagen. Den omfattas av EU:s fågeldirektiv. Arten har minskat kraftigt de senaste 30 åren och minskningstakten innevarande 10-årsperiod beräknas till 20 (10–30) % (SLU Artdatabanken, 2022).</w:t>
+      </w:r>
+    </w:p>
+    <w:p>
+      <w:r>
+        <w:t>Talltita föredrar större sammanhängande barrskogar, och finns såväl i tallskog som granskog och i lövblandad barrskog. Skogens struktur är viktig och ska helst vara flerskiktad med riklig underväxt av mindre granar, björk och andra lövträd och buskar. Tillgång på murknande högstubbar är särskilt viktig, eftersom talltitan helst själv hackar ut sitt bohål (SLU Artdatabanken, 2022).</w:t>
+      </w:r>
+    </w:p>
+    <w:p>
+      <w:r>
+        <w:t>Det finns flera studier som visar att talltita är känslig för gallring och inte överlever när dess livsmiljö kalavverkas (Eggers and Low, 2014; Griesser et al., 2007; Klein, 2020). Talltitans revir är förhållandevis stora, 10–20 hektar och arten missgynnas när skogen fragmenteras. Kalavverkning av större delar av reviret innebär att det överges (Artdatabanken, 2021).</w:t>
+      </w:r>
+    </w:p>
+    <w:p>
+      <w:r>
+        <w:t>Talltitan är synnerligen trogen sitt revir så länge paret lever och biotopen förblir intakt. Paret stannar i sitt revir året om. En förlust av ett revir har därför en stor inverkan på den lokala populationen och trakthyggesbruket anses vara orsak till den svenska populationens kraftiga minskning. Talltiteparets revirtrohet innebär att närhelst under året man observerar en adult talltita så ingår denna plats i reviret (Siffczyk et al., 2003; Ekman, 1979).</w:t>
+      </w:r>
+    </w:p>
+    <w:p>
+      <w:pPr>
+        <w:pStyle w:val="Heading2"/>
+      </w:pPr>
+      <w:r>
+        <w:t>Referenser – talltita</w:t>
+      </w:r>
+    </w:p>
+    <w:p>
+      <w:r>
+        <w:t xml:space="preserve">Eggers, S., Low, M., 2014. </w:t>
+      </w:r>
+      <w:r>
+        <w:rPr>
+          <w:i/>
+        </w:rPr>
+        <w:t xml:space="preserve">Differential demographic responses of sympatric Parids to vegetation management in boreal forest. </w:t>
+      </w:r>
+      <w:r>
+        <w:t>For. Ecol. Manage. 319, 169–175.</w:t>
+      </w:r>
+    </w:p>
+    <w:p>
+      <w:r>
+        <w:t xml:space="preserve">Ekman, J., 1979. </w:t>
+      </w:r>
+      <w:r>
+        <w:rPr>
+          <w:i/>
+        </w:rPr>
+        <w:t xml:space="preserve">Coherence, composition and territories of winter social groups of the Willow Tit Parus montanus and the Crested Tit P. cristatus. </w:t>
+      </w:r>
+      <w:r>
+        <w:t>Ornis Scandinavica, 10, pp 56–68</w:t>
+      </w:r>
+    </w:p>
+    <w:p>
+      <w:r>
+        <w:t xml:space="preserve">Griesser, M., Nystrand, M., Eggers, S., Ekman, J., 2007. </w:t>
+      </w:r>
+      <w:r>
+        <w:rPr>
+          <w:i/>
+        </w:rPr>
+        <w:t xml:space="preserve">Impact of forestry practices on fitness correlates and population productivity in an open-nesting bird species. </w:t>
+      </w:r>
+      <w:r>
+        <w:t>Conserv. Biol. 21, 767–774. https://doi.org/10.1111/j.1523- 1739.2007.00675.x</w:t>
+      </w:r>
+    </w:p>
+    <w:p>
+      <w:r>
+        <w:t xml:space="preserve">Klein, J., 2020. </w:t>
+      </w:r>
+      <w:r>
+        <w:rPr>
+          <w:i/>
+        </w:rPr>
+        <w:t xml:space="preserve">The forgotten forest – On thinning, retention, and biodiversity in the boreal forest. </w:t>
+      </w:r>
+      <w:r>
+        <w:t>Doctoral Thesis No. 2020:50</w:t>
+      </w:r>
+    </w:p>
+    <w:p>
+      <w:r>
+        <w:t xml:space="preserve">Siffczyk, C., Brotons, L., Kangas, K., Orell, M., 2003. </w:t>
+      </w:r>
+      <w:r>
+        <w:rPr>
+          <w:i/>
+        </w:rPr>
+        <w:t xml:space="preserve">Home range size of willow tits. </w:t>
+      </w:r>
+      <w:r>
+        <w:t>Oecologica, 136, 635–642 (2003)</w:t>
       </w:r>
     </w:p>
     <w:p>
@@ -1066,7 +1208,7 @@
     <w:r>
       <w:tab/>
       <w:tab/>
-      <w:t>2026-01-10</w:t>
+      <w:t>2026-01-11</w:t>
       <w:br/>
       <w:br/>
     </w:r>

--- a/klagomål/A 57244-2025 FSC-klagomål.docx
+++ b/klagomål/A 57244-2025 FSC-klagomål.docx
@@ -1208,7 +1208,7 @@
     <w:r>
       <w:tab/>
       <w:tab/>
-      <w:t>2026-01-11</w:t>
+      <w:t>2026-01-12</w:t>
       <w:br/>
       <w:br/>
     </w:r>

--- a/klagomål/A 57244-2025 FSC-klagomål.docx
+++ b/klagomål/A 57244-2025 FSC-klagomål.docx
@@ -1208,7 +1208,7 @@
     <w:r>
       <w:tab/>
       <w:tab/>
-      <w:t>2026-01-12</w:t>
+      <w:t>2026-01-13</w:t>
       <w:br/>
       <w:br/>
     </w:r>

--- a/klagomål/A 57244-2025 FSC-klagomål.docx
+++ b/klagomål/A 57244-2025 FSC-klagomål.docx
@@ -1208,7 +1208,7 @@
     <w:r>
       <w:tab/>
       <w:tab/>
-      <w:t>2026-01-13</w:t>
+      <w:t>2026-01-14</w:t>
       <w:br/>
       <w:br/>
     </w:r>

--- a/klagomål/A 57244-2025 FSC-klagomål.docx
+++ b/klagomål/A 57244-2025 FSC-klagomål.docx
@@ -1208,7 +1208,7 @@
     <w:r>
       <w:tab/>
       <w:tab/>
-      <w:t>2026-01-14</w:t>
+      <w:t>2026-01-15</w:t>
       <w:br/>
       <w:br/>
     </w:r>

--- a/klagomål/A 57244-2025 FSC-klagomål.docx
+++ b/klagomål/A 57244-2025 FSC-klagomål.docx
@@ -1208,7 +1208,7 @@
     <w:r>
       <w:tab/>
       <w:tab/>
-      <w:t>2026-01-15</w:t>
+      <w:t>2026-01-16</w:t>
       <w:br/>
       <w:br/>
     </w:r>

--- a/klagomål/A 57244-2025 FSC-klagomål.docx
+++ b/klagomål/A 57244-2025 FSC-klagomål.docx
@@ -1208,7 +1208,7 @@
     <w:r>
       <w:tab/>
       <w:tab/>
-      <w:t>2026-01-16</w:t>
+      <w:t>2026-01-17</w:t>
       <w:br/>
       <w:br/>
     </w:r>

--- a/klagomål/A 57244-2025 FSC-klagomål.docx
+++ b/klagomål/A 57244-2025 FSC-klagomål.docx
@@ -1208,7 +1208,7 @@
     <w:r>
       <w:tab/>
       <w:tab/>
-      <w:t>2026-01-17</w:t>
+      <w:t>2026-01-18</w:t>
       <w:br/>
       <w:br/>
     </w:r>

--- a/klagomål/A 57244-2025 FSC-klagomål.docx
+++ b/klagomål/A 57244-2025 FSC-klagomål.docx
@@ -1208,7 +1208,7 @@
     <w:r>
       <w:tab/>
       <w:tab/>
-      <w:t>2026-01-18</w:t>
+      <w:t>2026-01-19</w:t>
       <w:br/>
       <w:br/>
     </w:r>

--- a/klagomål/A 57244-2025 FSC-klagomål.docx
+++ b/klagomål/A 57244-2025 FSC-klagomål.docx
@@ -1208,7 +1208,7 @@
     <w:r>
       <w:tab/>
       <w:tab/>
-      <w:t>2026-01-19</w:t>
+      <w:t>2026-01-20</w:t>
       <w:br/>
       <w:br/>
     </w:r>

--- a/klagomål/A 57244-2025 FSC-klagomål.docx
+++ b/klagomål/A 57244-2025 FSC-klagomål.docx
@@ -1208,7 +1208,7 @@
     <w:r>
       <w:tab/>
       <w:tab/>
-      <w:t>2026-01-20</w:t>
+      <w:t>2026-01-21</w:t>
       <w:br/>
       <w:br/>
     </w:r>

--- a/klagomål/A 57244-2025 FSC-klagomål.docx
+++ b/klagomål/A 57244-2025 FSC-klagomål.docx
@@ -1208,7 +1208,7 @@
     <w:r>
       <w:tab/>
       <w:tab/>
-      <w:t>2026-01-21</w:t>
+      <w:t>2026-01-23</w:t>
       <w:br/>
       <w:br/>
     </w:r>

--- a/klagomål/A 57244-2025 FSC-klagomål.docx
+++ b/klagomål/A 57244-2025 FSC-klagomål.docx
@@ -1208,7 +1208,7 @@
     <w:r>
       <w:tab/>
       <w:tab/>
-      <w:t>2026-01-23</w:t>
+      <w:t>2026-01-24</w:t>
       <w:br/>
       <w:br/>
     </w:r>

--- a/klagomål/A 57244-2025 FSC-klagomål.docx
+++ b/klagomål/A 57244-2025 FSC-klagomål.docx
@@ -1208,7 +1208,7 @@
     <w:r>
       <w:tab/>
       <w:tab/>
-      <w:t>2026-01-24</w:t>
+      <w:t>2026-01-25</w:t>
       <w:br/>
       <w:br/>
     </w:r>

--- a/klagomål/A 57244-2025 FSC-klagomål.docx
+++ b/klagomål/A 57244-2025 FSC-klagomål.docx
@@ -1208,7 +1208,7 @@
     <w:r>
       <w:tab/>
       <w:tab/>
-      <w:t>2026-01-25</w:t>
+      <w:t>2026-01-26</w:t>
       <w:br/>
       <w:br/>
     </w:r>

--- a/klagomål/A 57244-2025 FSC-klagomål.docx
+++ b/klagomål/A 57244-2025 FSC-klagomål.docx
@@ -1208,7 +1208,7 @@
     <w:r>
       <w:tab/>
       <w:tab/>
-      <w:t>2026-01-26</w:t>
+      <w:t>2026-01-27</w:t>
       <w:br/>
       <w:br/>
     </w:r>

--- a/klagomål/A 57244-2025 FSC-klagomål.docx
+++ b/klagomål/A 57244-2025 FSC-klagomål.docx
@@ -1208,7 +1208,7 @@
     <w:r>
       <w:tab/>
       <w:tab/>
-      <w:t>2026-01-27</w:t>
+      <w:t>2026-01-28</w:t>
       <w:br/>
       <w:br/>
     </w:r>

--- a/klagomål/A 57244-2025 FSC-klagomål.docx
+++ b/klagomål/A 57244-2025 FSC-klagomål.docx
@@ -1437,7 +1437,7 @@
     <w:r>
       <w:tab/>
       <w:tab/>
-      <w:t>2026-02-13</w:t>
+      <w:t>2026-02-17</w:t>
       <w:br/>
       <w:br/>
     </w:r>

--- a/klagomål/A 57244-2025 FSC-klagomål.docx
+++ b/klagomål/A 57244-2025 FSC-klagomål.docx
@@ -1437,7 +1437,7 @@
     <w:r>
       <w:tab/>
       <w:tab/>
-      <w:t>2026-02-17</w:t>
+      <w:t>2026-02-19</w:t>
       <w:br/>
       <w:br/>
     </w:r>

--- a/klagomål/A 57244-2025 FSC-klagomål.docx
+++ b/klagomål/A 57244-2025 FSC-klagomål.docx
@@ -1437,7 +1437,7 @@
     <w:r>
       <w:tab/>
       <w:tab/>
-      <w:t>2026-02-19</w:t>
+      <w:t>2026-02-20</w:t>
       <w:br/>
       <w:br/>
     </w:r>

--- a/klagomål/A 57244-2025 FSC-klagomål.docx
+++ b/klagomål/A 57244-2025 FSC-klagomål.docx
@@ -1437,7 +1437,7 @@
     <w:r>
       <w:tab/>
       <w:tab/>
-      <w:t>2026-02-20</w:t>
+      <w:t>2026-02-21</w:t>
       <w:br/>
       <w:br/>
     </w:r>

--- a/klagomål/A 57244-2025 FSC-klagomål.docx
+++ b/klagomål/A 57244-2025 FSC-klagomål.docx
@@ -1437,7 +1437,7 @@
     <w:r>
       <w:tab/>
       <w:tab/>
-      <w:t>2026-02-21</w:t>
+      <w:t>2026-02-22</w:t>
       <w:br/>
       <w:br/>
     </w:r>

--- a/klagomål/A 57244-2025 FSC-klagomål.docx
+++ b/klagomål/A 57244-2025 FSC-klagomål.docx
@@ -1437,7 +1437,7 @@
     <w:r>
       <w:tab/>
       <w:tab/>
-      <w:t>2026-02-22</w:t>
+      <w:t>2026-02-23</w:t>
       <w:br/>
       <w:br/>
     </w:r>

--- a/klagomål/A 57244-2025 FSC-klagomål.docx
+++ b/klagomål/A 57244-2025 FSC-klagomål.docx
@@ -1437,7 +1437,7 @@
     <w:r>
       <w:tab/>
       <w:tab/>
-      <w:t>2026-02-23</w:t>
+      <w:t>2026-02-24</w:t>
       <w:br/>
       <w:br/>
     </w:r>

--- a/klagomål/A 57244-2025 FSC-klagomål.docx
+++ b/klagomål/A 57244-2025 FSC-klagomål.docx
@@ -1437,7 +1437,7 @@
     <w:r>
       <w:tab/>
       <w:tab/>
-      <w:t>2026-02-24</w:t>
+      <w:t>2026-02-25</w:t>
       <w:br/>
       <w:br/>
     </w:r>

--- a/klagomål/A 57244-2025 FSC-klagomål.docx
+++ b/klagomål/A 57244-2025 FSC-klagomål.docx
@@ -1437,7 +1437,7 @@
     <w:r>
       <w:tab/>
       <w:tab/>
-      <w:t>2026-02-25</w:t>
+      <w:t>2026-02-26</w:t>
       <w:br/>
       <w:br/>
     </w:r>

--- a/klagomål/A 57244-2025 FSC-klagomål.docx
+++ b/klagomål/A 57244-2025 FSC-klagomål.docx
@@ -1437,7 +1437,7 @@
     <w:r>
       <w:tab/>
       <w:tab/>
-      <w:t>2026-02-26</w:t>
+      <w:t>2026-02-28</w:t>
       <w:br/>
       <w:br/>
     </w:r>

--- a/klagomål/A 57244-2025 FSC-klagomål.docx
+++ b/klagomål/A 57244-2025 FSC-klagomål.docx
@@ -1437,7 +1437,7 @@
     <w:r>
       <w:tab/>
       <w:tab/>
-      <w:t>2026-02-28</w:t>
+      <w:t>2026-03-01</w:t>
       <w:br/>
       <w:br/>
     </w:r>

--- a/klagomål/A 57244-2025 FSC-klagomål.docx
+++ b/klagomål/A 57244-2025 FSC-klagomål.docx
@@ -1437,7 +1437,7 @@
     <w:r>
       <w:tab/>
       <w:tab/>
-      <w:t>2026-03-01</w:t>
+      <w:t>2026-03-02</w:t>
       <w:br/>
       <w:br/>
     </w:r>

--- a/klagomål/A 57244-2025 FSC-klagomål.docx
+++ b/klagomål/A 57244-2025 FSC-klagomål.docx
@@ -320,7 +320,7 @@
         <w:rPr>
           <w:i/>
         </w:rPr>
-        <w:t xml:space="preserve"> 9070 Trädklädd betesmark </w:t>
+        <w:t xml:space="preserve"> 9070 Trädklädd betesmark</w:t>
       </w:r>
       <w:r>
         <w:t xml:space="preserve"> (SLU Artdatabanken, 2024).</w:t>
@@ -1437,7 +1437,7 @@
     <w:r>
       <w:tab/>
       <w:tab/>
-      <w:t>2026-03-02</w:t>
+      <w:t>2026-03-03</w:t>
       <w:br/>
       <w:br/>
     </w:r>

--- a/klagomål/A 57244-2025 FSC-klagomål.docx
+++ b/klagomål/A 57244-2025 FSC-klagomål.docx
@@ -1437,7 +1437,7 @@
     <w:r>
       <w:tab/>
       <w:tab/>
-      <w:t>2026-03-03</w:t>
+      <w:t>2026-03-04</w:t>
       <w:br/>
       <w:br/>
     </w:r>

--- a/klagomål/A 57244-2025 FSC-klagomål.docx
+++ b/klagomål/A 57244-2025 FSC-klagomål.docx
@@ -1437,7 +1437,7 @@
     <w:r>
       <w:tab/>
       <w:tab/>
-      <w:t>2026-03-04</w:t>
+      <w:t>2026-03-05</w:t>
       <w:br/>
       <w:br/>
     </w:r>

--- a/klagomål/A 57244-2025 FSC-klagomål.docx
+++ b/klagomål/A 57244-2025 FSC-klagomål.docx
@@ -1437,7 +1437,7 @@
     <w:r>
       <w:tab/>
       <w:tab/>
-      <w:t>2026-03-05</w:t>
+      <w:t>2026-03-06</w:t>
       <w:br/>
       <w:br/>
     </w:r>

--- a/klagomål/A 57244-2025 FSC-klagomål.docx
+++ b/klagomål/A 57244-2025 FSC-klagomål.docx
@@ -1437,7 +1437,7 @@
     <w:r>
       <w:tab/>
       <w:tab/>
-      <w:t>2026-03-06</w:t>
+      <w:t>2026-03-07</w:t>
       <w:br/>
       <w:br/>
     </w:r>

--- a/klagomål/A 57244-2025 FSC-klagomål.docx
+++ b/klagomål/A 57244-2025 FSC-klagomål.docx
@@ -1437,7 +1437,7 @@
     <w:r>
       <w:tab/>
       <w:tab/>
-      <w:t>2026-03-07</w:t>
+      <w:t>2026-03-08</w:t>
       <w:br/>
       <w:br/>
     </w:r>

--- a/klagomål/A 57244-2025 FSC-klagomål.docx
+++ b/klagomål/A 57244-2025 FSC-klagomål.docx
@@ -1437,7 +1437,7 @@
     <w:r>
       <w:tab/>
       <w:tab/>
-      <w:t>2026-03-08</w:t>
+      <w:t>2026-03-09</w:t>
       <w:br/>
       <w:br/>
     </w:r>

--- a/klagomål/A 57244-2025 FSC-klagomål.docx
+++ b/klagomål/A 57244-2025 FSC-klagomål.docx
@@ -1437,7 +1437,7 @@
     <w:r>
       <w:tab/>
       <w:tab/>
-      <w:t>2026-03-09</w:t>
+      <w:t>2026-03-10</w:t>
       <w:br/>
       <w:br/>
     </w:r>

--- a/klagomål/A 57244-2025 FSC-klagomål.docx
+++ b/klagomål/A 57244-2025 FSC-klagomål.docx
@@ -557,7 +557,7 @@
         <w:t>Spillkråka (NT, §4)</w:t>
       </w:r>
       <w:r>
-        <w:t xml:space="preserve"> är rödlistad som nära hotad och ingår i bilaga 1 i EU:s fågeldirektiv. Den minskar i population på grund av minskad tillgång på lämpliga bo- och födoträd och minskad födotillgång. Spillkråkans minskningstakt har uppgått till 19 (24–10) % under de senaste 15 åren. Minskningstakten för den svenska populationen bedöms vara nära gränsvärdet för Sårbar (VU) (A2bc). Skogsbruk med korta omloppstider och täta, homogena ungskogar utgör det största hotet. Spillkråka är typisk art för </w:t>
+        <w:t xml:space="preserve"> är rödlistad som nära hotad och ingår i bilaga 1 i EU:s fågeldirektiv. Den minskar i population på grund av minskad tillgång på lämpliga bo- och födoträd och minskad födotillgång. Spillkråkans minskningstakt har uppgått till 19 (24–10) % under de senaste 15 åren och bedöms vara nära gränsvärdet för Sårbar (VU) (A2bc). Spillkråka är en nyckelart i skogliga miljöer vars övergivna bohål utnyttjas av flera andra hålhäckande fågelarter och fladdermöss. Den behöver grova träd, främst tall, asp och bok som boträd. Skogsbruk med korta omloppstider och täta, homogena ungskogar utgör det största hotet. Spillkråka är typisk art för </w:t>
       </w:r>
       <w:r>
         <w:rPr>
@@ -575,7 +575,7 @@
         <w:t xml:space="preserve"> 9740 Skogsbevuxen myr </w:t>
       </w:r>
       <w:r>
-        <w:t>(SLU Artdatabanken, 2023).</w:t>
+        <w:t>(SLU Artdatabanken, 2025; Skogsstyrelsen 2016).</w:t>
       </w:r>
     </w:p>
     <w:p>
@@ -586,7 +586,7 @@
         <w:t>Talltita (NT, §4)</w:t>
       </w:r>
       <w:r>
-        <w:t>, rödlistad som nära hotad och prioriterad art i Skogsvårdslagen har häckningsrevir i anmälan. Arten har minskat kraftigt de senaste 30 åren och minskningstakten innevarande 10-årsperiod beräknas till 20 (10–30) %. Talltitan är synnerligen trogen sitt cirka 15 hektar stora revir och är beroende av flerskiktade olikåldriga skogar för att kunna föda upp sina ungar. Talltitan försvinner om dess livsmiljö kalavverkas (Eggers &amp; Low (2014); Ekman (1979); Griesser et al (2007); Klein (2020); Siffczyk et al (2003); SLU Artdatabanken (2021).</w:t>
+        <w:t>, rödlistad som nära hotad och prioriterad art i Skogsvårdslagen, har häckningsrevir i anmälan. Arten har minskat kraftigt de senaste 30 åren och minskningstakten innevarande 10-årsperiod beräknas till 20 (10–30) %. Talltitan är synnerligen trogen sitt cirka 15 hektar stora revir och är beroende av flerskiktade olikåldriga skogar för att kunna föda upp sina ungar. Talltitan försvinner om dess livsmiljö kalavverkas (Eggers &amp; Low, 2014; Ekman, 1979; Griesser et al, 2007; Klein, 2020; Siffczyk et al, 2003; SLU Artdatabanken, 2021).</w:t>
       </w:r>
     </w:p>
     <w:p>
@@ -1090,7 +1090,7 @@
         <w:t xml:space="preserve"> 9740 Skogsbevuxen myr</w:t>
       </w:r>
       <w:r>
-        <w:t xml:space="preserve"> och ingår i bilaga 1 i EU:s fågeldirektiv. Spillkråka lever i både barr- och blandskog liksom i ren lövskog. De tätaste populationerna tenderar att finnas i äldre, variationsrik blandskog med gott om död ved och gamla träd.</w:t>
+        <w:t xml:space="preserve"> och ingår i bilaga 1 i EU:s fågeldirektiv. Spillkråka lever i både barr- och blandskog liksom i ren lövskog. De tätaste populationerna tenderar att finnas i äldre, variationsrik blandskog med gott om död ved och gamla träd. Spillkråka är en nyckelart i skogliga miljöer vars övergivna bohål utnyttjas av flera andra hålhäckande fågelarter och fladdermöss (SLU Artdatabanken, 2023; Skogsstyrelsen 2016).</w:t>
       </w:r>
     </w:p>
     <w:p>
@@ -1108,7 +1108,21 @@
     </w:p>
     <w:p>
       <w:r>
-        <w:t xml:space="preserve">SLU Artdatabanken, 2021. </w:t>
+        <w:t xml:space="preserve">Skogsstyrelsen, 2016. </w:t>
+      </w:r>
+      <w:r>
+        <w:rPr>
+          <w:i/>
+        </w:rPr>
+        <w:t xml:space="preserve">Vägledning för hänsyn till spillkråka. </w:t>
+      </w:r>
+      <w:r>
+        <w:t>Vägledningar och kunskapsstöd artskydd – Skogsstyrelsen.</w:t>
+      </w:r>
+    </w:p>
+    <w:p>
+      <w:r>
+        <w:t xml:space="preserve">SLU Artdatabanken, 2023. </w:t>
       </w:r>
       <w:r>
         <w:rPr>
@@ -1437,7 +1451,7 @@
     <w:r>
       <w:tab/>
       <w:tab/>
-      <w:t>2026-03-10</w:t>
+      <w:t>2026-03-11</w:t>
       <w:br/>
       <w:br/>
     </w:r>

--- a/klagomål/A 57244-2025 FSC-klagomål.docx
+++ b/klagomål/A 57244-2025 FSC-klagomål.docx
@@ -1451,7 +1451,7 @@
     <w:r>
       <w:tab/>
       <w:tab/>
-      <w:t>2026-03-11</w:t>
+      <w:t>2026-03-12</w:t>
       <w:br/>
       <w:br/>
     </w:r>

--- a/klagomål/A 57244-2025 FSC-klagomål.docx
+++ b/klagomål/A 57244-2025 FSC-klagomål.docx
@@ -1451,7 +1451,7 @@
     <w:r>
       <w:tab/>
       <w:tab/>
-      <w:t>2026-03-12</w:t>
+      <w:t>2026-03-13</w:t>
       <w:br/>
       <w:br/>
     </w:r>

--- a/klagomål/A 57244-2025 FSC-klagomål.docx
+++ b/klagomål/A 57244-2025 FSC-klagomål.docx
@@ -1437,7 +1437,7 @@
     <w:r>
       <w:tab/>
       <w:tab/>
-      <w:t>2026-04-14</w:t>
+      <w:t>2026-04-15</w:t>
       <w:br/>
       <w:br/>
     </w:r>

--- a/klagomål/A 57244-2025 FSC-klagomål.docx
+++ b/klagomål/A 57244-2025 FSC-klagomål.docx
@@ -1437,7 +1437,7 @@
     <w:r>
       <w:tab/>
       <w:tab/>
-      <w:t>2026-04-15</w:t>
+      <w:t>2026-04-16</w:t>
       <w:br/>
       <w:br/>
     </w:r>

--- a/klagomål/A 57244-2025 FSC-klagomål.docx
+++ b/klagomål/A 57244-2025 FSC-klagomål.docx
@@ -1437,7 +1437,7 @@
     <w:r>
       <w:tab/>
       <w:tab/>
-      <w:t>2026-04-16</w:t>
+      <w:t>2026-04-17</w:t>
       <w:br/>
       <w:br/>
     </w:r>

--- a/klagomål/A 57244-2025 FSC-klagomål.docx
+++ b/klagomål/A 57244-2025 FSC-klagomål.docx
@@ -1437,7 +1437,7 @@
     <w:r>
       <w:tab/>
       <w:tab/>
-      <w:t>2026-04-17</w:t>
+      <w:t>2026-04-18</w:t>
       <w:br/>
       <w:br/>
     </w:r>

--- a/klagomål/A 57244-2025 FSC-klagomål.docx
+++ b/klagomål/A 57244-2025 FSC-klagomål.docx
@@ -421,7 +421,7 @@
         <w:t>Skrovellav (NT)</w:t>
       </w:r>
       <w:r>
-        <w:t xml:space="preserve"> växer på gamla lövträd och på klippor i gamla skogar med hög och jämn luftfuktighet. Slutavverkning av kontinuitetsskog utgör det största hotet och lavens fortsatta förekomst bör säkerställas genom att lokaler med äldre skog skyddas. I områden med mycket hög luftfuktighet kan man på bålen av skrovellav finna de sällsynta parasitsvamparna skrovellavsknapp (EN) och </w:t>
+        <w:t xml:space="preserve"> växer på gamla lövträd och på klippor i gamla skogar med hög och jämn luftfuktighet. Slutavverkning av kontinuitetsskog utgör det största hotet och lavens fortsatta förekomst bör säkerställas genom att lokaler med äldre skog skyddas. I områden med mycket hög luftfuktighet kan man på bålen av skrovellav finna de sällsynta parasitsvamparna skrovellavsknapp (EN), </w:t>
       </w:r>
       <w:r>
         <w:rPr>
@@ -430,7 +430,16 @@
         <w:t>Catillaria lobariicola</w:t>
       </w:r>
       <w:r>
-        <w:t xml:space="preserve"> (VU). Skrovellav är typisk art för </w:t>
+        <w:t xml:space="preserve"> (VU) och </w:t>
+      </w:r>
+      <w:r>
+        <w:rPr>
+          <w:i/>
+        </w:rPr>
+        <w:t>Merismatium lobariae</w:t>
+      </w:r>
+      <w:r>
+        <w:t xml:space="preserve"> (DD). Skrovellav är typisk art för </w:t>
       </w:r>
       <w:r>
         <w:rPr>
@@ -1437,7 +1446,7 @@
     <w:r>
       <w:tab/>
       <w:tab/>
-      <w:t>2026-04-18</w:t>
+      <w:t>2026-04-19</w:t>
       <w:br/>
       <w:br/>
     </w:r>

--- a/klagomål/A 57244-2025 FSC-klagomål.docx
+++ b/klagomål/A 57244-2025 FSC-klagomål.docx
@@ -1446,7 +1446,7 @@
     <w:r>
       <w:tab/>
       <w:tab/>
-      <w:t>2026-04-19</w:t>
+      <w:t>2026-04-20</w:t>
       <w:br/>
       <w:br/>
     </w:r>

--- a/klagomål/A 57244-2025 FSC-klagomål.docx
+++ b/klagomål/A 57244-2025 FSC-klagomål.docx
@@ -1446,7 +1446,7 @@
     <w:r>
       <w:tab/>
       <w:tab/>
-      <w:t>2026-04-20</w:t>
+      <w:t>2026-04-21</w:t>
       <w:br/>
       <w:br/>
     </w:r>

--- a/klagomål/A 57244-2025 FSC-klagomål.docx
+++ b/klagomål/A 57244-2025 FSC-klagomål.docx
@@ -1446,7 +1446,7 @@
     <w:r>
       <w:tab/>
       <w:tab/>
-      <w:t>2026-04-21</w:t>
+      <w:t>2026-04-22</w:t>
       <w:br/>
       <w:br/>
     </w:r>

--- a/klagomål/A 57244-2025 FSC-klagomål.docx
+++ b/klagomål/A 57244-2025 FSC-klagomål.docx
@@ -1446,7 +1446,7 @@
     <w:r>
       <w:tab/>
       <w:tab/>
-      <w:t>2026-04-22</w:t>
+      <w:t>2026-04-23</w:t>
       <w:br/>
       <w:br/>
     </w:r>

--- a/klagomål/A 57244-2025 FSC-klagomål.docx
+++ b/klagomål/A 57244-2025 FSC-klagomål.docx
@@ -1446,7 +1446,7 @@
     <w:r>
       <w:tab/>
       <w:tab/>
-      <w:t>2026-04-23</w:t>
+      <w:t>2026-04-24</w:t>
       <w:br/>
       <w:br/>
     </w:r>

--- a/klagomål/A 57244-2025 FSC-klagomål.docx
+++ b/klagomål/A 57244-2025 FSC-klagomål.docx
@@ -1446,7 +1446,7 @@
     <w:r>
       <w:tab/>
       <w:tab/>
-      <w:t>2026-04-24</w:t>
+      <w:t>2026-04-25</w:t>
       <w:br/>
       <w:br/>
     </w:r>

--- a/klagomål/A 57244-2025 FSC-klagomål.docx
+++ b/klagomål/A 57244-2025 FSC-klagomål.docx
@@ -1446,7 +1446,7 @@
     <w:r>
       <w:tab/>
       <w:tab/>
-      <w:t>2026-04-25</w:t>
+      <w:t>2026-04-26</w:t>
       <w:br/>
       <w:br/>
     </w:r>

--- a/klagomål/A 57244-2025 FSC-klagomål.docx
+++ b/klagomål/A 57244-2025 FSC-klagomål.docx
@@ -1446,7 +1446,7 @@
     <w:r>
       <w:tab/>
       <w:tab/>
-      <w:t>2026-04-26</w:t>
+      <w:t>2026-04-27</w:t>
       <w:br/>
       <w:br/>
     </w:r>

--- a/klagomål/A 57244-2025 FSC-klagomål.docx
+++ b/klagomål/A 57244-2025 FSC-klagomål.docx
@@ -1446,7 +1446,7 @@
     <w:r>
       <w:tab/>
       <w:tab/>
-      <w:t>2026-04-27</w:t>
+      <w:t>2026-04-28</w:t>
       <w:br/>
       <w:br/>
     </w:r>

--- a/klagomål/A 57244-2025 FSC-klagomål.docx
+++ b/klagomål/A 57244-2025 FSC-klagomål.docx
@@ -1446,7 +1446,7 @@
     <w:r>
       <w:tab/>
       <w:tab/>
-      <w:t>2026-04-28</w:t>
+      <w:t>2026-04-29</w:t>
       <w:br/>
       <w:br/>
     </w:r>

--- a/klagomål/A 57244-2025 FSC-klagomål.docx
+++ b/klagomål/A 57244-2025 FSC-klagomål.docx
@@ -1446,7 +1446,7 @@
     <w:r>
       <w:tab/>
       <w:tab/>
-      <w:t>2026-04-29</w:t>
+      <w:t>2026-04-30</w:t>
       <w:br/>
       <w:br/>
     </w:r>

--- a/klagomål/A 57244-2025 FSC-klagomål.docx
+++ b/klagomål/A 57244-2025 FSC-klagomål.docx
@@ -1446,7 +1446,7 @@
     <w:r>
       <w:tab/>
       <w:tab/>
-      <w:t>2026-06-15</w:t>
+      <w:t>2026-06-16</w:t>
       <w:br/>
       <w:br/>
     </w:r>

--- a/klagomål/A 57244-2025 FSC-klagomål.docx
+++ b/klagomål/A 57244-2025 FSC-klagomål.docx
@@ -1446,7 +1446,7 @@
     <w:r>
       <w:tab/>
       <w:tab/>
-      <w:t>2026-06-16</w:t>
+      <w:t>2026-06-17</w:t>
       <w:br/>
       <w:br/>
     </w:r>

--- a/klagomål/A 57244-2025 FSC-klagomål.docx
+++ b/klagomål/A 57244-2025 FSC-klagomål.docx
@@ -1,6 +1,6 @@
 
 <file path=word/document.xml><?xml version="1.0" encoding="utf-8"?>
-<w:document xmlns:wpc="http://schemas.microsoft.com/office/word/2010/wordprocessingCanvas" xmlns:cx="http://schemas.microsoft.com/office/drawing/2014/chartex" xmlns:cx1="http://schemas.microsoft.com/office/drawing/2015/9/8/chartex" xmlns:cx2="http://schemas.microsoft.com/office/drawing/2015/10/21/chartex" xmlns:cx3="http://schemas.microsoft.com/office/drawing/2016/5/9/chartex" xmlns:cx4="http://schemas.microsoft.com/office/drawing/2016/5/10/chartex" xmlns:cx5="http://schemas.microsoft.com/office/drawing/2016/5/11/chartex" xmlns:cx6="http://schemas.microsoft.com/office/drawing/2016/5/12/chartex" xmlns:cx7="http://schemas.microsoft.com/office/drawing/2016/5/13/chartex" xmlns:cx8="http://schemas.microsoft.com/office/drawing/2016/5/14/chartex" xmlns:mc="http://schemas.openxmlformats.org/markup-compatibility/2006" xmlns:aink="http://schemas.microsoft.com/office/drawing/2016/ink" xmlns:am3d="http://schemas.microsoft.com/office/drawing/2017/model3d" xmlns:o="urn:schemas-microsoft-com:office:office" xmlns:oel="http://schemas.microsoft.com/office/2019/extlst" xmlns:r="http://schemas.openxmlformats.org/officeDocument/2006/relationships" xmlns:m="http://schemas.openxmlformats.org/officeDocument/2006/math" xmlns:v="urn:schemas-microsoft-com:vml" xmlns:wp14="http://schemas.microsoft.com/office/word/2010/wordprocessingDrawing" xmlns:wp="http://schemas.openxmlformats.org/drawingml/2006/wordprocessingDrawing" xmlns:w10="urn:schemas-microsoft-com:office:word" xmlns:w="http://schemas.openxmlformats.org/wordprocessingml/2006/main" xmlns:w14="http://schemas.microsoft.com/office/word/2010/wordml" xmlns:w15="http://schemas.microsoft.com/office/word/2012/wordml" xmlns:w16cex="http://schemas.microsoft.com/office/word/2018/wordml/cex" xmlns:w16cid="http://schemas.microsoft.com/office/word/2016/wordml/cid" xmlns:w16="http://schemas.microsoft.com/office/word/2018/wordml" xmlns:w16sdtdh="http://schemas.microsoft.com/office/word/2020/wordml/sdtdatahash" xmlns:w16se="http://schemas.microsoft.com/office/word/2015/wordml/symex" xmlns:wpg="http://schemas.microsoft.com/office/word/2010/wordprocessingGroup" xmlns:wpi="http://schemas.microsoft.com/office/word/2010/wordprocessingInk" xmlns:wne="http://schemas.microsoft.com/office/word/2006/wordml" xmlns:wps="http://schemas.microsoft.com/office/word/2010/wordprocessingShape" mc:Ignorable="w14 w15 w16se w16cid w16 w16cex w16sdtdh wp14">
+<w:document xmlns:wpc="http://schemas.microsoft.com/office/word/2010/wordprocessingCanvas" xmlns:cx="http://schemas.microsoft.com/office/drawing/2014/chartex" xmlns:cx1="http://schemas.microsoft.com/office/drawing/2015/9/8/chartex" xmlns:cx2="http://schemas.microsoft.com/office/drawing/2015/10/21/chartex" xmlns:cx3="http://schemas.microsoft.com/office/drawing/2016/5/9/chartex" xmlns:cx4="http://schemas.microsoft.com/office/drawing/2016/5/10/chartex" xmlns:cx5="http://schemas.microsoft.com/office/drawing/2016/5/11/chartex" xmlns:cx6="http://schemas.microsoft.com/office/drawing/2016/5/12/chartex" xmlns:cx7="http://schemas.microsoft.com/office/drawing/2016/5/13/chartex" xmlns:cx8="http://schemas.microsoft.com/office/drawing/2016/5/14/chartex" xmlns:mc="http://schemas.openxmlformats.org/markup-compatibility/2006" xmlns:aink="http://schemas.microsoft.com/office/drawing/2016/ink" xmlns:am3d="http://schemas.microsoft.com/office/drawing/2017/model3d" xmlns:o="urn:schemas-microsoft-com:office:office" xmlns:oel="http://schemas.microsoft.com/office/2019/extlst" xmlns:r="http://schemas.openxmlformats.org/officeDocument/2006/relationships" xmlns:m="http://schemas.openxmlformats.org/officeDocument/2006/math" xmlns:v="urn:schemas-microsoft-com:vml" xmlns:wp14="http://schemas.microsoft.com/office/word/2010/wordprocessingDrawing" xmlns:wp="http://schemas.openxmlformats.org/drawingml/2006/wordprocessingDrawing" xmlns:w10="urn:schemas-microsoft-com:office:word" xmlns:w="http://schemas.openxmlformats.org/wordprocessingml/2006/main" xmlns:w14="http://schemas.microsoft.com/office/word/2010/wordml" xmlns:w15="http://schemas.microsoft.com/office/word/2012/wordml" xmlns:w16cex="http://schemas.microsoft.com/office/word/2018/wordml/cex" xmlns:w16cid="http://schemas.microsoft.com/office/word/2016/wordml/cid" xmlns:w16="http://schemas.microsoft.com/office/word/2018/wordml" xmlns:w16du="http://schemas.microsoft.com/office/word/2023/wordml/word16du" xmlns:w16sdtdh="http://schemas.microsoft.com/office/word/2020/wordml/sdtdatahash" xmlns:w16sdtfl="http://schemas.microsoft.com/office/word/2024/wordml/sdtformatlock" xmlns:w16se="http://schemas.microsoft.com/office/word/2015/wordml/symex" xmlns:wpg="http://schemas.microsoft.com/office/word/2010/wordprocessingGroup" xmlns:wpi="http://schemas.microsoft.com/office/word/2010/wordprocessingInk" xmlns:wne="http://schemas.microsoft.com/office/word/2006/wordml" xmlns:wps="http://schemas.microsoft.com/office/word/2010/wordprocessingShape" mc:Ignorable="w14 w15 w16se w16cid w16 w16cex w16sdtdh w16sdtfl w16du wp14">
   <w:body>
     <w:p>
       <w:r>
@@ -168,7 +168,7 @@
     </w:p>
     <w:p>
       <w:r>
-        <w:t>Detta dokument behandlar höga naturvärden i avverkningsanmälan A 57244-2025 i Bergs kommun. Denna avverkningsanmälan inkom 2025-11-18 15:07:38 och omfattar 17,7 ha.</w:t>
+        <w:t>Detta dokument behandlar höga naturvärden i avverkningsanmälan A 57244-2025 i Bergs kommun som inkom 2025-11-18 och omfattar 17,7 ha.</w:t>
       </w:r>
     </w:p>
     <w:p>
@@ -191,12 +191,15 @@
     </w:p>
     <w:p>
       <w:r>
-        <w:t>I avverkningsanmälan har följande 15 naturvårdsarter hittats: doftticka (VU, §8), blågrå svartspik (NT), brunpudrad nållav (NT), gammelgransskål (NT), garnlav (NT), kolflarnlav (NT), lunglav (NT), mörk kolflarnlav (NT), skrovellav (NT), spillkråka (NT, §4), talltita (NT, §4), vedflamlav (NT), violettgrå tagellav (NT), vedticka (S) och tjäder (§4). Av dessa är 13 rödlistade. För rödlistade arter har rödlistekategorin angivits inom parentes. Arter som är signalarter enligt Skogsstyrelsen har markerats med (S). För fridlysta arter anges även paragrafen i Artskyddsförordningen som arten är fridlyst enligt.</w:t>
+        <w:t>I och inom 23 meter från avverkningsanmälan har följande 16 naturvårdsarter hittats: doftticka (VU, T, §8), garnlav (VU, T), blågrå svartspik (NT), brunpudrad nållav (NT, T), gammelgransskål (NT, T), kolflarnlav (NT, T), lunglav (NT, T), mörk kolflarnlav (NT), skrovellav (NT, T), talltita (NT, §4), vedflamlav (NT), violettgrå tagellav (NT, T), vitgrynig nållav (NT), vedticka (S, T), spillkråka (T, §4) och tjäder (T, §4). Av dessa är 13 rödlistade. För rödlistade arter har rödlistekategorin angivits inom parentes. Arter som är signalarter enligt Skogsstyrelsen har markerats med (S). Typiska arter inom Natura 2000 som är kopplade till skogsekosystem har markerats med (T). För fridlysta arter anges även paragrafen i Artskyddsförordningen som arten är fridlyst enligt.</w:t>
       </w:r>
     </w:p>
     <w:p>
       <w:r>
-        <w:t>De påträffade naturvårdsarterna är ett tydligt kvitto på att detta rör sig om en skog med höga naturvärden. I Figur 1 visas en karta över det avverkningsanmälda området, där samtliga fyndplatser för naturvårdsarter som finns registrerade på Artportalen har markerats.</w:t>
+        <w:t>De påträffade naturvårdsarterna är ett tydligt kvitto på att det rör sig om en skog med höga naturvärden.</w:t>
+      </w:r>
+      <w:r>
+        <w:t xml:space="preserve"> I Figur 1 visas fyndplatser för naturvårdsarter i området, som finns registrerade på Artportalen.</w:t>
       </w:r>
     </w:p>
     <w:p>
@@ -206,7 +209,7 @@
       <w:r>
         <w:drawing>
           <wp:inline xmlns:a="http://schemas.openxmlformats.org/drawingml/2006/main" xmlns:pic="http://schemas.openxmlformats.org/drawingml/2006/picture">
-            <wp:extent cx="5486400" cy="3807885"/>
+            <wp:extent cx="5486400" cy="5122525"/>
             <wp:docPr id="1" name="Picture 1"/>
             <wp:cNvGraphicFramePr>
               <a:graphicFrameLocks noChangeAspect="1"/>
@@ -227,7 +230,7 @@
                   <pic:spPr>
                     <a:xfrm>
                       <a:off x="0" y="0"/>
-                      <a:ext cx="5486400" cy="3807885"/>
+                      <a:ext cx="5486400" cy="5122525"/>
                     </a:xfrm>
                     <a:prstGeom prst="rect"/>
                   </pic:spPr>
@@ -241,9 +244,148 @@
     <w:p>
       <w:pPr>
         <w:pStyle w:val="Caption"/>
+        <w:spacing w:after="240"/>
       </w:pPr>
       <w:r>
-        <w:t>Figur 1. Fyndplatser för naturvårdsarter i det avverkningsanmälda området (röd linje). Markörer utan svart kant är placerade på fyndplatsen. Markörer med svart kant är placerade vid sidan av fyndplatsen och har ett svart streck som visar fyndplatsens exakta position. Kartans mittpunktskoordinat är N 6939357, E 485752 i SWEREF 99 TM.</w:t>
+        <w:t>Figur 1. Fyndplatser för naturvårdsarter i och inom 23 meter från avverkningsanmälan (röd linje). Markörer utan svart kant är placerade på fyndplatsen. Markörer med svart kant är placerade vid sidan av fyndplatsen och har ett svart streck som visar fyndplatsens exakta position. Kartans mittpunktskoordinat är N 6939357, E 485752 i SWEREF 99 TM.</w:t>
+      </w:r>
+    </w:p>
+    <w:p>
+      <w:pPr>
+        <w:pStyle w:val="Heading2"/>
+      </w:pPr>
+      <w:r>
+        <w:t>Fridlysta arter</w:t>
+      </w:r>
+    </w:p>
+    <w:p>
+      <w:r>
+        <w:t>Följande fridlysta arter har sina livsmiljöer och växtplatser i den avverkningsanmälda skogen: doftticka (VU, T, §8), talltita (NT, §4), spillkråka (T, §4) och tjäder (T, §4).</w:t>
+      </w:r>
+    </w:p>
+    <w:p>
+      <w:r>
+        <w:t xml:space="preserve">Observera att medlemsländerna är skyldiga att agera i enlighet med EU:s fågeldirektiv där det uttryckligen står att direktivet gäller för fåglar samt för deras ägg, bon och </w:t>
+      </w:r>
+      <w:r>
+        <w:rPr>
+          <w:b/>
+        </w:rPr>
+        <w:t xml:space="preserve">livsmiljöer </w:t>
+      </w:r>
+      <w:r>
+        <w:t>(artikel 1). Vidare att de åtgärder som vidtas inte får leda till en försämring av den nuvarande situationen beträffande bevarandet av de fågelarter som avses i artikel 1 (artikel 13). Fågeldirektivet är styrande för tillsynsansvariga myndigheters ärendehantering, ställningstaganden och beslutsfattande.</w:t>
+      </w:r>
+    </w:p>
+    <w:p>
+      <w:r>
+        <w:rPr>
+          <w:b/>
+        </w:rPr>
+        <w:t>Doftticka (VU, §8)</w:t>
+      </w:r>
+      <w:r>
+        <w:t xml:space="preserve"> är rödlistad som sårbar (VU) och fridlyst enligt 8§ artskyddsförordningen. Den är även globalt rödlistad som Nära hotad (NT) vilket innebär att Sverige har ett internationellt ansvar för arten. Doftticka är beroende av hög och jämn luftfuktighet i gamla, ostörda skogsmiljöer och är känslig för snabba förändringar av ljus-/vindförhållanden eller uttorkning. Dofttickan är placerad i toppen av Skogsstyrelsens värdepyramid för bedömning av skog med höga naturvärden och signalerar alltid gamla sälgar och skogsområden med höga naturvärden. Avverkning av värdträd (främst sälg) utgör det största hotet och när gamla och olikåldriga skogar med sälg avverkas försvinner oftast sälgen. Dofttickan har minskat med ca 30 % under de senaste 30 åren och är typisk art för </w:t>
+      </w:r>
+      <w:r>
+        <w:rPr>
+          <w:i/>
+        </w:rPr>
+        <w:t>9010 Taiga</w:t>
+      </w:r>
+      <w:r>
+        <w:t xml:space="preserve"> och</w:t>
+      </w:r>
+      <w:r>
+        <w:rPr>
+          <w:i/>
+        </w:rPr>
+        <w:t xml:space="preserve"> 9050 Näringsrik granskog </w:t>
+      </w:r>
+      <w:r>
+        <w:t>(IUCN Redlist, 2024; Nitare &amp; Skogsstyrelsen, 2019; SLU Artdatabanken, 2024).</w:t>
+      </w:r>
+    </w:p>
+    <w:p>
+      <w:r>
+        <w:rPr>
+          <w:b/>
+        </w:rPr>
+        <w:t>Spillkråka (§4)</w:t>
+      </w:r>
+      <w:r>
+        <w:t xml:space="preserve"> omfattas av bilaga 1 i EU:s fågeldirektiv och är typisk art för </w:t>
+      </w:r>
+      <w:r>
+        <w:rPr>
+          <w:i/>
+        </w:rPr>
+        <w:t xml:space="preserve">9010 Taiga </w:t>
+      </w:r>
+      <w:r>
+        <w:t>och</w:t>
+      </w:r>
+      <w:r>
+        <w:rPr>
+          <w:i/>
+        </w:rPr>
+        <w:t xml:space="preserve"> 9740 Skogsbevuxen myr</w:t>
+      </w:r>
+      <w:r>
+        <w:t>. Den behöver grova träd, främst tall, asp och bok som boträd. Skogsbruk med korta omloppstider och täta, homogena ungskogar utgör det största hotet. Spillkråka är en nyckelart i skogliga miljöer vars övergivna bohål utnyttjas av flera andra hålhäckande fågelarter och fladdermöss, däribland pärluggla (EN, §4), knipa (§4), salskrake (§4) och skogsduva (§4). Hökuggla (VU, §4) och slaguggla (§4) häckar ofta i högstubbar som brutits av i höjd med ett gammalt spillkråkebo (SLU Artdatabanken, 2026; Skogsstyrelsen, 2016).</w:t>
+      </w:r>
+    </w:p>
+    <w:p>
+      <w:r>
+        <w:rPr>
+          <w:b/>
+        </w:rPr>
+        <w:t>Talltita (NT, §4)</w:t>
+      </w:r>
+      <w:r>
+        <w:t>, rödlistad som nära hotad och prioriterad art i Skogsvårdslagen, har häckningsrevir i anmälan. Arten har minskat kraftigt de senaste 30 åren och minskningstakten innevarande 10-årsperiod beräknas till 20 (10–30) %. Talltitan är synnerligen trogen sitt cirka 15 hektar stora revir och är beroende av flerskiktade olikåldriga skogar för att kunna föda upp sina ungar. Talltitan försvinner om dess livsmiljö kalavverkas (Eggers &amp; Low, 2014; Ekman, 1979; Griesser et al, 2007; Klein, 2020; Siffczyk et al, 2003; SLU Artdatabanken, 2021).</w:t>
+      </w:r>
+    </w:p>
+    <w:p>
+      <w:r>
+        <w:rPr>
+          <w:b/>
+        </w:rPr>
+        <w:t>Tjäder (§4)</w:t>
+      </w:r>
+      <w:r>
+        <w:t xml:space="preserve"> omfattas av bilaga 1 och 2 EU:s fågeldirektiv och är typisk art för </w:t>
+      </w:r>
+      <w:r>
+        <w:rPr>
+          <w:i/>
+        </w:rPr>
+        <w:t xml:space="preserve">9010 Taiga </w:t>
+      </w:r>
+      <w:r>
+        <w:t xml:space="preserve">och </w:t>
+      </w:r>
+      <w:r>
+        <w:rPr>
+          <w:i/>
+        </w:rPr>
+        <w:t>9740 Skogsbevuxen myr</w:t>
+      </w:r>
+      <w:r>
+        <w:t>. Tjädern är en utpräglad skogsfågel knuten till större sammanhängande barrskogsområden. Tupparna och hönorna utnyttjar till viss del olika miljöer, och habitatvalet varierar dessutom mellan olika delar av året. För att det ska finnas livskraftiga tjäderbestånd krävs funktionella skogslandskap med en blandning av uppvuxen, gles och luckig skog, täta sumpskogar, myrar och andra små våtmarker. Arten försvinner när skogen fragmenteras och den sammanlagda arealen hyggen och andra öppna områden blir för stor. Ett småskaligt och försiktigt virkesuttag genom hyggesfria metoder kan i vissa fall vara möjligt i området inom 200 m från lekcentrum. Längre ut från lekcentrum, inom 200–500 m bör den avverkade ytan inte överskrida 1 hektar för att undvika alltför stora och snabba förändringar (Skogsstyrelsen, 2019; SLU Artdatabanken, 2024).</w:t>
+      </w:r>
+    </w:p>
+    <w:p>
+      <w:r>
+        <w:t>I BILAGA 1 finns mer detaljerad information om ekologi samt krav på livsmiljö hos fridlysta arter.</w:t>
+      </w:r>
+    </w:p>
+    <w:p>
+      <w:pPr>
+        <w:pStyle w:val="Heading2"/>
+      </w:pPr>
+      <w:r>
+        <w:t>Övriga naturvårdsarter</w:t>
       </w:r>
     </w:p>
     <w:p>
@@ -518,6 +660,17 @@
       </w:r>
       <w:r>
         <w:t xml:space="preserve"> (SLU Artdatabanken, 2024; Nitare &amp; Skogsstyrelsen, 2019).</w:t>
+      </w:r>
+    </w:p>
+    <w:p>
+      <w:r>
+        <w:rPr>
+          <w:b/>
+        </w:rPr>
+        <w:t>Vitgrynig nållav (NT)</w:t>
+      </w:r>
+      <w:r>
+        <w:t xml:space="preserve"> växer nästan uteslutande på bark av gamla, senvuxna granar i skuggiga lägen med hög och jämn luftfuktighet. Den vanligaste naturtypen för arten är kontinuitetsskogar på frisk mark men den finns också i sumpgranskogar. På lång sikt utgör avverkningar av olikåldriga granskogar av naturskogskaraktär ett allvarligt hot mot arten och skogsbruksåtgärder på eller i närheten av växtplatserna bör undvikas. Naturskogsartade, fuktiga granskogar med förekomster av arten signalerar höga biologiska värden och bör bevaras (SLU Artdatabanken, 2024; Nitare &amp; Skogsstyrelsen, 2019).</w:t>
       </w:r>
     </w:p>
     <w:p>
@@ -525,136 +678,6 @@
         <w:pStyle w:val="Heading1"/>
       </w:pPr>
       <w:r>
-        <w:t>Fridlysta arter</w:t>
-      </w:r>
-    </w:p>
-    <w:p>
-      <w:r>
-        <w:t>Följande fridlysta arter har sina livsmiljöer och växtplatser i den avverkningsanmälda skogen: doftticka (VU, §8), spillkråka (NT, §4), talltita (NT, §4) och tjäder (§4).</w:t>
-      </w:r>
-    </w:p>
-    <w:p>
-      <w:r>
-        <w:t xml:space="preserve">Observera att medlemsländerna är skyldiga att agera i enlighet med EU:s fågeldirektiv där det uttryckligen står att direktivet gäller för fåglar samt för deras ägg, bon och </w:t>
-      </w:r>
-      <w:r>
-        <w:rPr>
-          <w:b/>
-        </w:rPr>
-        <w:t xml:space="preserve">livsmiljöer </w:t>
-      </w:r>
-      <w:r>
-        <w:t>(artikel 1). Vidare att de åtgärder som vidtas inte får leda till en försämring av den nuvarande situationen beträffande bevarandet av de fågelarter som avses i artikel 1 (artikel 13). Fågeldirektivet är styrande för tillsynsansvariga myndigheters ärendehantering, ställningstaganden och beslutsfattande.</w:t>
-      </w:r>
-    </w:p>
-    <w:p>
-      <w:r>
-        <w:rPr>
-          <w:b/>
-        </w:rPr>
-        <w:t>Doftticka (VU, §8)</w:t>
-      </w:r>
-      <w:r>
-        <w:t xml:space="preserve"> är rödlistad som sårbar (VU) och fridlyst enligt 8§ artskyddsförordningen. Den är även globalt rödlistad som Nära hotad (NT) vilket innebär att Sverige har ett internationellt ansvar för arten. Doftticka är beroende av hög och jämn luftfuktighet i gamla, ostörda skogsmiljöer och är känslig för snabba förändringar av ljus-/vindförhållanden eller uttorkning. Dofttickan är placerad i toppen av Skogsstyrelsens värdepyramid för bedömning av skog med höga naturvärden och signalerar alltid gamla sälgar och skogsområden med höga naturvärden. Avverkning av värdträd (främst sälg) utgör det största hotet och när gamla och olikåldriga skogar med sälg avverkas försvinner oftast sälgen. Dofttickan har minskat med ca 30 % under de senaste 30 åren och är typisk art för </w:t>
-      </w:r>
-      <w:r>
-        <w:rPr>
-          <w:i/>
-        </w:rPr>
-        <w:t>9010 Taiga</w:t>
-      </w:r>
-      <w:r>
-        <w:t xml:space="preserve"> och</w:t>
-      </w:r>
-      <w:r>
-        <w:rPr>
-          <w:i/>
-        </w:rPr>
-        <w:t xml:space="preserve"> 9050 Näringsrik granskog </w:t>
-      </w:r>
-      <w:r>
-        <w:t>(IUCN Redlist, 2024; Nitare &amp; Skogsstyrelsen, 2019; SLU Artdatabanken, 2024).</w:t>
-      </w:r>
-    </w:p>
-    <w:p>
-      <w:r>
-        <w:rPr>
-          <w:b/>
-        </w:rPr>
-        <w:t>Spillkråka (§4)</w:t>
-      </w:r>
-      <w:r>
-        <w:t xml:space="preserve"> omfattas av bilaga 1 i EU:s fågeldirektiv och är typisk art för </w:t>
-      </w:r>
-      <w:r>
-        <w:rPr>
-          <w:i/>
-        </w:rPr>
-        <w:t xml:space="preserve">9010 Taiga </w:t>
-      </w:r>
-      <w:r>
-        <w:t>och</w:t>
-      </w:r>
-      <w:r>
-        <w:rPr>
-          <w:i/>
-        </w:rPr>
-        <w:t xml:space="preserve"> 9740 Skogsbevuxen myr</w:t>
-      </w:r>
-      <w:r>
-        <w:t>. Den behöver grova träd, främst tall, asp och bok som boträd. Skogsbruk med korta omloppstider och täta, homogena ungskogar utgör det största hotet. Spillkråka är en nyckelart i skogliga miljöer vars övergivna bohål utnyttjas av flera andra hålhäckande fågelarter och fladdermöss, däribland pärluggla (EN, §4), knipa (§4), salskrake (§4) och skogsduva (§4). Hökuggla (VU, §4) och slaguggla (§4) häckar ofta i högstubbar som brutits av i höjd med ett gammalt spillkråkebo (SLU Artdatabanken, 2026; Skogsstyrelsen, 2016).</w:t>
-      </w:r>
-    </w:p>
-    <w:p>
-      <w:r>
-        <w:rPr>
-          <w:b/>
-        </w:rPr>
-        <w:t>Talltita (NT, §4)</w:t>
-      </w:r>
-      <w:r>
-        <w:t>, rödlistad som nära hotad och prioriterad art i Skogsvårdslagen, har häckningsrevir i anmälan. Arten har minskat kraftigt de senaste 30 åren och minskningstakten innevarande 10-årsperiod beräknas till 20 (10–30) %. Talltitan är synnerligen trogen sitt cirka 15 hektar stora revir och är beroende av flerskiktade olikåldriga skogar för att kunna föda upp sina ungar. Talltitan försvinner om dess livsmiljö kalavverkas (Eggers &amp; Low, 2014; Ekman, 1979; Griesser et al, 2007; Klein, 2020; Siffczyk et al, 2003; SLU Artdatabanken, 2021).</w:t>
-      </w:r>
-    </w:p>
-    <w:p>
-      <w:r>
-        <w:rPr>
-          <w:b/>
-        </w:rPr>
-        <w:t>Tjäder (§4)</w:t>
-      </w:r>
-      <w:r>
-        <w:t xml:space="preserve"> omfattas av bilaga 1 och 2 EU:s fågeldirektiv och är typisk art för </w:t>
-      </w:r>
-      <w:r>
-        <w:rPr>
-          <w:i/>
-        </w:rPr>
-        <w:t xml:space="preserve">9010 Taiga </w:t>
-      </w:r>
-      <w:r>
-        <w:t xml:space="preserve">och </w:t>
-      </w:r>
-      <w:r>
-        <w:rPr>
-          <w:i/>
-        </w:rPr>
-        <w:t>9740 Skogsbevuxen myr</w:t>
-      </w:r>
-      <w:r>
-        <w:t>. Tjädern är en utpräglad skogsfågel knuten till större sammanhängande barrskogsområden. Tupparna och hönorna utnyttjar till viss del olika miljöer, och habitatvalet varierar dessutom mellan olika delar av året. För att det ska finnas livskraftiga tjäderbestånd krävs funktionella skogslandskap med en blandning av uppvuxen, gles och luckig skog, täta sumpskogar, myrar och andra små våtmarker. Arten försvinner när skogen fragmenteras och den sammanlagda arealen hyggen och andra öppna områden blir för stor. Ett småskaligt och försiktigt virkesuttag genom hyggesfria metoder kan i vissa fall vara möjligt i området inom 200 m från lekcentrum. Längre ut från lekcentrum, inom 200–500 m bör den avverkade ytan inte överskrida 1 hektar för att undvika alltför stora och snabba förändringar (Skogsstyrelsen, 2019; SLU Artdatabanken, 2024).</w:t>
-      </w:r>
-    </w:p>
-    <w:p>
-      <w:r>
-        <w:t>I BILAGA 1 finns mer detaljerad information om ekologi samt krav på livsmiljö hos fridlysta arter.</w:t>
-      </w:r>
-    </w:p>
-    <w:p>
-      <w:pPr>
-        <w:pStyle w:val="Heading1"/>
-      </w:pPr>
-      <w:r>
         <w:t>Certifiering</w:t>
       </w:r>
     </w:p>
@@ -756,7 +779,7 @@
         <w:rPr>
           <w:i/>
         </w:rPr>
-        <w:t>I det avverkningsanmälda skogsområdet har 15 naturvårdsarter varav 13 rödlistade arter sina livsmiljöer och växtplatser.</w:t>
+        <w:t>I det avverkningsanmälda skogsområdet har 16 naturvårdsarter varav 13 rödlistade arter sina livsmiljöer och växtplatser.</w:t>
       </w:r>
     </w:p>
     <w:p>
@@ -1336,7 +1359,7 @@
 </file>
 
 <file path=word/endnotes.xml><?xml version="1.0" encoding="utf-8"?>
-<w:endnotes xmlns:wpc="http://schemas.microsoft.com/office/word/2010/wordprocessingCanvas" xmlns:cx="http://schemas.microsoft.com/office/drawing/2014/chartex" xmlns:cx1="http://schemas.microsoft.com/office/drawing/2015/9/8/chartex" xmlns:cx2="http://schemas.microsoft.com/office/drawing/2015/10/21/chartex" xmlns:cx3="http://schemas.microsoft.com/office/drawing/2016/5/9/chartex" xmlns:cx4="http://schemas.microsoft.com/office/drawing/2016/5/10/chartex" xmlns:cx5="http://schemas.microsoft.com/office/drawing/2016/5/11/chartex" xmlns:cx6="http://schemas.microsoft.com/office/drawing/2016/5/12/chartex" xmlns:cx7="http://schemas.microsoft.com/office/drawing/2016/5/13/chartex" xmlns:cx8="http://schemas.microsoft.com/office/drawing/2016/5/14/chartex" xmlns:mc="http://schemas.openxmlformats.org/markup-compatibility/2006" xmlns:aink="http://schemas.microsoft.com/office/drawing/2016/ink" xmlns:am3d="http://schemas.microsoft.com/office/drawing/2017/model3d" xmlns:o="urn:schemas-microsoft-com:office:office" xmlns:oel="http://schemas.microsoft.com/office/2019/extlst" xmlns:r="http://schemas.openxmlformats.org/officeDocument/2006/relationships" xmlns:m="http://schemas.openxmlformats.org/officeDocument/2006/math" xmlns:v="urn:schemas-microsoft-com:vml" xmlns:wp14="http://schemas.microsoft.com/office/word/2010/wordprocessingDrawing" xmlns:wp="http://schemas.openxmlformats.org/drawingml/2006/wordprocessingDrawing" xmlns:w10="urn:schemas-microsoft-com:office:word" xmlns:w="http://schemas.openxmlformats.org/wordprocessingml/2006/main" xmlns:w14="http://schemas.microsoft.com/office/word/2010/wordml" xmlns:w15="http://schemas.microsoft.com/office/word/2012/wordml" xmlns:w16cex="http://schemas.microsoft.com/office/word/2018/wordml/cex" xmlns:w16cid="http://schemas.microsoft.com/office/word/2016/wordml/cid" xmlns:w16="http://schemas.microsoft.com/office/word/2018/wordml" xmlns:w16sdtdh="http://schemas.microsoft.com/office/word/2020/wordml/sdtdatahash" xmlns:w16se="http://schemas.microsoft.com/office/word/2015/wordml/symex" xmlns:wpg="http://schemas.microsoft.com/office/word/2010/wordprocessingGroup" xmlns:wpi="http://schemas.microsoft.com/office/word/2010/wordprocessingInk" xmlns:wne="http://schemas.microsoft.com/office/word/2006/wordml" xmlns:wps="http://schemas.microsoft.com/office/word/2010/wordprocessingShape" mc:Ignorable="w14 w15 w16se w16cid w16 w16cex w16sdtdh wp14">
+<w:endnotes xmlns:wpc="http://schemas.microsoft.com/office/word/2010/wordprocessingCanvas" xmlns:cx="http://schemas.microsoft.com/office/drawing/2014/chartex" xmlns:cx1="http://schemas.microsoft.com/office/drawing/2015/9/8/chartex" xmlns:cx2="http://schemas.microsoft.com/office/drawing/2015/10/21/chartex" xmlns:cx3="http://schemas.microsoft.com/office/drawing/2016/5/9/chartex" xmlns:cx4="http://schemas.microsoft.com/office/drawing/2016/5/10/chartex" xmlns:cx5="http://schemas.microsoft.com/office/drawing/2016/5/11/chartex" xmlns:cx6="http://schemas.microsoft.com/office/drawing/2016/5/12/chartex" xmlns:cx7="http://schemas.microsoft.com/office/drawing/2016/5/13/chartex" xmlns:cx8="http://schemas.microsoft.com/office/drawing/2016/5/14/chartex" xmlns:mc="http://schemas.openxmlformats.org/markup-compatibility/2006" xmlns:aink="http://schemas.microsoft.com/office/drawing/2016/ink" xmlns:am3d="http://schemas.microsoft.com/office/drawing/2017/model3d" xmlns:o="urn:schemas-microsoft-com:office:office" xmlns:oel="http://schemas.microsoft.com/office/2019/extlst" xmlns:r="http://schemas.openxmlformats.org/officeDocument/2006/relationships" xmlns:m="http://schemas.openxmlformats.org/officeDocument/2006/math" xmlns:v="urn:schemas-microsoft-com:vml" xmlns:wp14="http://schemas.microsoft.com/office/word/2010/wordprocessingDrawing" xmlns:wp="http://schemas.openxmlformats.org/drawingml/2006/wordprocessingDrawing" xmlns:w10="urn:schemas-microsoft-com:office:word" xmlns:w="http://schemas.openxmlformats.org/wordprocessingml/2006/main" xmlns:w14="http://schemas.microsoft.com/office/word/2010/wordml" xmlns:w15="http://schemas.microsoft.com/office/word/2012/wordml" xmlns:w16cex="http://schemas.microsoft.com/office/word/2018/wordml/cex" xmlns:w16cid="http://schemas.microsoft.com/office/word/2016/wordml/cid" xmlns:w16="http://schemas.microsoft.com/office/word/2018/wordml" xmlns:w16du="http://schemas.microsoft.com/office/word/2023/wordml/word16du" xmlns:w16sdtdh="http://schemas.microsoft.com/office/word/2020/wordml/sdtdatahash" xmlns:w16sdtfl="http://schemas.microsoft.com/office/word/2024/wordml/sdtformatlock" xmlns:w16se="http://schemas.microsoft.com/office/word/2015/wordml/symex" xmlns:wpg="http://schemas.microsoft.com/office/word/2010/wordprocessingGroup" xmlns:wpi="http://schemas.microsoft.com/office/word/2010/wordprocessingInk" xmlns:wne="http://schemas.microsoft.com/office/word/2006/wordml" xmlns:wps="http://schemas.microsoft.com/office/word/2010/wordprocessingShape" mc:Ignorable="w14 w15 w16se w16cid w16 w16cex w16sdtdh w16sdtfl w16du wp14">
   <w:endnote w:type="separator" w:id="-1">
     <w:p>
       <w:pPr>
@@ -1361,7 +1384,7 @@
 </file>
 
 <file path=word/footer1.xml><?xml version="1.0" encoding="utf-8"?>
-<w:ftr xmlns:wpc="http://schemas.microsoft.com/office/word/2010/wordprocessingCanvas" xmlns:cx="http://schemas.microsoft.com/office/drawing/2014/chartex" xmlns:cx1="http://schemas.microsoft.com/office/drawing/2015/9/8/chartex" xmlns:cx2="http://schemas.microsoft.com/office/drawing/2015/10/21/chartex" xmlns:cx3="http://schemas.microsoft.com/office/drawing/2016/5/9/chartex" xmlns:cx4="http://schemas.microsoft.com/office/drawing/2016/5/10/chartex" xmlns:cx5="http://schemas.microsoft.com/office/drawing/2016/5/11/chartex" xmlns:cx6="http://schemas.microsoft.com/office/drawing/2016/5/12/chartex" xmlns:cx7="http://schemas.microsoft.com/office/drawing/2016/5/13/chartex" xmlns:cx8="http://schemas.microsoft.com/office/drawing/2016/5/14/chartex" xmlns:mc="http://schemas.openxmlformats.org/markup-compatibility/2006" xmlns:aink="http://schemas.microsoft.com/office/drawing/2016/ink" xmlns:am3d="http://schemas.microsoft.com/office/drawing/2017/model3d" xmlns:o="urn:schemas-microsoft-com:office:office" xmlns:oel="http://schemas.microsoft.com/office/2019/extlst" xmlns:r="http://schemas.openxmlformats.org/officeDocument/2006/relationships" xmlns:m="http://schemas.openxmlformats.org/officeDocument/2006/math" xmlns:v="urn:schemas-microsoft-com:vml" xmlns:wp14="http://schemas.microsoft.com/office/word/2010/wordprocessingDrawing" xmlns:wp="http://schemas.openxmlformats.org/drawingml/2006/wordprocessingDrawing" xmlns:w10="urn:schemas-microsoft-com:office:word" xmlns:w="http://schemas.openxmlformats.org/wordprocessingml/2006/main" xmlns:w14="http://schemas.microsoft.com/office/word/2010/wordml" xmlns:w15="http://schemas.microsoft.com/office/word/2012/wordml" xmlns:w16cex="http://schemas.microsoft.com/office/word/2018/wordml/cex" xmlns:w16cid="http://schemas.microsoft.com/office/word/2016/wordml/cid" xmlns:w16="http://schemas.microsoft.com/office/word/2018/wordml" xmlns:w16sdtdh="http://schemas.microsoft.com/office/word/2020/wordml/sdtdatahash" xmlns:w16se="http://schemas.microsoft.com/office/word/2015/wordml/symex" xmlns:wpg="http://schemas.microsoft.com/office/word/2010/wordprocessingGroup" xmlns:wpi="http://schemas.microsoft.com/office/word/2010/wordprocessingInk" xmlns:wne="http://schemas.microsoft.com/office/word/2006/wordml" xmlns:wps="http://schemas.microsoft.com/office/word/2010/wordprocessingShape" mc:Ignorable="w14 w15 w16se w16cid w16 w16cex w16sdtdh wp14">
+<w:ftr xmlns:wpc="http://schemas.microsoft.com/office/word/2010/wordprocessingCanvas" xmlns:cx="http://schemas.microsoft.com/office/drawing/2014/chartex" xmlns:cx1="http://schemas.microsoft.com/office/drawing/2015/9/8/chartex" xmlns:cx2="http://schemas.microsoft.com/office/drawing/2015/10/21/chartex" xmlns:cx3="http://schemas.microsoft.com/office/drawing/2016/5/9/chartex" xmlns:cx4="http://schemas.microsoft.com/office/drawing/2016/5/10/chartex" xmlns:cx5="http://schemas.microsoft.com/office/drawing/2016/5/11/chartex" xmlns:cx6="http://schemas.microsoft.com/office/drawing/2016/5/12/chartex" xmlns:cx7="http://schemas.microsoft.com/office/drawing/2016/5/13/chartex" xmlns:cx8="http://schemas.microsoft.com/office/drawing/2016/5/14/chartex" xmlns:mc="http://schemas.openxmlformats.org/markup-compatibility/2006" xmlns:aink="http://schemas.microsoft.com/office/drawing/2016/ink" xmlns:am3d="http://schemas.microsoft.com/office/drawing/2017/model3d" xmlns:o="urn:schemas-microsoft-com:office:office" xmlns:oel="http://schemas.microsoft.com/office/2019/extlst" xmlns:r="http://schemas.openxmlformats.org/officeDocument/2006/relationships" xmlns:m="http://schemas.openxmlformats.org/officeDocument/2006/math" xmlns:v="urn:schemas-microsoft-com:vml" xmlns:wp14="http://schemas.microsoft.com/office/word/2010/wordprocessingDrawing" xmlns:wp="http://schemas.openxmlformats.org/drawingml/2006/wordprocessingDrawing" xmlns:w10="urn:schemas-microsoft-com:office:word" xmlns:w="http://schemas.openxmlformats.org/wordprocessingml/2006/main" xmlns:w14="http://schemas.microsoft.com/office/word/2010/wordml" xmlns:w15="http://schemas.microsoft.com/office/word/2012/wordml" xmlns:w16cex="http://schemas.microsoft.com/office/word/2018/wordml/cex" xmlns:w16cid="http://schemas.microsoft.com/office/word/2016/wordml/cid" xmlns:w16="http://schemas.microsoft.com/office/word/2018/wordml" xmlns:w16du="http://schemas.microsoft.com/office/word/2023/wordml/word16du" xmlns:w16sdtdh="http://schemas.microsoft.com/office/word/2020/wordml/sdtdatahash" xmlns:w16sdtfl="http://schemas.microsoft.com/office/word/2024/wordml/sdtformatlock" xmlns:w16se="http://schemas.microsoft.com/office/word/2015/wordml/symex" xmlns:wpg="http://schemas.microsoft.com/office/word/2010/wordprocessingGroup" xmlns:wpi="http://schemas.microsoft.com/office/word/2010/wordprocessingInk" xmlns:wne="http://schemas.microsoft.com/office/word/2006/wordml" xmlns:wps="http://schemas.microsoft.com/office/word/2010/wordprocessingShape" mc:Ignorable="w14 w15 w16se w16cid w16 w16cex w16sdtdh w16sdtfl w16du wp14">
   <w:p>
     <w:pPr>
       <w:pStyle w:val="Footer"/>
@@ -1371,7 +1394,7 @@
 </file>
 
 <file path=word/footer2.xml><?xml version="1.0" encoding="utf-8"?>
-<w:ftr xmlns:wpc="http://schemas.microsoft.com/office/word/2010/wordprocessingCanvas" xmlns:cx="http://schemas.microsoft.com/office/drawing/2014/chartex" xmlns:cx1="http://schemas.microsoft.com/office/drawing/2015/9/8/chartex" xmlns:cx2="http://schemas.microsoft.com/office/drawing/2015/10/21/chartex" xmlns:cx3="http://schemas.microsoft.com/office/drawing/2016/5/9/chartex" xmlns:cx4="http://schemas.microsoft.com/office/drawing/2016/5/10/chartex" xmlns:cx5="http://schemas.microsoft.com/office/drawing/2016/5/11/chartex" xmlns:cx6="http://schemas.microsoft.com/office/drawing/2016/5/12/chartex" xmlns:cx7="http://schemas.microsoft.com/office/drawing/2016/5/13/chartex" xmlns:cx8="http://schemas.microsoft.com/office/drawing/2016/5/14/chartex" xmlns:mc="http://schemas.openxmlformats.org/markup-compatibility/2006" xmlns:aink="http://schemas.microsoft.com/office/drawing/2016/ink" xmlns:am3d="http://schemas.microsoft.com/office/drawing/2017/model3d" xmlns:o="urn:schemas-microsoft-com:office:office" xmlns:oel="http://schemas.microsoft.com/office/2019/extlst" xmlns:r="http://schemas.openxmlformats.org/officeDocument/2006/relationships" xmlns:m="http://schemas.openxmlformats.org/officeDocument/2006/math" xmlns:v="urn:schemas-microsoft-com:vml" xmlns:wp14="http://schemas.microsoft.com/office/word/2010/wordprocessingDrawing" xmlns:wp="http://schemas.openxmlformats.org/drawingml/2006/wordprocessingDrawing" xmlns:w10="urn:schemas-microsoft-com:office:word" xmlns:w="http://schemas.openxmlformats.org/wordprocessingml/2006/main" xmlns:w14="http://schemas.microsoft.com/office/word/2010/wordml" xmlns:w15="http://schemas.microsoft.com/office/word/2012/wordml" xmlns:w16cex="http://schemas.microsoft.com/office/word/2018/wordml/cex" xmlns:w16cid="http://schemas.microsoft.com/office/word/2016/wordml/cid" xmlns:w16="http://schemas.microsoft.com/office/word/2018/wordml" xmlns:w16sdtdh="http://schemas.microsoft.com/office/word/2020/wordml/sdtdatahash" xmlns:w16se="http://schemas.microsoft.com/office/word/2015/wordml/symex" xmlns:wpg="http://schemas.microsoft.com/office/word/2010/wordprocessingGroup" xmlns:wpi="http://schemas.microsoft.com/office/word/2010/wordprocessingInk" xmlns:wne="http://schemas.microsoft.com/office/word/2006/wordml" xmlns:wps="http://schemas.microsoft.com/office/word/2010/wordprocessingShape" mc:Ignorable="w14 w15 w16se w16cid w16 w16cex w16sdtdh wp14">
+<w:ftr xmlns:wpc="http://schemas.microsoft.com/office/word/2010/wordprocessingCanvas" xmlns:cx="http://schemas.microsoft.com/office/drawing/2014/chartex" xmlns:cx1="http://schemas.microsoft.com/office/drawing/2015/9/8/chartex" xmlns:cx2="http://schemas.microsoft.com/office/drawing/2015/10/21/chartex" xmlns:cx3="http://schemas.microsoft.com/office/drawing/2016/5/9/chartex" xmlns:cx4="http://schemas.microsoft.com/office/drawing/2016/5/10/chartex" xmlns:cx5="http://schemas.microsoft.com/office/drawing/2016/5/11/chartex" xmlns:cx6="http://schemas.microsoft.com/office/drawing/2016/5/12/chartex" xmlns:cx7="http://schemas.microsoft.com/office/drawing/2016/5/13/chartex" xmlns:cx8="http://schemas.microsoft.com/office/drawing/2016/5/14/chartex" xmlns:mc="http://schemas.openxmlformats.org/markup-compatibility/2006" xmlns:aink="http://schemas.microsoft.com/office/drawing/2016/ink" xmlns:am3d="http://schemas.microsoft.com/office/drawing/2017/model3d" xmlns:o="urn:schemas-microsoft-com:office:office" xmlns:oel="http://schemas.microsoft.com/office/2019/extlst" xmlns:r="http://schemas.openxmlformats.org/officeDocument/2006/relationships" xmlns:m="http://schemas.openxmlformats.org/officeDocument/2006/math" xmlns:v="urn:schemas-microsoft-com:vml" xmlns:wp14="http://schemas.microsoft.com/office/word/2010/wordprocessingDrawing" xmlns:wp="http://schemas.openxmlformats.org/drawingml/2006/wordprocessingDrawing" xmlns:w10="urn:schemas-microsoft-com:office:word" xmlns:w="http://schemas.openxmlformats.org/wordprocessingml/2006/main" xmlns:w14="http://schemas.microsoft.com/office/word/2010/wordml" xmlns:w15="http://schemas.microsoft.com/office/word/2012/wordml" xmlns:w16cex="http://schemas.microsoft.com/office/word/2018/wordml/cex" xmlns:w16cid="http://schemas.microsoft.com/office/word/2016/wordml/cid" xmlns:w16="http://schemas.microsoft.com/office/word/2018/wordml" xmlns:w16du="http://schemas.microsoft.com/office/word/2023/wordml/word16du" xmlns:w16sdtdh="http://schemas.microsoft.com/office/word/2020/wordml/sdtdatahash" xmlns:w16sdtfl="http://schemas.microsoft.com/office/word/2024/wordml/sdtformatlock" xmlns:w16se="http://schemas.microsoft.com/office/word/2015/wordml/symex" xmlns:wpg="http://schemas.microsoft.com/office/word/2010/wordprocessingGroup" xmlns:wpi="http://schemas.microsoft.com/office/word/2010/wordprocessingInk" xmlns:wne="http://schemas.microsoft.com/office/word/2006/wordml" xmlns:wps="http://schemas.microsoft.com/office/word/2010/wordprocessingShape" mc:Ignorable="w14 w15 w16se w16cid w16 w16cex w16sdtdh w16sdtfl w16du wp14">
   <w:p>
     <w:pPr>
       <w:pStyle w:val="Footer"/>
@@ -1381,7 +1404,7 @@
 </file>
 
 <file path=word/footer3.xml><?xml version="1.0" encoding="utf-8"?>
-<w:ftr xmlns:wpc="http://schemas.microsoft.com/office/word/2010/wordprocessingCanvas" xmlns:cx="http://schemas.microsoft.com/office/drawing/2014/chartex" xmlns:cx1="http://schemas.microsoft.com/office/drawing/2015/9/8/chartex" xmlns:cx2="http://schemas.microsoft.com/office/drawing/2015/10/21/chartex" xmlns:cx3="http://schemas.microsoft.com/office/drawing/2016/5/9/chartex" xmlns:cx4="http://schemas.microsoft.com/office/drawing/2016/5/10/chartex" xmlns:cx5="http://schemas.microsoft.com/office/drawing/2016/5/11/chartex" xmlns:cx6="http://schemas.microsoft.com/office/drawing/2016/5/12/chartex" xmlns:cx7="http://schemas.microsoft.com/office/drawing/2016/5/13/chartex" xmlns:cx8="http://schemas.microsoft.com/office/drawing/2016/5/14/chartex" xmlns:mc="http://schemas.openxmlformats.org/markup-compatibility/2006" xmlns:aink="http://schemas.microsoft.com/office/drawing/2016/ink" xmlns:am3d="http://schemas.microsoft.com/office/drawing/2017/model3d" xmlns:o="urn:schemas-microsoft-com:office:office" xmlns:oel="http://schemas.microsoft.com/office/2019/extlst" xmlns:r="http://schemas.openxmlformats.org/officeDocument/2006/relationships" xmlns:m="http://schemas.openxmlformats.org/officeDocument/2006/math" xmlns:v="urn:schemas-microsoft-com:vml" xmlns:wp14="http://schemas.microsoft.com/office/word/2010/wordprocessingDrawing" xmlns:wp="http://schemas.openxmlformats.org/drawingml/2006/wordprocessingDrawing" xmlns:w10="urn:schemas-microsoft-com:office:word" xmlns:w="http://schemas.openxmlformats.org/wordprocessingml/2006/main" xmlns:w14="http://schemas.microsoft.com/office/word/2010/wordml" xmlns:w15="http://schemas.microsoft.com/office/word/2012/wordml" xmlns:w16cex="http://schemas.microsoft.com/office/word/2018/wordml/cex" xmlns:w16cid="http://schemas.microsoft.com/office/word/2016/wordml/cid" xmlns:w16="http://schemas.microsoft.com/office/word/2018/wordml" xmlns:w16sdtdh="http://schemas.microsoft.com/office/word/2020/wordml/sdtdatahash" xmlns:w16se="http://schemas.microsoft.com/office/word/2015/wordml/symex" xmlns:wpg="http://schemas.microsoft.com/office/word/2010/wordprocessingGroup" xmlns:wpi="http://schemas.microsoft.com/office/word/2010/wordprocessingInk" xmlns:wne="http://schemas.microsoft.com/office/word/2006/wordml" xmlns:wps="http://schemas.microsoft.com/office/word/2010/wordprocessingShape" mc:Ignorable="w14 w15 w16se w16cid w16 w16cex w16sdtdh wp14">
+<w:ftr xmlns:wpc="http://schemas.microsoft.com/office/word/2010/wordprocessingCanvas" xmlns:cx="http://schemas.microsoft.com/office/drawing/2014/chartex" xmlns:cx1="http://schemas.microsoft.com/office/drawing/2015/9/8/chartex" xmlns:cx2="http://schemas.microsoft.com/office/drawing/2015/10/21/chartex" xmlns:cx3="http://schemas.microsoft.com/office/drawing/2016/5/9/chartex" xmlns:cx4="http://schemas.microsoft.com/office/drawing/2016/5/10/chartex" xmlns:cx5="http://schemas.microsoft.com/office/drawing/2016/5/11/chartex" xmlns:cx6="http://schemas.microsoft.com/office/drawing/2016/5/12/chartex" xmlns:cx7="http://schemas.microsoft.com/office/drawing/2016/5/13/chartex" xmlns:cx8="http://schemas.microsoft.com/office/drawing/2016/5/14/chartex" xmlns:mc="http://schemas.openxmlformats.org/markup-compatibility/2006" xmlns:aink="http://schemas.microsoft.com/office/drawing/2016/ink" xmlns:am3d="http://schemas.microsoft.com/office/drawing/2017/model3d" xmlns:o="urn:schemas-microsoft-com:office:office" xmlns:oel="http://schemas.microsoft.com/office/2019/extlst" xmlns:r="http://schemas.openxmlformats.org/officeDocument/2006/relationships" xmlns:m="http://schemas.openxmlformats.org/officeDocument/2006/math" xmlns:v="urn:schemas-microsoft-com:vml" xmlns:wp14="http://schemas.microsoft.com/office/word/2010/wordprocessingDrawing" xmlns:wp="http://schemas.openxmlformats.org/drawingml/2006/wordprocessingDrawing" xmlns:w10="urn:schemas-microsoft-com:office:word" xmlns:w="http://schemas.openxmlformats.org/wordprocessingml/2006/main" xmlns:w14="http://schemas.microsoft.com/office/word/2010/wordml" xmlns:w15="http://schemas.microsoft.com/office/word/2012/wordml" xmlns:w16cex="http://schemas.microsoft.com/office/word/2018/wordml/cex" xmlns:w16cid="http://schemas.microsoft.com/office/word/2016/wordml/cid" xmlns:w16="http://schemas.microsoft.com/office/word/2018/wordml" xmlns:w16du="http://schemas.microsoft.com/office/word/2023/wordml/word16du" xmlns:w16sdtdh="http://schemas.microsoft.com/office/word/2020/wordml/sdtdatahash" xmlns:w16sdtfl="http://schemas.microsoft.com/office/word/2024/wordml/sdtformatlock" xmlns:w16se="http://schemas.microsoft.com/office/word/2015/wordml/symex" xmlns:wpg="http://schemas.microsoft.com/office/word/2010/wordprocessingGroup" xmlns:wpi="http://schemas.microsoft.com/office/word/2010/wordprocessingInk" xmlns:wne="http://schemas.microsoft.com/office/word/2006/wordml" xmlns:wps="http://schemas.microsoft.com/office/word/2010/wordprocessingShape" mc:Ignorable="w14 w15 w16se w16cid w16 w16cex w16sdtdh w16sdtfl w16du wp14">
   <w:p>
     <w:pPr>
       <w:pStyle w:val="Footer"/>
@@ -1391,7 +1414,7 @@
 </file>
 
 <file path=word/footnotes.xml><?xml version="1.0" encoding="utf-8"?>
-<w:footnotes xmlns:wpc="http://schemas.microsoft.com/office/word/2010/wordprocessingCanvas" xmlns:cx="http://schemas.microsoft.com/office/drawing/2014/chartex" xmlns:cx1="http://schemas.microsoft.com/office/drawing/2015/9/8/chartex" xmlns:cx2="http://schemas.microsoft.com/office/drawing/2015/10/21/chartex" xmlns:cx3="http://schemas.microsoft.com/office/drawing/2016/5/9/chartex" xmlns:cx4="http://schemas.microsoft.com/office/drawing/2016/5/10/chartex" xmlns:cx5="http://schemas.microsoft.com/office/drawing/2016/5/11/chartex" xmlns:cx6="http://schemas.microsoft.com/office/drawing/2016/5/12/chartex" xmlns:cx7="http://schemas.microsoft.com/office/drawing/2016/5/13/chartex" xmlns:cx8="http://schemas.microsoft.com/office/drawing/2016/5/14/chartex" xmlns:mc="http://schemas.openxmlformats.org/markup-compatibility/2006" xmlns:aink="http://schemas.microsoft.com/office/drawing/2016/ink" xmlns:am3d="http://schemas.microsoft.com/office/drawing/2017/model3d" xmlns:o="urn:schemas-microsoft-com:office:office" xmlns:oel="http://schemas.microsoft.com/office/2019/extlst" xmlns:r="http://schemas.openxmlformats.org/officeDocument/2006/relationships" xmlns:m="http://schemas.openxmlformats.org/officeDocument/2006/math" xmlns:v="urn:schemas-microsoft-com:vml" xmlns:wp14="http://schemas.microsoft.com/office/word/2010/wordprocessingDrawing" xmlns:wp="http://schemas.openxmlformats.org/drawingml/2006/wordprocessingDrawing" xmlns:w10="urn:schemas-microsoft-com:office:word" xmlns:w="http://schemas.openxmlformats.org/wordprocessingml/2006/main" xmlns:w14="http://schemas.microsoft.com/office/word/2010/wordml" xmlns:w15="http://schemas.microsoft.com/office/word/2012/wordml" xmlns:w16cex="http://schemas.microsoft.com/office/word/2018/wordml/cex" xmlns:w16cid="http://schemas.microsoft.com/office/word/2016/wordml/cid" xmlns:w16="http://schemas.microsoft.com/office/word/2018/wordml" xmlns:w16sdtdh="http://schemas.microsoft.com/office/word/2020/wordml/sdtdatahash" xmlns:w16se="http://schemas.microsoft.com/office/word/2015/wordml/symex" xmlns:wpg="http://schemas.microsoft.com/office/word/2010/wordprocessingGroup" xmlns:wpi="http://schemas.microsoft.com/office/word/2010/wordprocessingInk" xmlns:wne="http://schemas.microsoft.com/office/word/2006/wordml" xmlns:wps="http://schemas.microsoft.com/office/word/2010/wordprocessingShape" mc:Ignorable="w14 w15 w16se w16cid w16 w16cex w16sdtdh wp14">
+<w:footnotes xmlns:wpc="http://schemas.microsoft.com/office/word/2010/wordprocessingCanvas" xmlns:cx="http://schemas.microsoft.com/office/drawing/2014/chartex" xmlns:cx1="http://schemas.microsoft.com/office/drawing/2015/9/8/chartex" xmlns:cx2="http://schemas.microsoft.com/office/drawing/2015/10/21/chartex" xmlns:cx3="http://schemas.microsoft.com/office/drawing/2016/5/9/chartex" xmlns:cx4="http://schemas.microsoft.com/office/drawing/2016/5/10/chartex" xmlns:cx5="http://schemas.microsoft.com/office/drawing/2016/5/11/chartex" xmlns:cx6="http://schemas.microsoft.com/office/drawing/2016/5/12/chartex" xmlns:cx7="http://schemas.microsoft.com/office/drawing/2016/5/13/chartex" xmlns:cx8="http://schemas.microsoft.com/office/drawing/2016/5/14/chartex" xmlns:mc="http://schemas.openxmlformats.org/markup-compatibility/2006" xmlns:aink="http://schemas.microsoft.com/office/drawing/2016/ink" xmlns:am3d="http://schemas.microsoft.com/office/drawing/2017/model3d" xmlns:o="urn:schemas-microsoft-com:office:office" xmlns:oel="http://schemas.microsoft.com/office/2019/extlst" xmlns:r="http://schemas.openxmlformats.org/officeDocument/2006/relationships" xmlns:m="http://schemas.openxmlformats.org/officeDocument/2006/math" xmlns:v="urn:schemas-microsoft-com:vml" xmlns:wp14="http://schemas.microsoft.com/office/word/2010/wordprocessingDrawing" xmlns:wp="http://schemas.openxmlformats.org/drawingml/2006/wordprocessingDrawing" xmlns:w10="urn:schemas-microsoft-com:office:word" xmlns:w="http://schemas.openxmlformats.org/wordprocessingml/2006/main" xmlns:w14="http://schemas.microsoft.com/office/word/2010/wordml" xmlns:w15="http://schemas.microsoft.com/office/word/2012/wordml" xmlns:w16cex="http://schemas.microsoft.com/office/word/2018/wordml/cex" xmlns:w16cid="http://schemas.microsoft.com/office/word/2016/wordml/cid" xmlns:w16="http://schemas.microsoft.com/office/word/2018/wordml" xmlns:w16du="http://schemas.microsoft.com/office/word/2023/wordml/word16du" xmlns:w16sdtdh="http://schemas.microsoft.com/office/word/2020/wordml/sdtdatahash" xmlns:w16sdtfl="http://schemas.microsoft.com/office/word/2024/wordml/sdtformatlock" xmlns:w16se="http://schemas.microsoft.com/office/word/2015/wordml/symex" xmlns:wpg="http://schemas.microsoft.com/office/word/2010/wordprocessingGroup" xmlns:wpi="http://schemas.microsoft.com/office/word/2010/wordprocessingInk" xmlns:wne="http://schemas.microsoft.com/office/word/2006/wordml" xmlns:wps="http://schemas.microsoft.com/office/word/2010/wordprocessingShape" mc:Ignorable="w14 w15 w16se w16cid w16 w16cex w16sdtdh w16sdtfl w16du wp14">
   <w:footnote w:type="separator" w:id="-1">
     <w:p>
       <w:pPr>
@@ -1416,7 +1439,7 @@
 </file>
 
 <file path=word/header1.xml><?xml version="1.0" encoding="utf-8"?>
-<w:hdr xmlns:wpc="http://schemas.microsoft.com/office/word/2010/wordprocessingCanvas" xmlns:cx="http://schemas.microsoft.com/office/drawing/2014/chartex" xmlns:cx1="http://schemas.microsoft.com/office/drawing/2015/9/8/chartex" xmlns:cx2="http://schemas.microsoft.com/office/drawing/2015/10/21/chartex" xmlns:cx3="http://schemas.microsoft.com/office/drawing/2016/5/9/chartex" xmlns:cx4="http://schemas.microsoft.com/office/drawing/2016/5/10/chartex" xmlns:cx5="http://schemas.microsoft.com/office/drawing/2016/5/11/chartex" xmlns:cx6="http://schemas.microsoft.com/office/drawing/2016/5/12/chartex" xmlns:cx7="http://schemas.microsoft.com/office/drawing/2016/5/13/chartex" xmlns:cx8="http://schemas.microsoft.com/office/drawing/2016/5/14/chartex" xmlns:mc="http://schemas.openxmlformats.org/markup-compatibility/2006" xmlns:aink="http://schemas.microsoft.com/office/drawing/2016/ink" xmlns:am3d="http://schemas.microsoft.com/office/drawing/2017/model3d" xmlns:o="urn:schemas-microsoft-com:office:office" xmlns:oel="http://schemas.microsoft.com/office/2019/extlst" xmlns:r="http://schemas.openxmlformats.org/officeDocument/2006/relationships" xmlns:m="http://schemas.openxmlformats.org/officeDocument/2006/math" xmlns:v="urn:schemas-microsoft-com:vml" xmlns:wp14="http://schemas.microsoft.com/office/word/2010/wordprocessingDrawing" xmlns:wp="http://schemas.openxmlformats.org/drawingml/2006/wordprocessingDrawing" xmlns:w10="urn:schemas-microsoft-com:office:word" xmlns:w="http://schemas.openxmlformats.org/wordprocessingml/2006/main" xmlns:w14="http://schemas.microsoft.com/office/word/2010/wordml" xmlns:w15="http://schemas.microsoft.com/office/word/2012/wordml" xmlns:w16cex="http://schemas.microsoft.com/office/word/2018/wordml/cex" xmlns:w16cid="http://schemas.microsoft.com/office/word/2016/wordml/cid" xmlns:w16="http://schemas.microsoft.com/office/word/2018/wordml" xmlns:w16sdtdh="http://schemas.microsoft.com/office/word/2020/wordml/sdtdatahash" xmlns:w16se="http://schemas.microsoft.com/office/word/2015/wordml/symex" xmlns:wpg="http://schemas.microsoft.com/office/word/2010/wordprocessingGroup" xmlns:wpi="http://schemas.microsoft.com/office/word/2010/wordprocessingInk" xmlns:wne="http://schemas.microsoft.com/office/word/2006/wordml" xmlns:wps="http://schemas.microsoft.com/office/word/2010/wordprocessingShape" mc:Ignorable="w14 w15 w16se w16cid w16 w16cex w16sdtdh wp14">
+<w:hdr xmlns:wpc="http://schemas.microsoft.com/office/word/2010/wordprocessingCanvas" xmlns:cx="http://schemas.microsoft.com/office/drawing/2014/chartex" xmlns:cx1="http://schemas.microsoft.com/office/drawing/2015/9/8/chartex" xmlns:cx2="http://schemas.microsoft.com/office/drawing/2015/10/21/chartex" xmlns:cx3="http://schemas.microsoft.com/office/drawing/2016/5/9/chartex" xmlns:cx4="http://schemas.microsoft.com/office/drawing/2016/5/10/chartex" xmlns:cx5="http://schemas.microsoft.com/office/drawing/2016/5/11/chartex" xmlns:cx6="http://schemas.microsoft.com/office/drawing/2016/5/12/chartex" xmlns:cx7="http://schemas.microsoft.com/office/drawing/2016/5/13/chartex" xmlns:cx8="http://schemas.microsoft.com/office/drawing/2016/5/14/chartex" xmlns:mc="http://schemas.openxmlformats.org/markup-compatibility/2006" xmlns:aink="http://schemas.microsoft.com/office/drawing/2016/ink" xmlns:am3d="http://schemas.microsoft.com/office/drawing/2017/model3d" xmlns:o="urn:schemas-microsoft-com:office:office" xmlns:oel="http://schemas.microsoft.com/office/2019/extlst" xmlns:r="http://schemas.openxmlformats.org/officeDocument/2006/relationships" xmlns:m="http://schemas.openxmlformats.org/officeDocument/2006/math" xmlns:v="urn:schemas-microsoft-com:vml" xmlns:wp14="http://schemas.microsoft.com/office/word/2010/wordprocessingDrawing" xmlns:wp="http://schemas.openxmlformats.org/drawingml/2006/wordprocessingDrawing" xmlns:w10="urn:schemas-microsoft-com:office:word" xmlns:w="http://schemas.openxmlformats.org/wordprocessingml/2006/main" xmlns:w14="http://schemas.microsoft.com/office/word/2010/wordml" xmlns:w15="http://schemas.microsoft.com/office/word/2012/wordml" xmlns:w16cex="http://schemas.microsoft.com/office/word/2018/wordml/cex" xmlns:w16cid="http://schemas.microsoft.com/office/word/2016/wordml/cid" xmlns:w16="http://schemas.microsoft.com/office/word/2018/wordml" xmlns:w16du="http://schemas.microsoft.com/office/word/2023/wordml/word16du" xmlns:w16sdtdh="http://schemas.microsoft.com/office/word/2020/wordml/sdtdatahash" xmlns:w16sdtfl="http://schemas.microsoft.com/office/word/2024/wordml/sdtformatlock" xmlns:w16se="http://schemas.microsoft.com/office/word/2015/wordml/symex" xmlns:wpg="http://schemas.microsoft.com/office/word/2010/wordprocessingGroup" xmlns:wpi="http://schemas.microsoft.com/office/word/2010/wordprocessingInk" xmlns:wne="http://schemas.microsoft.com/office/word/2006/wordml" xmlns:wps="http://schemas.microsoft.com/office/word/2010/wordprocessingShape" mc:Ignorable="w14 w15 w16se w16cid w16 w16cex w16sdtdh w16sdtfl w16du wp14">
   <w:p>
     <w:pPr>
       <w:pStyle w:val="Header"/>
@@ -1426,7 +1449,7 @@
 </file>
 
 <file path=word/header2.xml><?xml version="1.0" encoding="utf-8"?>
-<w:hdr xmlns:wpc="http://schemas.microsoft.com/office/word/2010/wordprocessingCanvas" xmlns:cx="http://schemas.microsoft.com/office/drawing/2014/chartex" xmlns:cx1="http://schemas.microsoft.com/office/drawing/2015/9/8/chartex" xmlns:cx2="http://schemas.microsoft.com/office/drawing/2015/10/21/chartex" xmlns:cx3="http://schemas.microsoft.com/office/drawing/2016/5/9/chartex" xmlns:cx4="http://schemas.microsoft.com/office/drawing/2016/5/10/chartex" xmlns:cx5="http://schemas.microsoft.com/office/drawing/2016/5/11/chartex" xmlns:cx6="http://schemas.microsoft.com/office/drawing/2016/5/12/chartex" xmlns:cx7="http://schemas.microsoft.com/office/drawing/2016/5/13/chartex" xmlns:cx8="http://schemas.microsoft.com/office/drawing/2016/5/14/chartex" xmlns:mc="http://schemas.openxmlformats.org/markup-compatibility/2006" xmlns:aink="http://schemas.microsoft.com/office/drawing/2016/ink" xmlns:am3d="http://schemas.microsoft.com/office/drawing/2017/model3d" xmlns:o="urn:schemas-microsoft-com:office:office" xmlns:oel="http://schemas.microsoft.com/office/2019/extlst" xmlns:r="http://schemas.openxmlformats.org/officeDocument/2006/relationships" xmlns:m="http://schemas.openxmlformats.org/officeDocument/2006/math" xmlns:v="urn:schemas-microsoft-com:vml" xmlns:wp14="http://schemas.microsoft.com/office/word/2010/wordprocessingDrawing" xmlns:wp="http://schemas.openxmlformats.org/drawingml/2006/wordprocessingDrawing" xmlns:w10="urn:schemas-microsoft-com:office:word" xmlns:w="http://schemas.openxmlformats.org/wordprocessingml/2006/main" xmlns:w14="http://schemas.microsoft.com/office/word/2010/wordml" xmlns:w15="http://schemas.microsoft.com/office/word/2012/wordml" xmlns:w16cex="http://schemas.microsoft.com/office/word/2018/wordml/cex" xmlns:w16cid="http://schemas.microsoft.com/office/word/2016/wordml/cid" xmlns:w16="http://schemas.microsoft.com/office/word/2018/wordml" xmlns:w16sdtdh="http://schemas.microsoft.com/office/word/2020/wordml/sdtdatahash" xmlns:w16se="http://schemas.microsoft.com/office/word/2015/wordml/symex" xmlns:wpg="http://schemas.microsoft.com/office/word/2010/wordprocessingGroup" xmlns:wpi="http://schemas.microsoft.com/office/word/2010/wordprocessingInk" xmlns:wne="http://schemas.microsoft.com/office/word/2006/wordml" xmlns:wps="http://schemas.microsoft.com/office/word/2010/wordprocessingShape" mc:Ignorable="w14 w15 w16se w16cid w16 w16cex w16sdtdh wp14">
+<w:hdr xmlns:wpc="http://schemas.microsoft.com/office/word/2010/wordprocessingCanvas" xmlns:cx="http://schemas.microsoft.com/office/drawing/2014/chartex" xmlns:cx1="http://schemas.microsoft.com/office/drawing/2015/9/8/chartex" xmlns:cx2="http://schemas.microsoft.com/office/drawing/2015/10/21/chartex" xmlns:cx3="http://schemas.microsoft.com/office/drawing/2016/5/9/chartex" xmlns:cx4="http://schemas.microsoft.com/office/drawing/2016/5/10/chartex" xmlns:cx5="http://schemas.microsoft.com/office/drawing/2016/5/11/chartex" xmlns:cx6="http://schemas.microsoft.com/office/drawing/2016/5/12/chartex" xmlns:cx7="http://schemas.microsoft.com/office/drawing/2016/5/13/chartex" xmlns:cx8="http://schemas.microsoft.com/office/drawing/2016/5/14/chartex" xmlns:mc="http://schemas.openxmlformats.org/markup-compatibility/2006" xmlns:aink="http://schemas.microsoft.com/office/drawing/2016/ink" xmlns:am3d="http://schemas.microsoft.com/office/drawing/2017/model3d" xmlns:o="urn:schemas-microsoft-com:office:office" xmlns:oel="http://schemas.microsoft.com/office/2019/extlst" xmlns:r="http://schemas.openxmlformats.org/officeDocument/2006/relationships" xmlns:m="http://schemas.openxmlformats.org/officeDocument/2006/math" xmlns:v="urn:schemas-microsoft-com:vml" xmlns:wp14="http://schemas.microsoft.com/office/word/2010/wordprocessingDrawing" xmlns:wp="http://schemas.openxmlformats.org/drawingml/2006/wordprocessingDrawing" xmlns:w10="urn:schemas-microsoft-com:office:word" xmlns:w="http://schemas.openxmlformats.org/wordprocessingml/2006/main" xmlns:w14="http://schemas.microsoft.com/office/word/2010/wordml" xmlns:w15="http://schemas.microsoft.com/office/word/2012/wordml" xmlns:w16cex="http://schemas.microsoft.com/office/word/2018/wordml/cex" xmlns:w16cid="http://schemas.microsoft.com/office/word/2016/wordml/cid" xmlns:w16="http://schemas.microsoft.com/office/word/2018/wordml" xmlns:w16du="http://schemas.microsoft.com/office/word/2023/wordml/word16du" xmlns:w16sdtdh="http://schemas.microsoft.com/office/word/2020/wordml/sdtdatahash" xmlns:w16sdtfl="http://schemas.microsoft.com/office/word/2024/wordml/sdtformatlock" xmlns:w16se="http://schemas.microsoft.com/office/word/2015/wordml/symex" xmlns:wpg="http://schemas.microsoft.com/office/word/2010/wordprocessingGroup" xmlns:wpi="http://schemas.microsoft.com/office/word/2010/wordprocessingInk" xmlns:wne="http://schemas.microsoft.com/office/word/2006/wordml" xmlns:wps="http://schemas.microsoft.com/office/word/2010/wordprocessingShape" mc:Ignorable="w14 w15 w16se w16cid w16 w16cex w16sdtdh w16sdtfl w16du wp14">
   <w:p>
     <w:pPr>
       <w:pStyle w:val="Header"/>
@@ -1437,7 +1460,7 @@
 </file>
 
 <file path=word/header3.xml><?xml version="1.0" encoding="utf-8"?>
-<w:hdr xmlns:wpc="http://schemas.microsoft.com/office/word/2010/wordprocessingCanvas" xmlns:cx="http://schemas.microsoft.com/office/drawing/2014/chartex" xmlns:cx1="http://schemas.microsoft.com/office/drawing/2015/9/8/chartex" xmlns:cx2="http://schemas.microsoft.com/office/drawing/2015/10/21/chartex" xmlns:cx3="http://schemas.microsoft.com/office/drawing/2016/5/9/chartex" xmlns:cx4="http://schemas.microsoft.com/office/drawing/2016/5/10/chartex" xmlns:cx5="http://schemas.microsoft.com/office/drawing/2016/5/11/chartex" xmlns:cx6="http://schemas.microsoft.com/office/drawing/2016/5/12/chartex" xmlns:cx7="http://schemas.microsoft.com/office/drawing/2016/5/13/chartex" xmlns:cx8="http://schemas.microsoft.com/office/drawing/2016/5/14/chartex" xmlns:mc="http://schemas.openxmlformats.org/markup-compatibility/2006" xmlns:aink="http://schemas.microsoft.com/office/drawing/2016/ink" xmlns:am3d="http://schemas.microsoft.com/office/drawing/2017/model3d" xmlns:o="urn:schemas-microsoft-com:office:office" xmlns:oel="http://schemas.microsoft.com/office/2019/extlst" xmlns:r="http://schemas.openxmlformats.org/officeDocument/2006/relationships" xmlns:m="http://schemas.openxmlformats.org/officeDocument/2006/math" xmlns:v="urn:schemas-microsoft-com:vml" xmlns:wp14="http://schemas.microsoft.com/office/word/2010/wordprocessingDrawing" xmlns:wp="http://schemas.openxmlformats.org/drawingml/2006/wordprocessingDrawing" xmlns:w10="urn:schemas-microsoft-com:office:word" xmlns:w="http://schemas.openxmlformats.org/wordprocessingml/2006/main" xmlns:w14="http://schemas.microsoft.com/office/word/2010/wordml" xmlns:w15="http://schemas.microsoft.com/office/word/2012/wordml" xmlns:w16cex="http://schemas.microsoft.com/office/word/2018/wordml/cex" xmlns:w16cid="http://schemas.microsoft.com/office/word/2016/wordml/cid" xmlns:w16="http://schemas.microsoft.com/office/word/2018/wordml" xmlns:w16sdtdh="http://schemas.microsoft.com/office/word/2020/wordml/sdtdatahash" xmlns:w16se="http://schemas.microsoft.com/office/word/2015/wordml/symex" xmlns:wpg="http://schemas.microsoft.com/office/word/2010/wordprocessingGroup" xmlns:wpi="http://schemas.microsoft.com/office/word/2010/wordprocessingInk" xmlns:wne="http://schemas.microsoft.com/office/word/2006/wordml" xmlns:wps="http://schemas.microsoft.com/office/word/2010/wordprocessingShape" mc:Ignorable="w14 w15 w16se w16cid w16 w16cex w16sdtdh wp14">
+<w:hdr xmlns:wpc="http://schemas.microsoft.com/office/word/2010/wordprocessingCanvas" xmlns:cx="http://schemas.microsoft.com/office/drawing/2014/chartex" xmlns:cx1="http://schemas.microsoft.com/office/drawing/2015/9/8/chartex" xmlns:cx2="http://schemas.microsoft.com/office/drawing/2015/10/21/chartex" xmlns:cx3="http://schemas.microsoft.com/office/drawing/2016/5/9/chartex" xmlns:cx4="http://schemas.microsoft.com/office/drawing/2016/5/10/chartex" xmlns:cx5="http://schemas.microsoft.com/office/drawing/2016/5/11/chartex" xmlns:cx6="http://schemas.microsoft.com/office/drawing/2016/5/12/chartex" xmlns:cx7="http://schemas.microsoft.com/office/drawing/2016/5/13/chartex" xmlns:cx8="http://schemas.microsoft.com/office/drawing/2016/5/14/chartex" xmlns:mc="http://schemas.openxmlformats.org/markup-compatibility/2006" xmlns:aink="http://schemas.microsoft.com/office/drawing/2016/ink" xmlns:am3d="http://schemas.microsoft.com/office/drawing/2017/model3d" xmlns:o="urn:schemas-microsoft-com:office:office" xmlns:oel="http://schemas.microsoft.com/office/2019/extlst" xmlns:r="http://schemas.openxmlformats.org/officeDocument/2006/relationships" xmlns:m="http://schemas.openxmlformats.org/officeDocument/2006/math" xmlns:v="urn:schemas-microsoft-com:vml" xmlns:wp14="http://schemas.microsoft.com/office/word/2010/wordprocessingDrawing" xmlns:wp="http://schemas.openxmlformats.org/drawingml/2006/wordprocessingDrawing" xmlns:w10="urn:schemas-microsoft-com:office:word" xmlns:w="http://schemas.openxmlformats.org/wordprocessingml/2006/main" xmlns:w14="http://schemas.microsoft.com/office/word/2010/wordml" xmlns:w15="http://schemas.microsoft.com/office/word/2012/wordml" xmlns:w16cex="http://schemas.microsoft.com/office/word/2018/wordml/cex" xmlns:w16cid="http://schemas.microsoft.com/office/word/2016/wordml/cid" xmlns:w16="http://schemas.microsoft.com/office/word/2018/wordml" xmlns:w16du="http://schemas.microsoft.com/office/word/2023/wordml/word16du" xmlns:w16sdtdh="http://schemas.microsoft.com/office/word/2020/wordml/sdtdatahash" xmlns:w16sdtfl="http://schemas.microsoft.com/office/word/2024/wordml/sdtformatlock" xmlns:w16se="http://schemas.microsoft.com/office/word/2015/wordml/symex" xmlns:wpg="http://schemas.microsoft.com/office/word/2010/wordprocessingGroup" xmlns:wpi="http://schemas.microsoft.com/office/word/2010/wordprocessingInk" xmlns:wne="http://schemas.microsoft.com/office/word/2006/wordml" xmlns:wps="http://schemas.microsoft.com/office/word/2010/wordprocessingShape" mc:Ignorable="w14 w15 w16se w16cid w16 w16cex w16sdtdh w16sdtfl w16du wp14">
   <w:p>
     <w:pPr>
       <w:pStyle w:val="Header"/>
@@ -1446,7 +1469,7 @@
     <w:r>
       <w:tab/>
       <w:tab/>
-      <w:t>2026-06-17</w:t>
+      <w:t>2026-06-18</w:t>
       <w:br/>
       <w:br/>
     </w:r>
@@ -1463,7 +1486,7 @@
 </file>
 
 <file path=word/numbering.xml><?xml version="1.0" encoding="utf-8"?>
-<w:numbering xmlns:wpc="http://schemas.microsoft.com/office/word/2010/wordprocessingCanvas" xmlns:cx="http://schemas.microsoft.com/office/drawing/2014/chartex" xmlns:cx1="http://schemas.microsoft.com/office/drawing/2015/9/8/chartex" xmlns:cx2="http://schemas.microsoft.com/office/drawing/2015/10/21/chartex" xmlns:cx3="http://schemas.microsoft.com/office/drawing/2016/5/9/chartex" xmlns:cx4="http://schemas.microsoft.com/office/drawing/2016/5/10/chartex" xmlns:cx5="http://schemas.microsoft.com/office/drawing/2016/5/11/chartex" xmlns:cx6="http://schemas.microsoft.com/office/drawing/2016/5/12/chartex" xmlns:cx7="http://schemas.microsoft.com/office/drawing/2016/5/13/chartex" xmlns:cx8="http://schemas.microsoft.com/office/drawing/2016/5/14/chartex" xmlns:mc="http://schemas.openxmlformats.org/markup-compatibility/2006" xmlns:aink="http://schemas.microsoft.com/office/drawing/2016/ink" xmlns:am3d="http://schemas.microsoft.com/office/drawing/2017/model3d" xmlns:o="urn:schemas-microsoft-com:office:office" xmlns:oel="http://schemas.microsoft.com/office/2019/extlst" xmlns:r="http://schemas.openxmlformats.org/officeDocument/2006/relationships" xmlns:m="http://schemas.openxmlformats.org/officeDocument/2006/math" xmlns:v="urn:schemas-microsoft-com:vml" xmlns:wp14="http://schemas.microsoft.com/office/word/2010/wordprocessingDrawing" xmlns:wp="http://schemas.openxmlformats.org/drawingml/2006/wordprocessingDrawing" xmlns:w10="urn:schemas-microsoft-com:office:word" xmlns:w="http://schemas.openxmlformats.org/wordprocessingml/2006/main" xmlns:w14="http://schemas.microsoft.com/office/word/2010/wordml" xmlns:w15="http://schemas.microsoft.com/office/word/2012/wordml" xmlns:w16cex="http://schemas.microsoft.com/office/word/2018/wordml/cex" xmlns:w16cid="http://schemas.microsoft.com/office/word/2016/wordml/cid" xmlns:w16="http://schemas.microsoft.com/office/word/2018/wordml" xmlns:w16sdtdh="http://schemas.microsoft.com/office/word/2020/wordml/sdtdatahash" xmlns:w16se="http://schemas.microsoft.com/office/word/2015/wordml/symex" xmlns:wpg="http://schemas.microsoft.com/office/word/2010/wordprocessingGroup" xmlns:wpi="http://schemas.microsoft.com/office/word/2010/wordprocessingInk" xmlns:wne="http://schemas.microsoft.com/office/word/2006/wordml" xmlns:wps="http://schemas.microsoft.com/office/word/2010/wordprocessingShape" mc:Ignorable="w14 w15 w16se w16cid w16 w16cex w16sdtdh wp14">
+<w:numbering xmlns:wpc="http://schemas.microsoft.com/office/word/2010/wordprocessingCanvas" xmlns:cx="http://schemas.microsoft.com/office/drawing/2014/chartex" xmlns:cx1="http://schemas.microsoft.com/office/drawing/2015/9/8/chartex" xmlns:cx2="http://schemas.microsoft.com/office/drawing/2015/10/21/chartex" xmlns:cx3="http://schemas.microsoft.com/office/drawing/2016/5/9/chartex" xmlns:cx4="http://schemas.microsoft.com/office/drawing/2016/5/10/chartex" xmlns:cx5="http://schemas.microsoft.com/office/drawing/2016/5/11/chartex" xmlns:cx6="http://schemas.microsoft.com/office/drawing/2016/5/12/chartex" xmlns:cx7="http://schemas.microsoft.com/office/drawing/2016/5/13/chartex" xmlns:cx8="http://schemas.microsoft.com/office/drawing/2016/5/14/chartex" xmlns:mc="http://schemas.openxmlformats.org/markup-compatibility/2006" xmlns:aink="http://schemas.microsoft.com/office/drawing/2016/ink" xmlns:am3d="http://schemas.microsoft.com/office/drawing/2017/model3d" xmlns:o="urn:schemas-microsoft-com:office:office" xmlns:oel="http://schemas.microsoft.com/office/2019/extlst" xmlns:r="http://schemas.openxmlformats.org/officeDocument/2006/relationships" xmlns:m="http://schemas.openxmlformats.org/officeDocument/2006/math" xmlns:v="urn:schemas-microsoft-com:vml" xmlns:wp14="http://schemas.microsoft.com/office/word/2010/wordprocessingDrawing" xmlns:wp="http://schemas.openxmlformats.org/drawingml/2006/wordprocessingDrawing" xmlns:w10="urn:schemas-microsoft-com:office:word" xmlns:w="http://schemas.openxmlformats.org/wordprocessingml/2006/main" xmlns:w14="http://schemas.microsoft.com/office/word/2010/wordml" xmlns:w15="http://schemas.microsoft.com/office/word/2012/wordml" xmlns:w16cex="http://schemas.microsoft.com/office/word/2018/wordml/cex" xmlns:w16cid="http://schemas.microsoft.com/office/word/2016/wordml/cid" xmlns:w16="http://schemas.microsoft.com/office/word/2018/wordml" xmlns:w16du="http://schemas.microsoft.com/office/word/2023/wordml/word16du" xmlns:w16sdtdh="http://schemas.microsoft.com/office/word/2020/wordml/sdtdatahash" xmlns:w16sdtfl="http://schemas.microsoft.com/office/word/2024/wordml/sdtformatlock" xmlns:w16se="http://schemas.microsoft.com/office/word/2015/wordml/symex" xmlns:wpg="http://schemas.microsoft.com/office/word/2010/wordprocessingGroup" xmlns:wpi="http://schemas.microsoft.com/office/word/2010/wordprocessingInk" xmlns:wne="http://schemas.microsoft.com/office/word/2006/wordml" xmlns:wps="http://schemas.microsoft.com/office/word/2010/wordprocessingShape" mc:Ignorable="w14 w15 w16se w16cid w16 w16cex w16sdtdh w16sdtfl w16du wp14">
   <w:abstractNum w:abstractNumId="0" w15:restartNumberingAfterBreak="0">
     <w:nsid w:val="FFFFFF7C"/>
     <w:multiLevelType w:val="singleLevel"/>
@@ -1666,7 +1689,7 @@
 </file>
 
 <file path=word/styles.xml><?xml version="1.0" encoding="utf-8"?>
-<w:styles xmlns:mc="http://schemas.openxmlformats.org/markup-compatibility/2006" xmlns:r="http://schemas.openxmlformats.org/officeDocument/2006/relationships" xmlns:w="http://schemas.openxmlformats.org/wordprocessingml/2006/main" xmlns:w14="http://schemas.microsoft.com/office/word/2010/wordml" xmlns:w15="http://schemas.microsoft.com/office/word/2012/wordml" xmlns:w16cex="http://schemas.microsoft.com/office/word/2018/wordml/cex" xmlns:w16cid="http://schemas.microsoft.com/office/word/2016/wordml/cid" xmlns:w16="http://schemas.microsoft.com/office/word/2018/wordml" xmlns:w16sdtdh="http://schemas.microsoft.com/office/word/2020/wordml/sdtdatahash" xmlns:w16se="http://schemas.microsoft.com/office/word/2015/wordml/symex" mc:Ignorable="w14 w15 w16se w16cid w16 w16cex w16sdtdh">
+<w:styles xmlns:mc="http://schemas.openxmlformats.org/markup-compatibility/2006" xmlns:r="http://schemas.openxmlformats.org/officeDocument/2006/relationships" xmlns:w="http://schemas.openxmlformats.org/wordprocessingml/2006/main" xmlns:w14="http://schemas.microsoft.com/office/word/2010/wordml" xmlns:w15="http://schemas.microsoft.com/office/word/2012/wordml" xmlns:w16cex="http://schemas.microsoft.com/office/word/2018/wordml/cex" xmlns:w16cid="http://schemas.microsoft.com/office/word/2016/wordml/cid" xmlns:w16="http://schemas.microsoft.com/office/word/2018/wordml" xmlns:w16du="http://schemas.microsoft.com/office/word/2023/wordml/word16du" xmlns:w16sdtdh="http://schemas.microsoft.com/office/word/2020/wordml/sdtdatahash" xmlns:w16sdtfl="http://schemas.microsoft.com/office/word/2024/wordml/sdtformatlock" xmlns:w16se="http://schemas.microsoft.com/office/word/2015/wordml/symex" mc:Ignorable="w14 w15 w16se w16cid w16 w16cex w16sdtdh w16sdtfl w16du">
   <w:docDefaults>
     <w:rPrDefault>
       <w:rPr>
@@ -2424,7 +2447,7 @@
     <w:link w:val="TitleChar"/>
     <w:uiPriority w:val="10"/>
     <w:qFormat/>
-    <w:rsid w:val="007106C8"/>
+    <w:rsid w:val="00E854FA"/>
     <w:pPr>
       <w:spacing w:after="300" w:line="240" w:lineRule="auto"/>
       <w:contextualSpacing/>
@@ -2434,7 +2457,7 @@
       <w:rFonts w:eastAsiaTheme="majorEastAsia" w:cstheme="majorBidi"/>
       <w:spacing w:val="5"/>
       <w:kern w:val="28"/>
-      <w:sz w:val="52"/>
+      <w:sz w:val="40"/>
       <w:szCs w:val="52"/>
       <w:lang w:val="sv-SE" w:eastAsia="en-US" w:bidi="ar-SA"/>
     </w:rPr>
@@ -2444,12 +2467,12 @@
     <w:basedOn w:val="DefaultParagraphFont"/>
     <w:link w:val="Title"/>
     <w:uiPriority w:val="10"/>
-    <w:rsid w:val="007106C8"/>
+    <w:rsid w:val="00E854FA"/>
     <w:rPr>
       <w:rFonts w:ascii="Times New Roman" w:eastAsiaTheme="majorEastAsia" w:hAnsi="Times New Roman" w:cstheme="majorBidi"/>
       <w:spacing w:val="5"/>
       <w:kern w:val="28"/>
-      <w:sz w:val="52"/>
+      <w:sz w:val="40"/>
       <w:szCs w:val="52"/>
       <w:lang w:val="sv-SE" w:eastAsia="en-US" w:bidi="ar-SA"/>
     </w:rPr>

--- a/klagomål/A 57244-2025 FSC-klagomål.docx
+++ b/klagomål/A 57244-2025 FSC-klagomål.docx
@@ -1469,7 +1469,7 @@
     <w:r>
       <w:tab/>
       <w:tab/>
-      <w:t>2026-06-18</w:t>
+      <w:t>2026-06-19</w:t>
       <w:br/>
       <w:br/>
     </w:r>

--- a/klagomål/A 57244-2025 FSC-klagomål.docx
+++ b/klagomål/A 57244-2025 FSC-klagomål.docx
@@ -1469,7 +1469,7 @@
     <w:r>
       <w:tab/>
       <w:tab/>
-      <w:t>2026-06-19</w:t>
+      <w:t>2026-06-20</w:t>
       <w:br/>
       <w:br/>
     </w:r>

--- a/klagomål/A 57244-2025 FSC-klagomål.docx
+++ b/klagomål/A 57244-2025 FSC-klagomål.docx
@@ -168,38 +168,7 @@
     </w:p>
     <w:p>
       <w:r>
-        <w:t>Detta dokument behandlar höga naturvärden i avverkningsanmälan A 57244-2025 i Bergs kommun som inkom 2025-11-18 och omfattar 17,7 ha.</w:t>
-      </w:r>
-    </w:p>
-    <w:p>
-      <w:r>
-        <w:t>Nedan presenteras fynd av naturvårdsarter och fridlysta arter som gjorts i det avverkningsanmälda området, samt relevanta utdrag ur standarderna för FSC, Chain of Custody, Controlled Wood och PEFC. I BILAGA 1 finns artfakta om fridlysta och rödlistade arter.</w:t>
-      </w:r>
-    </w:p>
-    <w:p>
-      <w:r>
-        <w:t>Vi förväntar oss att ni återkommer med ett skriftligt svar på vårt klagomål och även beskriver vilka korrigerande åtgärder ni satt in för att rätta till identifierade brister i er efterlevnad av den svenska FSC standarden.</w:t>
-      </w:r>
-    </w:p>
-    <w:p>
-      <w:pPr>
-        <w:pStyle w:val="Heading1"/>
-      </w:pPr>
-      <w:r>
-        <w:t>Naturvårdsarter</w:t>
-      </w:r>
-    </w:p>
-    <w:p>
-      <w:r>
-        <w:t>I och inom 23 meter från avverkningsanmälan har följande 16 naturvårdsarter hittats: doftticka (VU, T, §8), garnlav (VU, T), blågrå svartspik (NT), brunpudrad nållav (NT, T), gammelgransskål (NT, T), kolflarnlav (NT, T), lunglav (NT, T), mörk kolflarnlav (NT), skrovellav (NT, T), talltita (NT, §4), vedflamlav (NT), violettgrå tagellav (NT, T), vitgrynig nållav (NT), vedticka (S, T), spillkråka (T, §4) och tjäder (T, §4). Av dessa är 13 rödlistade. För rödlistade arter har rödlistekategorin angivits inom parentes. Arter som är signalarter enligt Skogsstyrelsen har markerats med (S). Typiska arter inom Natura 2000 som är kopplade till skogsekosystem har markerats med (T). För fridlysta arter anges även paragrafen i Artskyddsförordningen som arten är fridlyst enligt.</w:t>
-      </w:r>
-    </w:p>
-    <w:p>
-      <w:r>
-        <w:t>De påträffade naturvårdsarterna är ett tydligt kvitto på att det rör sig om en skog med höga naturvärden.</w:t>
-      </w:r>
-      <w:r>
-        <w:t xml:space="preserve"> I Figur 1 visas fyndplatser för naturvårdsarter i området, som finns registrerade på Artportalen.</w:t>
+        <w:t>Detta klagomål behandlar höga naturvärden i avverkningsanmälan A 57244-2025 i Bergs kommun som inkom 2025-11-18 och omfattar 17,7 ha.</w:t>
       </w:r>
     </w:p>
     <w:p>
@@ -247,7 +216,426 @@
         <w:spacing w:after="240"/>
       </w:pPr>
       <w:r>
-        <w:t>Figur 1. Fyndplatser för naturvårdsarter i och inom 23 meter från avverkningsanmälan (röd linje). Markörer utan svart kant är placerade på fyndplatsen. Markörer med svart kant är placerade vid sidan av fyndplatsen och har ett svart streck som visar fyndplatsens exakta position. Kartans mittpunktskoordinat är N 6939357, E 485752 i SWEREF 99 TM.</w:t>
+        <w:t>Figur 1. Fyndplatser för naturvårdsarter i och inom 23 meter från avverkningsanmälan. Markörer utan svart kant är placerade på fyndplatsen. Markörer med svart kant är placerade vid sidan av fyndplatsen har ett svart streck som visar fyndplatsens exakta position. Kartans mittpunktskoordinat är N 6939357, E 485752 i SWEREF 99 TM.</w:t>
+      </w:r>
+    </w:p>
+    <w:p>
+      <w:r>
+        <w:t>I och inom 23 meter från avverkningsanmälan finns fynd av 16 naturvårdsarter, varav 13 är rödlistade, 4 är fridlysta, 11 är typiska (T) och 1 är signalart (S): doftticka (VU, T, §8), garnlav (VU, T), blågrå svartspik (NT), brunpudrad nållav (NT, T), gammelgransskål (NT, T), kolflarnlav (NT, T), lunglav (NT, T), mörk kolflarnlav (NT), skrovellav (NT, T), talltita (NT, §4), vedflamlav (NT), violettgrå tagellav (NT, T), vitgrynig nållav (NT), vedticka (S, T), spillkråka (T, §4) och tjäder (T, §4). Se Figur 1.</w:t>
+      </w:r>
+    </w:p>
+    <w:p>
+      <w:r>
+        <w:t>Nedan presenteras relevanta utdrag ur standarderna för FSC, Chain of Custody, Controlled Wood och PEFC.</w:t>
+      </w:r>
+    </w:p>
+    <w:p>
+      <w:r>
+        <w:t>Vi förväntar oss att ni återkommer med ett skriftligt svar på vårt klagomål och även beskriver vilka korrigerande åtgärder ni satt in för att rätta till identifierade brister i er efterlevnad av den svenska FSC standarden.</w:t>
+      </w:r>
+    </w:p>
+    <w:p>
+      <w:pPr>
+        <w:pStyle w:val="Heading1"/>
+      </w:pPr>
+      <w:r>
+        <w:t>Naturvårdsarter och fridlysta arter</w:t>
+      </w:r>
+    </w:p>
+    <w:p>
+      <w:r>
+        <w:t>Nedan följer beskrivningar av de naturvårdsarter och fridlysta arter som har sina livsmiljöer och växtplatser i den avverkningsanmälda skogen. Se även ytterligare artfakta i BILAGA 1. De påträffade naturvårdsarterna är ett tydligt kvitto på att det rör sig om en skog med höga naturvärden.</w:t>
+      </w:r>
+    </w:p>
+    <w:p>
+      <w:r>
+        <w:rPr>
+          <w:b/>
+        </w:rPr>
+        <w:t>Doftticka (VU, §8)</w:t>
+      </w:r>
+      <w:r>
+        <w:t xml:space="preserve"> är rödlistad som sårbar (VU) och fridlyst enligt 8§ artskyddsförordningen. Den är även globalt rödlistad som Nära hotad (NT) vilket innebär att Sverige har ett internationellt ansvar för arten. Doftticka är beroende av hög och jämn luftfuktighet i gamla, ostörda skogsmiljöer och är känslig för snabba förändringar av ljus-/vindförhållanden eller uttorkning. Dofttickan är placerad i toppen av Skogsstyrelsens värdepyramid för bedömning av skog med höga naturvärden och signalerar alltid gamla sälgar och skogsområden med höga naturvärden. Avverkning av värdträd (främst sälg) utgör det största hotet och när gamla och olikåldriga skogar med sälg avverkas försvinner oftast sälgen. Dofttickan har minskat med ca 30 % under de senaste 30 åren och är typisk art för </w:t>
+      </w:r>
+      <w:r>
+        <w:rPr>
+          <w:i/>
+        </w:rPr>
+        <w:t>9010 Taiga</w:t>
+      </w:r>
+      <w:r>
+        <w:t xml:space="preserve"> och</w:t>
+      </w:r>
+      <w:r>
+        <w:rPr>
+          <w:i/>
+        </w:rPr>
+        <w:t xml:space="preserve"> 9050 Näringsrik granskog </w:t>
+      </w:r>
+      <w:r>
+        <w:t>(IUCN Redlist, 2024; Nitare &amp; Skogsstyrelsen, 2019; SLU Artdatabanken, 2024).</w:t>
+      </w:r>
+    </w:p>
+    <w:p>
+      <w:r>
+        <w:rPr>
+          <w:b/>
+        </w:rPr>
+        <w:t>Garnlav (VU)</w:t>
+      </w:r>
+      <w:r>
+        <w:t xml:space="preserve"> är en utpräglad barrskogsart som ibland kan drapera träden i norrländska grannaturskogar med hög luftfuktighet. Den förekommer även i talldominerade bestånd där den, förutom i trädens grenverk, påträffas hängande över ojämnheter i tallbarken. Arten har minskat starkt i södra och mellersta Sverige och den minskar även i sitt nordliga utbredningsområde. Minskningstakten uppgår till 30 (20–50) % inom 50 år och överstiger gränsvärdet för Sårbar (VU). Orsaken till tillbakagången beror främst på slutavverkningar av naturskogsartade skogar. Bestånd med riklig förekomst bör regelmässigt sparas, vilket även gynnar flera andra sällsynta och rödlistade arter. Garnlav är värdväxt för den mycket sällsynta och akut hotade fjärilen barrskogslavfly (CR) som hör hemma i boreala barrskogar med riklig förekomst av värdväxten. Tidigare kunde arten konstateras årligen på flera platser vid Dala-Floda i Dalarna innan lokalerna kalavverkades. Senaste fyndet i landet av barrskogslavfly är från år 2000 då den påträffades vid Högberget i Sollefteå kommun. Garnlav är typisk art för </w:t>
+      </w:r>
+      <w:r>
+        <w:rPr>
+          <w:i/>
+        </w:rPr>
+        <w:t xml:space="preserve">9010 Taiga </w:t>
+      </w:r>
+      <w:r>
+        <w:t>och</w:t>
+      </w:r>
+      <w:r>
+        <w:rPr>
+          <w:i/>
+        </w:rPr>
+        <w:t xml:space="preserve"> 9070 Trädklädd betesmark</w:t>
+      </w:r>
+      <w:r>
+        <w:t xml:space="preserve"> (SLU Artdatabanken, 2026).</w:t>
+      </w:r>
+    </w:p>
+    <w:p>
+      <w:r>
+        <w:rPr>
+          <w:b/>
+        </w:rPr>
+        <w:t>Blågrå svartspik (NT)</w:t>
+      </w:r>
+      <w:r>
+        <w:t xml:space="preserve"> växer på torr, hård ved av gamla, solbelysta torrakor, högstubbar av tall och grova döda grenar på levande tallar i öppna bestånd av naturskogskaraktär. Nästan alltid rör det sig om tjärrika torrträd och högstubbar (töreved, keloträd) som kan vara en bra bit över hundra år, i vissa fall sannolikt hundratals år gamla. Skogsbruk är idag det allvarligaste hotet. Ett långsiktigt hot är att nybildningen av gamla torrakor och högstubbar är en långsam process vilken ofta är beroende av skogsbrand. Nytt substrat bildas numera sannolikt nästan inte alls då antalet naturliga skogsbränder har minskat drastiskt på grund av effektivare brandbekämpning. Döda träd som lämnas efter avverkning är inte lämpliga för arten, eftersom dessa träd inte varit utsatta för skogsbrand och bildat tjärrik ved. Skogsbruksåtgärder på eller i närheten av växtplatserna bör undvikas. Naturskogsartade skogar med förekomst av arten indikerar höga biologiska värden och bör bevaras. Blågrå svartspik har en mycket begränsad utbredning utanför de nordiska länderna varför dessa länder har ett speciellt ansvar för arten (SLU Artdatabanken, 2024).</w:t>
+      </w:r>
+    </w:p>
+    <w:p>
+      <w:r>
+        <w:rPr>
+          <w:b/>
+        </w:rPr>
+        <w:t>Brunpudrad nållav (NT)</w:t>
+      </w:r>
+      <w:r>
+        <w:t xml:space="preserve"> är beroende av hög, jämn luftfuktighet och kan påträffas i fuktiga skogar av naturskogskaraktär, ofta i sumpgranskog eller andra sumpskogar. Arten är placerad högst upp i Skogsstyrelsens värdepyramid för bedömning av skog med höga naturvärden och förekomster bör undantas från skogsbruksåtgärder. Brunpudrad nållav är typisk art för </w:t>
+      </w:r>
+      <w:r>
+        <w:rPr>
+          <w:i/>
+        </w:rPr>
+        <w:t>9010 Taiga</w:t>
+      </w:r>
+      <w:r>
+        <w:t xml:space="preserve"> (SLU Artdatabanken, 2024; Nitare &amp; Skogsstyrelsen, 2019).</w:t>
+      </w:r>
+    </w:p>
+    <w:p>
+      <w:r>
+        <w:rPr>
+          <w:b/>
+        </w:rPr>
+        <w:t>Gammelgransskål (NT)</w:t>
+      </w:r>
+      <w:r>
+        <w:t xml:space="preserve"> är en liten skålsvamp som växer på gamla granar med skrovlig bark. Typiska växtplatser är gransumpskog i myrkanter, bäckdråg, bäckraviner och skuggiga bergssluttningar, men också skog på torrare mark kan hysa arten om beståndet har stark naturskogskaraktär. Bestånd med arten bör behandlas som nyckelbiotoper och sparas vid en slutavverkning. Även gallring bör undvikas. Gammelgransskål är typisk art för </w:t>
+      </w:r>
+      <w:r>
+        <w:rPr>
+          <w:i/>
+        </w:rPr>
+        <w:t>9010 Taiga</w:t>
+      </w:r>
+      <w:r>
+        <w:t xml:space="preserve"> (SLU Artdatabanken, 2024; Nitare &amp; Skogsstyrelsen, 2019).</w:t>
+      </w:r>
+    </w:p>
+    <w:p>
+      <w:r>
+        <w:rPr>
+          <w:b/>
+        </w:rPr>
+        <w:t>Kolflarnlav (NT)</w:t>
+      </w:r>
+      <w:r>
+        <w:t xml:space="preserve"> är brandberoende och växer nästan uteslutande på kolad hård kärnved av tall. Etableringen verkar ske först 100–300 år efter brand och nytt substrat nybildas i mycket begränsad omfattning. Avverkning av tallskog av naturskogskaraktär med spår av återkommande bränder är ett hot och mängden lämplig ved att växa på för arten minskar dels på grund av naturlig nedbrytning men framförallt på grund av att det förstörs i samband med slutavverkningar, gallringar och markberedning. Såväl kolflarnlav som mörk kolflarnlav har glänsande bålfjäll och förekommer främst i tall- och blandbarrskogar av naturskogskaraktär med spår av återkommande bränder. Skogar som dessa hyser höga biologiska värden och bör skyddas. Kolflarnlav är typisk art för </w:t>
+      </w:r>
+      <w:r>
+        <w:rPr>
+          <w:i/>
+        </w:rPr>
+        <w:t>9010 Taiga</w:t>
+      </w:r>
+      <w:r>
+        <w:t xml:space="preserve"> (SLU Artdatabanken, 2024).</w:t>
+      </w:r>
+    </w:p>
+    <w:p>
+      <w:r>
+        <w:rPr>
+          <w:b/>
+        </w:rPr>
+        <w:t>Lunglav (NT)</w:t>
+      </w:r>
+      <w:r>
+        <w:t xml:space="preserve"> är en av vårt lands främsta signalarter som överallt indikerar gamla lövträd, skogsbestånd med höga naturvärden och ekosystem med långskoglig kontinuitet. Lokalt kan förekomsten vara mycket riklig men den hittas nästan enbart i gamla och ej slutavverkade skogar. Artens samtliga förekomster bör uppmärksammas från naturvårdssynpunkt, då många lokaler även hyser andra ovanliga och rödlistade arter. Rikliga förekomster bör skyddas med biotopskydd, frivilliga avsättningar eller reservat. På lunglav kan de sällsynta lavparasiterna lunglavshårprick (CR), </w:t>
+      </w:r>
+      <w:r>
+        <w:rPr>
+          <w:i/>
+        </w:rPr>
+        <w:t>Abrothallus diederichii</w:t>
+      </w:r>
+      <w:r>
+        <w:t xml:space="preserve"> (VU), </w:t>
+      </w:r>
+      <w:r>
+        <w:rPr>
+          <w:i/>
+        </w:rPr>
+        <w:t>Abrothallus lobariae</w:t>
+      </w:r>
+      <w:r>
+        <w:t xml:space="preserve"> (VU), </w:t>
+      </w:r>
+      <w:r>
+        <w:rPr>
+          <w:i/>
+        </w:rPr>
+        <w:t>Calycina lobariae</w:t>
+      </w:r>
+      <w:r>
+        <w:t xml:space="preserve"> (VU), lunglavsknapp (VU) och skrovelmössing (VU) påträffas. Lunglav är typisk art för </w:t>
+      </w:r>
+      <w:r>
+        <w:rPr>
+          <w:i/>
+        </w:rPr>
+        <w:t>9010 Taiga, 9020 Nordlig ädellövskog, 9110 Näringsfattig bokskog, 9130 Näringsrik bokskog, 9160 Näringsrik ekskog, 9180 Ädellövskog i branter, 9190 Näringsfattig ekskog, 9070 Trädklädd betesmark, 9040 Fjällbjörkskog</w:t>
+      </w:r>
+      <w:r>
+        <w:t xml:space="preserve"> och</w:t>
+      </w:r>
+      <w:r>
+        <w:rPr>
+          <w:i/>
+        </w:rPr>
+        <w:t xml:space="preserve"> 6530 Lövängar</w:t>
+      </w:r>
+      <w:r>
+        <w:t xml:space="preserve"> (SLU Artdatabanken, 2026; Nitare &amp; Skogsstyrelsen, 2019).</w:t>
+      </w:r>
+    </w:p>
+    <w:p>
+      <w:r>
+        <w:rPr>
+          <w:b/>
+        </w:rPr>
+        <w:t>Mörk kolflarnlav (NT)</w:t>
+      </w:r>
+      <w:r>
+        <w:t xml:space="preserve"> är brandberoende och växer nästan uteslutande på kolad hård kärnved av tall. Arten förekommer främst i glesa, öppna tall- och blandbarrskogar av naturskogskaraktär och etableringen verkar ske sent efter brand, kanske först efter 100–300 år. Mörk kolflarnlav indikerar skog med höga naturvärden och vanligast är att den påträffas på rester av nedbrunna torrakor och högstubbar och lågstubbar som är så grova att hela innandömet är urbränt. Tall- och blandbarrskogar av naturskogskaraktär med spår av återkommande bränder hyser höga biologiska värden och bör skyddas (SLU Artdatabanken, 2024).</w:t>
+      </w:r>
+    </w:p>
+    <w:p>
+      <w:r>
+        <w:rPr>
+          <w:b/>
+        </w:rPr>
+        <w:t>Skrovellav (NT)</w:t>
+      </w:r>
+      <w:r>
+        <w:t xml:space="preserve"> växer på gamla lövträd och på klippor i gamla skogar med hög och jämn luftfuktighet. Slutavverkning av kontinuitetsskog utgör det största hotet och lavens fortsatta förekomst bör säkerställas genom att lokaler med äldre skog skyddas. I områden med mycket hög luftfuktighet kan man på bålen av skrovellav finna de sällsynta parasitsvamparna skrovellavsknapp (EN), </w:t>
+      </w:r>
+      <w:r>
+        <w:rPr>
+          <w:i/>
+        </w:rPr>
+        <w:t>Catillaria lobariicola</w:t>
+      </w:r>
+      <w:r>
+        <w:t xml:space="preserve"> (VU) och </w:t>
+      </w:r>
+      <w:r>
+        <w:rPr>
+          <w:i/>
+        </w:rPr>
+        <w:t>Merismatium lobariae</w:t>
+      </w:r>
+      <w:r>
+        <w:t xml:space="preserve"> (DD). Skrovellav är typisk art för </w:t>
+      </w:r>
+      <w:r>
+        <w:rPr>
+          <w:i/>
+        </w:rPr>
+        <w:t xml:space="preserve">9010 Taiga, 9020 Nordlig ädellövskog, 9040 Fjällbjörkskog, 9070 Trädklädd betesmark, 9160 Näringsrik ekskog, 9180 Ädellövskog i branter, 9190 Näringsfattig ekskog, 8210 Kalkbranter </w:t>
+      </w:r>
+      <w:r>
+        <w:t xml:space="preserve">och </w:t>
+      </w:r>
+      <w:r>
+        <w:rPr>
+          <w:i/>
+        </w:rPr>
+        <w:t>6530 Lövängar</w:t>
+      </w:r>
+      <w:r>
+        <w:t xml:space="preserve"> (SLU Artdatabanken, 2026; Nitare &amp; Skogsstyrelsen, 2019).</w:t>
+      </w:r>
+    </w:p>
+    <w:p>
+      <w:r>
+        <w:rPr>
+          <w:b/>
+        </w:rPr>
+        <w:t>Talltita (NT, §4)</w:t>
+      </w:r>
+      <w:r>
+        <w:t>, rödlistad som nära hotad och prioriterad art i Skogsvårdslagen, har häckningsrevir i anmälan. Arten har minskat kraftigt de senaste 30 åren och minskningstakten innevarande 10-årsperiod beräknas till 20 (10–30) %. Talltitan är synnerligen trogen sitt cirka 15 hektar stora revir och är beroende av flerskiktade olikåldriga skogar för att kunna föda upp sina ungar. Talltitan försvinner om dess livsmiljö kalavverkas (Eggers &amp; Low, 2014; Ekman, 1979; Griesser et al, 2007; Klein, 2020; Siffczyk et al, 2003; SLU Artdatabanken, 2021).</w:t>
+      </w:r>
+    </w:p>
+    <w:p>
+      <w:r>
+        <w:rPr>
+          <w:b/>
+        </w:rPr>
+        <w:t>Vedflamlav (NT)</w:t>
+      </w:r>
+      <w:r>
+        <w:t xml:space="preserve"> växer på gammal hård och torr, exponerad kärnved av tall, främst på högstubbar i ljusöppna lägen, t.ex. vid och på myrar, sjökanter, i glesa hällmarkskogar och i brandpräglade tallnaturskogar. Substratet nyskapas i begränsad omfattning och arten är en utmärkt indikator på höga naturvärden i denna skogstyp. Tall- och barrblandskogar med naturskogskaraktär och spår av bränder har ofta höga biologiska värden och bör skyddas. På vedflamlavens bål kan den sällsynta spiklaven/parasiten </w:t>
+      </w:r>
+      <w:r>
+        <w:rPr>
+          <w:i/>
+        </w:rPr>
+        <w:t>Calicium ramboldiicola</w:t>
+      </w:r>
+      <w:r>
+        <w:t xml:space="preserve"> (VU) påträffas (SLU Artdatabanken, 2026).</w:t>
+      </w:r>
+    </w:p>
+    <w:p>
+      <w:r>
+        <w:rPr>
+          <w:b/>
+        </w:rPr>
+        <w:t>Violettgrå tagellav (NT)</w:t>
+      </w:r>
+      <w:r>
+        <w:t xml:space="preserve"> växer nästan uteslutande i gamla olikåldriga barrnaturskogar med lång skoglig kontinuitet och är en utmärkt signal på skog med höga naturvärden. Slutavverkning av tidigare aldrig slutavverkad skog (kontinuitetsskog) är det största hotet. Biotopen nyskapas i begränsad omfattning och barrskog äldre än 160 år, där den violettgrå tagellaven huvudsakligen påträffas har minskat med 50% de senaste 50 åren. Lågproduktiv skogsmark där laven förekommer bör undantas från skogsbruk och rika förekomster i äldre granskog bör skyddas. Arten är känslig för uttorkning och det är väsentligt att tillräckligt stora bestånd avsätts. Violettgrå tagellav är typisk art för </w:t>
+      </w:r>
+      <w:r>
+        <w:rPr>
+          <w:i/>
+        </w:rPr>
+        <w:t>9010 Taiga</w:t>
+      </w:r>
+      <w:r>
+        <w:t xml:space="preserve"> (SLU Artdatabanken, 2024; Nitare &amp; Skogsstyrelsen, 2019).</w:t>
+      </w:r>
+    </w:p>
+    <w:p>
+      <w:r>
+        <w:rPr>
+          <w:b/>
+        </w:rPr>
+        <w:t>Vitgrynig nållav (NT)</w:t>
+      </w:r>
+      <w:r>
+        <w:t xml:space="preserve"> växer nästan uteslutande på bark av gamla, senvuxna granar i skuggiga lägen med hög och jämn luftfuktighet. Den vanligaste naturtypen för arten är kontinuitetsskogar på frisk mark men den finns också i sumpgranskogar. På lång sikt utgör avverkningar av olikåldriga granskogar av naturskogskaraktär ett allvarligt hot mot arten och skogsbruksåtgärder på eller i närheten av växtplatserna bör undvikas. Naturskogsartade, fuktiga granskogar med förekomster av arten signalerar höga biologiska värden och bör bevaras (SLU Artdatabanken, 2024; Nitare &amp; Skogsstyrelsen, 2019).</w:t>
+      </w:r>
+    </w:p>
+    <w:p>
+      <w:r>
+        <w:rPr>
+          <w:b/>
+        </w:rPr>
+        <w:t xml:space="preserve">Vedticka </w:t>
+      </w:r>
+      <w:r>
+        <w:t xml:space="preserve">är en bra signalart söder om den naturliga norrlandsgränsen. Den är huvudsakligen knuten till äldre barrskogar där det föreligger långvarig kontinuitet av död barrved. Vedticka är typisk art för </w:t>
+      </w:r>
+      <w:r>
+        <w:rPr>
+          <w:i/>
+        </w:rPr>
+        <w:t xml:space="preserve">9010 Taiga </w:t>
+      </w:r>
+      <w:r>
+        <w:t>(Nitare &amp; Skogsstyrelsen, 2019; SLU Artdatabanken, 2025).</w:t>
+      </w:r>
+    </w:p>
+    <w:p>
+      <w:r>
+        <w:rPr>
+          <w:b/>
+        </w:rPr>
+        <w:t>Spillkråka (§4)</w:t>
+      </w:r>
+      <w:r>
+        <w:t xml:space="preserve"> omfattas av bilaga 1 i EU:s fågeldirektiv och är typisk art för </w:t>
+      </w:r>
+      <w:r>
+        <w:rPr>
+          <w:i/>
+        </w:rPr>
+        <w:t xml:space="preserve">9010 Taiga </w:t>
+      </w:r>
+      <w:r>
+        <w:t>och</w:t>
+      </w:r>
+      <w:r>
+        <w:rPr>
+          <w:i/>
+        </w:rPr>
+        <w:t xml:space="preserve"> 9740 Skogsbevuxen myr</w:t>
+      </w:r>
+      <w:r>
+        <w:t>. Den behöver grova träd, främst tall, asp och bok som boträd. Skogsbruk med korta omloppstider och täta, homogena ungskogar utgör det största hotet. Spillkråka är en nyckelart i skogliga miljöer vars övergivna bohål utnyttjas av flera andra hålhäckande fågelarter och fladdermöss, däribland pärluggla (EN, §4), knipa (§4), salskrake (§4) och skogsduva (§4). Hökuggla (VU, §4) och slaguggla (§4) häckar ofta i högstubbar som brutits av i höjd med ett gammalt spillkråkebo (SLU Artdatabanken, 2026; Skogsstyrelsen, 2016).</w:t>
+      </w:r>
+    </w:p>
+    <w:p>
+      <w:r>
+        <w:rPr>
+          <w:b/>
+        </w:rPr>
+        <w:t>Tjäder (§4)</w:t>
+      </w:r>
+      <w:r>
+        <w:t xml:space="preserve"> omfattas av bilaga 1 och 2 EU:s fågeldirektiv och är typisk art för </w:t>
+      </w:r>
+      <w:r>
+        <w:rPr>
+          <w:i/>
+        </w:rPr>
+        <w:t xml:space="preserve">9010 Taiga </w:t>
+      </w:r>
+      <w:r>
+        <w:t xml:space="preserve">och </w:t>
+      </w:r>
+      <w:r>
+        <w:rPr>
+          <w:i/>
+        </w:rPr>
+        <w:t>9740 Skogsbevuxen myr</w:t>
+      </w:r>
+      <w:r>
+        <w:t>. Tjädern är en utpräglad skogsfågel knuten till större sammanhängande barrskogsområden. Tupparna och hönorna utnyttjar till viss del olika miljöer, och habitatvalet varierar dessutom mellan olika delar av året. För att det ska finnas livskraftiga tjäderbestånd krävs funktionella skogslandskap med en blandning av uppvuxen, gles och luckig skog, täta sumpskogar, myrar och andra små våtmarker. Arten försvinner när skogen fragmenteras och den sammanlagda arealen hyggen och andra öppna områden blir för stor. Ett småskaligt och försiktigt virkesuttag genom hyggesfria metoder kan i vissa fall vara möjligt i området inom 200 m från lekcentrum. Längre ut från lekcentrum, inom 200–500 m bör den avverkade ytan inte överskrida 1 hektar för att undvika alltför stora och snabba förändringar (Skogsstyrelsen, 2019; SLU Artdatabanken, 2024).</w:t>
+      </w:r>
+    </w:p>
+    <w:p>
+      <w:pPr>
+        <w:pStyle w:val="Heading1"/>
+      </w:pPr>
+      <w:r>
+        <w:t>Certifiering</w:t>
       </w:r>
     </w:p>
     <w:p>
@@ -255,26 +643,18 @@
         <w:pStyle w:val="Heading2"/>
       </w:pPr>
       <w:r>
-        <w:t>Fridlysta arter</w:t>
+        <w:t>Ur FSC-standarden</w:t>
       </w:r>
     </w:p>
     <w:p>
-      <w:r>
-        <w:t>Följande fridlysta arter har sina livsmiljöer och växtplatser i den avverkningsanmälda skogen: doftticka (VU, T, §8), talltita (NT, §4), spillkråka (T, §4) och tjäder (T, §4).</w:t>
-      </w:r>
-    </w:p>
-    <w:p>
-      <w:r>
-        <w:t xml:space="preserve">Observera att medlemsländerna är skyldiga att agera i enlighet med EU:s fågeldirektiv där det uttryckligen står att direktivet gäller för fåglar samt för deras ägg, bon och </w:t>
-      </w:r>
       <w:r>
         <w:rPr>
           <w:b/>
         </w:rPr>
-        <w:t xml:space="preserve">livsmiljöer </w:t>
-      </w:r>
-      <w:r>
-        <w:t>(artikel 1). Vidare att de åtgärder som vidtas inte får leda till en försämring av den nuvarande situationen beträffande bevarandet av de fågelarter som avses i artikel 1 (artikel 13). Fågeldirektivet är styrande för tillsynsansvariga myndigheters ärendehantering, ställningstaganden och beslutsfattande.</w:t>
+        <w:t xml:space="preserve">PRINCIP 1: LAGEFTERLEVNAD: </w:t>
+      </w:r>
+      <w:r>
+        <w:t>Certifikatsinnehavaren ska följa alla tillämpliga lagar, förordningar och nationellt ratificerade internationella avtal, konventioner och överenskommelser.</w:t>
       </w:r>
     </w:p>
     <w:p>
@@ -282,102 +662,81 @@
         <w:rPr>
           <w:b/>
         </w:rPr>
-        <w:t>Doftticka (VU, §8)</w:t>
-      </w:r>
-      <w:r>
-        <w:t xml:space="preserve"> är rödlistad som sårbar (VU) och fridlyst enligt 8§ artskyddsförordningen. Den är även globalt rödlistad som Nära hotad (NT) vilket innebär att Sverige har ett internationellt ansvar för arten. Doftticka är beroende av hög och jämn luftfuktighet i gamla, ostörda skogsmiljöer och är känslig för snabba förändringar av ljus-/vindförhållanden eller uttorkning. Dofttickan är placerad i toppen av Skogsstyrelsens värdepyramid för bedömning av skog med höga naturvärden och signalerar alltid gamla sälgar och skogsområden med höga naturvärden. Avverkning av värdträd (främst sälg) utgör det största hotet och när gamla och olikåldriga skogar med sälg avverkas försvinner oftast sälgen. Dofttickan har minskat med ca 30 % under de senaste 30 åren och är typisk art för </w:t>
+        <w:t xml:space="preserve">1.3.1 </w:t>
+      </w:r>
+      <w:r>
+        <w:t>Tillämpliga lagar och föreskrifter för brukandet av skogen följs.</w:t>
+      </w:r>
+    </w:p>
+    <w:p>
+      <w:pPr>
+        <w:pStyle w:val="ListBullet"/>
+      </w:pPr>
+      <w:r>
+        <w:rPr>
+          <w:b/>
+          <w:i/>
+        </w:rPr>
+        <w:t xml:space="preserve">Kommentar: </w:t>
+      </w:r>
+      <w:r>
+        <w:t>I den avverkningsanmälda skogen har fridlysta arter sina livsmiljöer och växtplatser. Att skada de fridlysta arternas livsmiljöer, växtplatser eller ekologiska funktion är inte tillåtet enligt artskyddsförordningen.</w:t>
       </w:r>
       <w:r>
         <w:rPr>
           <w:i/>
         </w:rPr>
-        <w:t>9010 Taiga</w:t>
-      </w:r>
-      <w:r>
-        <w:t xml:space="preserve"> och</w:t>
+        <w:t xml:space="preserve"> EU:s medlemsländer och skogsbolag är skyldiga att agera i enlighet med EU:s fågeldirektiv där det uttryckligen står att direktivet gäller för fåglar samt för deras ägg, bon och </w:t>
+      </w:r>
+      <w:r>
+        <w:rPr>
+          <w:b/>
+          <w:i/>
+        </w:rPr>
+        <w:t xml:space="preserve">livsmiljöer </w:t>
+      </w:r>
+      <w:r>
+        <w:t>(artikel 1). Vidare att de åtgärder som vidtas inte får leda till en försämring av den nuvarande situationen beträffande bevarandet av de fågelarter som avses i artikel 1 (artikel 13).</w:t>
+      </w:r>
+    </w:p>
+    <w:p>
+      <w:r>
+        <w:rPr>
+          <w:b/>
+        </w:rPr>
+        <w:t xml:space="preserve">6.4 </w:t>
+      </w:r>
+      <w:r>
+        <w:t>Certifikatsinnehavaren ska skydda sällsynta arter och hotade arter samt deras livsmiljöer inom skogsbruksenheten. Det ska ske genom avsättningar, andra skyddade områden och genom att skapa konnektivitet och/eller genom andra direkta åtgärder som gynnar dessa arters överlevnad och livskraft. Åtgärderna ska stå i förhållande till brukandets skala, intensitet och risk, samt till sällsynta och hotade arters bevarandestatus och ekologiska krav. Certifikatsinnehavaren ska beakta den geografiska spridningen och ekologiska krav hos sällsynta och hotade arter utanför skogsbruksenhetens gränser när beslut om åtgärder inom skogsbruksenheten ska fattas.</w:t>
+      </w:r>
+    </w:p>
+    <w:p>
+      <w:r>
+        <w:rPr>
+          <w:b/>
+        </w:rPr>
+        <w:t xml:space="preserve">6.4.3 </w:t>
+      </w:r>
+      <w:r>
+        <w:t>Bevarandeåtgärder genomförs för de kända förekomster av rödlistade arter som påverkas av skogsbruk.</w:t>
+      </w:r>
+    </w:p>
+    <w:p>
+      <w:pPr>
+        <w:pStyle w:val="ListBullet"/>
+      </w:pPr>
+      <w:r>
+        <w:rPr>
+          <w:b/>
+          <w:i/>
+        </w:rPr>
+        <w:t xml:space="preserve">Kommentar: </w:t>
       </w:r>
       <w:r>
         <w:rPr>
           <w:i/>
         </w:rPr>
-        <w:t xml:space="preserve"> 9050 Näringsrik granskog </w:t>
-      </w:r>
-      <w:r>
-        <w:t>(IUCN Redlist, 2024; Nitare &amp; Skogsstyrelsen, 2019; SLU Artdatabanken, 2024).</w:t>
-      </w:r>
-    </w:p>
-    <w:p>
-      <w:r>
-        <w:rPr>
-          <w:b/>
-        </w:rPr>
-        <w:t>Spillkråka (§4)</w:t>
-      </w:r>
-      <w:r>
-        <w:t xml:space="preserve"> omfattas av bilaga 1 i EU:s fågeldirektiv och är typisk art för </w:t>
-      </w:r>
-      <w:r>
-        <w:rPr>
-          <w:i/>
-        </w:rPr>
-        <w:t xml:space="preserve">9010 Taiga </w:t>
-      </w:r>
-      <w:r>
-        <w:t>och</w:t>
-      </w:r>
-      <w:r>
-        <w:rPr>
-          <w:i/>
-        </w:rPr>
-        <w:t xml:space="preserve"> 9740 Skogsbevuxen myr</w:t>
-      </w:r>
-      <w:r>
-        <w:t>. Den behöver grova träd, främst tall, asp och bok som boträd. Skogsbruk med korta omloppstider och täta, homogena ungskogar utgör det största hotet. Spillkråka är en nyckelart i skogliga miljöer vars övergivna bohål utnyttjas av flera andra hålhäckande fågelarter och fladdermöss, däribland pärluggla (EN, §4), knipa (§4), salskrake (§4) och skogsduva (§4). Hökuggla (VU, §4) och slaguggla (§4) häckar ofta i högstubbar som brutits av i höjd med ett gammalt spillkråkebo (SLU Artdatabanken, 2026; Skogsstyrelsen, 2016).</w:t>
-      </w:r>
-    </w:p>
-    <w:p>
-      <w:r>
-        <w:rPr>
-          <w:b/>
-        </w:rPr>
-        <w:t>Talltita (NT, §4)</w:t>
-      </w:r>
-      <w:r>
-        <w:t>, rödlistad som nära hotad och prioriterad art i Skogsvårdslagen, har häckningsrevir i anmälan. Arten har minskat kraftigt de senaste 30 åren och minskningstakten innevarande 10-årsperiod beräknas till 20 (10–30) %. Talltitan är synnerligen trogen sitt cirka 15 hektar stora revir och är beroende av flerskiktade olikåldriga skogar för att kunna föda upp sina ungar. Talltitan försvinner om dess livsmiljö kalavverkas (Eggers &amp; Low, 2014; Ekman, 1979; Griesser et al, 2007; Klein, 2020; Siffczyk et al, 2003; SLU Artdatabanken, 2021).</w:t>
-      </w:r>
-    </w:p>
-    <w:p>
-      <w:r>
-        <w:rPr>
-          <w:b/>
-        </w:rPr>
-        <w:t>Tjäder (§4)</w:t>
-      </w:r>
-      <w:r>
-        <w:t xml:space="preserve"> omfattas av bilaga 1 och 2 EU:s fågeldirektiv och är typisk art för </w:t>
-      </w:r>
-      <w:r>
-        <w:rPr>
-          <w:i/>
-        </w:rPr>
-        <w:t xml:space="preserve">9010 Taiga </w:t>
-      </w:r>
-      <w:r>
-        <w:t xml:space="preserve">och </w:t>
-      </w:r>
-      <w:r>
-        <w:rPr>
-          <w:i/>
-        </w:rPr>
-        <w:t>9740 Skogsbevuxen myr</w:t>
-      </w:r>
-      <w:r>
-        <w:t>. Tjädern är en utpräglad skogsfågel knuten till större sammanhängande barrskogsområden. Tupparna och hönorna utnyttjar till viss del olika miljöer, och habitatvalet varierar dessutom mellan olika delar av året. För att det ska finnas livskraftiga tjäderbestånd krävs funktionella skogslandskap med en blandning av uppvuxen, gles och luckig skog, täta sumpskogar, myrar och andra små våtmarker. Arten försvinner när skogen fragmenteras och den sammanlagda arealen hyggen och andra öppna områden blir för stor. Ett småskaligt och försiktigt virkesuttag genom hyggesfria metoder kan i vissa fall vara möjligt i området inom 200 m från lekcentrum. Längre ut från lekcentrum, inom 200–500 m bör den avverkade ytan inte överskrida 1 hektar för att undvika alltför stora och snabba förändringar (Skogsstyrelsen, 2019; SLU Artdatabanken, 2024).</w:t>
-      </w:r>
-    </w:p>
-    <w:p>
-      <w:r>
-        <w:t>I BILAGA 1 finns mer detaljerad information om ekologi samt krav på livsmiljö hos fridlysta arter.</w:t>
+        <w:t>I det avverkningsanmälda skogsområdet har 16 naturvårdsarter varav 13 rödlistade arter sina livsmiljöer och växtplatser.</w:t>
       </w:r>
     </w:p>
     <w:p>
@@ -385,7 +744,7 @@
         <w:pStyle w:val="Heading2"/>
       </w:pPr>
       <w:r>
-        <w:t>Övriga naturvårdsarter</w:t>
+        <w:t>Ur Chain of Custody Certification (FSC-STD-40-004 ver 3.0)</w:t>
       </w:r>
     </w:p>
     <w:p>
@@ -393,284 +752,144 @@
         <w:rPr>
           <w:b/>
         </w:rPr>
-        <w:t>Blågrå svartspik (NT)</w:t>
-      </w:r>
-      <w:r>
-        <w:t xml:space="preserve"> växer på torr, hård ved av gamla, solbelysta torrakor, högstubbar av tall och grova döda grenar på levande tallar i öppna bestånd av naturskogskaraktär. Nästan alltid rör det sig om tjärrika torrträd och högstubbar (töreved, keloträd) som kan vara en bra bit över hundra år, i vissa fall sannolikt hundratals år gamla. Skogsbruk är idag det allvarligaste hotet. Ett långsiktigt hot är att nybildningen av gamla torrakor och högstubbar är en långsam process vilken ofta är beroende av skogsbrand. Nytt substrat bildas numera sannolikt nästan inte alls då antalet naturliga skogsbränder har minskat drastiskt på grund av effektivare brandbekämpning. Döda träd som lämnas efter avverkning är inte lämpliga för arten, eftersom dessa träd inte varit utsatta för skogsbrand och bildat tjärrik ved. Skogsbruksåtgärder på eller i närheten av växtplatserna bör undvikas. Naturskogsartade skogar med förekomst av arten indikerar höga biologiska värden och bör bevaras. Blågrå svartspik har en mycket begränsad utbredning utanför de nordiska länderna varför dessa länder har ett speciellt ansvar för arten (SLU Artdatabanken, 2024).</w:t>
+        <w:t xml:space="preserve">1.3 </w:t>
+      </w:r>
+      <w:r>
+        <w:t xml:space="preserve">The organization shall commit to the FSC values as defined in FSC-POL-01-004 Policy for the Association of Organizations with FSC. </w:t>
       </w:r>
     </w:p>
     <w:p>
+      <w:pPr>
+        <w:pStyle w:val="Heading2"/>
+      </w:pPr>
+      <w:r>
+        <w:t>Ur FSC:s policy för associerade organisationer (FSC-POL-01-004)</w:t>
+      </w:r>
+    </w:p>
+    <w:p>
+      <w:r>
+        <w:t xml:space="preserve">Som “Chain of Custody”-certifierad organisation är skogsbolaget bunden av de fastställda reglerna i Del 1 Punkt 1 c) i Policy för organisationer associerade med FSC (FSC-POL-01-004 V2-0 EN + SVE version 2012-03-02): </w:t>
+      </w:r>
+    </w:p>
+    <w:p>
+      <w:pPr>
+        <w:pStyle w:val="ListNumber"/>
+      </w:pPr>
+      <w:r>
+        <w:t>De organisationer FSC kan acceptera association med får inte direkt eller indirekt ha några kopplingar till nedanstående, oacceptabla aktiviteter:</w:t>
+      </w:r>
+    </w:p>
+    <w:p>
+      <w:pPr>
+        <w:ind w:left="357"/>
+      </w:pPr>
+      <w:r>
+        <w:t>a) Olaglig skogsavverkning och handel med olagligt avverkat virke eller skogsprodukter</w:t>
+      </w:r>
+    </w:p>
+    <w:p>
+      <w:pPr>
+        <w:ind w:left="357"/>
+      </w:pPr>
+      <w:r>
+        <w:t>...</w:t>
+      </w:r>
+    </w:p>
+    <w:p>
+      <w:pPr>
+        <w:ind w:left="357"/>
+      </w:pPr>
+      <w:r>
+        <w:t>c) Skogsbruk som förstör höga naturvärden</w:t>
+      </w:r>
+    </w:p>
+    <w:p>
+      <w:pPr>
+        <w:ind w:left="357"/>
+      </w:pPr>
+      <w:r>
+        <w:t>d) Betydande omvandling av skog till plantager eller annan, icke skoglig, markanvändning</w:t>
+      </w:r>
+    </w:p>
+    <w:p>
+      <w:pPr>
+        <w:pStyle w:val="ListBullet"/>
+      </w:pPr>
       <w:r>
         <w:rPr>
           <w:b/>
+          <w:i/>
         </w:rPr>
-        <w:t>Brunpudrad nållav (NT)</w:t>
-      </w:r>
-      <w:r>
-        <w:t xml:space="preserve"> är beroende av hög, jämn luftfuktighet och kan påträffas i fuktiga skogar av naturskogskaraktär, ofta i sumpgranskog eller andra sumpskogar. Arten är placerad högst upp i Skogsstyrelsens värdepyramid för bedömning av skog med höga naturvärden och förekomster bör undantas från skogsbruksåtgärder. Brunpudrad nållav är typisk art för </w:t>
+        <w:t xml:space="preserve">Kommentar: </w:t>
       </w:r>
       <w:r>
         <w:rPr>
           <w:i/>
         </w:rPr>
-        <w:t>9010 Taiga</w:t>
-      </w:r>
-      <w:r>
-        <w:t xml:space="preserve"> (SLU Artdatabanken, 2024; Nitare &amp; Skogsstyrelsen, 2019).</w:t>
+        <w:t>Avverkning av skog med höga naturvärden samt skada på fridlysta arter strider både mot FSC Controlled Wood-standarden och FSC:s policy for associerade organisationer.</w:t>
       </w:r>
     </w:p>
     <w:p>
+      <w:pPr>
+        <w:pStyle w:val="Heading2"/>
+      </w:pPr>
+      <w:r>
+        <w:t>Ur FSC Controlled Wood (FSC-STD-40-005)</w:t>
+      </w:r>
+    </w:p>
+    <w:p>
+      <w:r>
+        <w:t>Virke som inte accepteras i FSC-märkta produkter (oacceptabelt ursprung) enligt FSC Controlled Wood (FSC-STD-40-005):</w:t>
+      </w:r>
+    </w:p>
+    <w:p>
+      <w:pPr>
+        <w:pStyle w:val="ListNumber"/>
+      </w:pPr>
+      <w:r>
+        <w:t>Illegalt avverkat virke.</w:t>
+      </w:r>
+    </w:p>
+    <w:p>
+      <w:pPr>
+        <w:pStyle w:val="ListNumber"/>
+      </w:pPr>
+      <w:r>
+        <w:t>...</w:t>
+      </w:r>
+    </w:p>
+    <w:p>
+      <w:pPr>
+        <w:pStyle w:val="ListNumber"/>
+      </w:pPr>
+      <w:r>
+        <w:t>Virke från avverkningar som hotar höga naturvärden.</w:t>
+      </w:r>
+    </w:p>
+    <w:p>
+      <w:pPr>
+        <w:pStyle w:val="ListNumber"/>
+      </w:pPr>
+      <w:r>
+        <w:t>Virke från skog som konverteras till plantager eller icke-skogligt bruk.</w:t>
+      </w:r>
+    </w:p>
+    <w:p>
+      <w:pPr>
+        <w:pStyle w:val="ListBullet"/>
+      </w:pPr>
       <w:r>
         <w:rPr>
           <w:b/>
+          <w:i/>
         </w:rPr>
-        <w:t>Gammelgransskål (NT)</w:t>
-      </w:r>
-      <w:r>
-        <w:t xml:space="preserve"> är en liten skålsvamp som växer på gamla granar med skrovlig bark. Typiska växtplatser är gransumpskog i myrkanter, bäckdråg, bäckraviner och skuggiga bergssluttningar, men också skog på torrare mark kan hysa arten om beståndet har stark naturskogskaraktär. Bestånd med arten bör behandlas som nyckelbiotoper och sparas vid en slutavverkning. Även gallring bör undvikas. Gammelgransskål är typisk art för </w:t>
+        <w:t xml:space="preserve">Kommentar: </w:t>
       </w:r>
       <w:r>
         <w:rPr>
           <w:i/>
         </w:rPr>
-        <w:t>9010 Taiga</w:t>
-      </w:r>
-      <w:r>
-        <w:t xml:space="preserve"> (SLU Artdatabanken, 2024; Nitare &amp; Skogsstyrelsen, 2019).</w:t>
-      </w:r>
-    </w:p>
-    <w:p>
-      <w:r>
-        <w:rPr>
-          <w:b/>
-        </w:rPr>
-        <w:t>Garnlav (VU)</w:t>
-      </w:r>
-      <w:r>
-        <w:t xml:space="preserve"> är en utpräglad barrskogsart som ibland kan drapera träden i norrländska grannaturskogar med hög luftfuktighet. Den förekommer även i talldominerade bestånd där den, förutom i trädens grenverk, påträffas hängande över ojämnheter i tallbarken. Arten har minskat starkt i södra och mellersta Sverige och den minskar även i sitt nordliga utbredningsområde. Minskningstakten uppgår till 30 (20–50) % inom 50 år och överstiger gränsvärdet för Sårbar (VU). Orsaken till tillbakagången beror främst på slutavverkningar av naturskogsartade skogar. Bestånd med riklig förekomst bör regelmässigt sparas, vilket även gynnar flera andra sällsynta och rödlistade arter. Garnlav är värdväxt för den mycket sällsynta och akut hotade fjärilen barrskogslavfly (CR) som hör hemma i boreala barrskogar med riklig förekomst av värdväxten. Tidigare kunde arten konstateras årligen på flera platser vid Dala-Floda i Dalarna innan lokalerna kalavverkades. Senaste fyndet i landet av barrskogslavfly är från år 2000 då den påträffades vid Högberget i Sollefteå kommun. Garnlav är typisk art för </w:t>
-      </w:r>
-      <w:r>
-        <w:rPr>
-          <w:i/>
-        </w:rPr>
-        <w:t xml:space="preserve">9010 Taiga </w:t>
-      </w:r>
-      <w:r>
-        <w:t>och</w:t>
-      </w:r>
-      <w:r>
-        <w:rPr>
-          <w:i/>
-        </w:rPr>
-        <w:t xml:space="preserve"> 9070 Trädklädd betesmark</w:t>
-      </w:r>
-      <w:r>
-        <w:t xml:space="preserve"> (SLU Artdatabanken, 2026).</w:t>
-      </w:r>
-    </w:p>
-    <w:p>
-      <w:r>
-        <w:rPr>
-          <w:b/>
-        </w:rPr>
-        <w:t>Kolflarnlav (NT)</w:t>
-      </w:r>
-      <w:r>
-        <w:t xml:space="preserve"> är brandberoende och växer nästan uteslutande på kolad hård kärnved av tall. Etableringen verkar ske först 100–300 år efter brand och nytt substrat nybildas i mycket begränsad omfattning. Avverkning av tallskog av naturskogskaraktär med spår av återkommande bränder är ett hot och mängden lämplig ved att växa på för arten minskar dels på grund av naturlig nedbrytning men framförallt på grund av att det förstörs i samband med slutavverkningar, gallringar och markberedning. Såväl kolflarnlav som mörk kolflarnlav har glänsande bålfjäll och förekommer främst i tall- och blandbarrskogar av naturskogskaraktär med spår av återkommande bränder. Skogar som dessa hyser höga biologiska värden och bör skyddas. Kolflarnlav är typisk art för </w:t>
-      </w:r>
-      <w:r>
-        <w:rPr>
-          <w:i/>
-        </w:rPr>
-        <w:t>9010 Taiga</w:t>
-      </w:r>
-      <w:r>
-        <w:t xml:space="preserve"> (SLU Artdatabanken, 2024).</w:t>
-      </w:r>
-    </w:p>
-    <w:p>
-      <w:r>
-        <w:rPr>
-          <w:b/>
-        </w:rPr>
-        <w:t>Lunglav (NT)</w:t>
-      </w:r>
-      <w:r>
-        <w:t xml:space="preserve"> är en av vårt lands främsta signalarter som överallt indikerar gamla lövträd, skogsbestånd med höga naturvärden och ekosystem med långskoglig kontinuitet. Lokalt kan förekomsten vara mycket riklig men den hittas nästan enbart i gamla och ej slutavverkade skogar. Artens samtliga förekomster bör uppmärksammas från naturvårdssynpunkt, då många lokaler även hyser andra ovanliga och rödlistade arter. Rikliga förekomster bör skyddas med biotopskydd, frivilliga avsättningar eller reservat. På lunglav kan de sällsynta lavparasiterna lunglavshårprick (CR), </w:t>
-      </w:r>
-      <w:r>
-        <w:rPr>
-          <w:i/>
-        </w:rPr>
-        <w:t>Abrothallus diederichii</w:t>
-      </w:r>
-      <w:r>
-        <w:t xml:space="preserve"> (VU), </w:t>
-      </w:r>
-      <w:r>
-        <w:rPr>
-          <w:i/>
-        </w:rPr>
-        <w:t>Abrothallus lobariae</w:t>
-      </w:r>
-      <w:r>
-        <w:t xml:space="preserve"> (VU), </w:t>
-      </w:r>
-      <w:r>
-        <w:rPr>
-          <w:i/>
-        </w:rPr>
-        <w:t>Calycina lobariae</w:t>
-      </w:r>
-      <w:r>
-        <w:t xml:space="preserve"> (VU), lunglavsknapp (VU) och skrovelmössing (VU) påträffas. Lunglav är typisk art för </w:t>
-      </w:r>
-      <w:r>
-        <w:rPr>
-          <w:i/>
-        </w:rPr>
-        <w:t>9010 Taiga, 9020 Nordlig ädellövskog, 9110 Näringsfattig bokskog, 9130 Näringsrik bokskog, 9160 Näringsrik ekskog, 9180 Ädellövskog i branter, 9190 Näringsfattig ekskog, 9070 Trädklädd betesmark, 9040 Fjällbjörkskog</w:t>
-      </w:r>
-      <w:r>
-        <w:t xml:space="preserve"> och</w:t>
-      </w:r>
-      <w:r>
-        <w:rPr>
-          <w:i/>
-        </w:rPr>
-        <w:t xml:space="preserve"> 6530 Lövängar</w:t>
-      </w:r>
-      <w:r>
-        <w:t xml:space="preserve"> (SLU Artdatabanken, 2026; Nitare &amp; Skogsstyrelsen, 2019).</w:t>
-      </w:r>
-    </w:p>
-    <w:p>
-      <w:r>
-        <w:rPr>
-          <w:b/>
-        </w:rPr>
-        <w:t>Mörk kolflarnlav (NT)</w:t>
-      </w:r>
-      <w:r>
-        <w:t xml:space="preserve"> är brandberoende och växer nästan uteslutande på kolad hård kärnved av tall. Arten förekommer främst i glesa, öppna tall- och blandbarrskogar av naturskogskaraktär och etableringen verkar ske sent efter brand, kanske först efter 100–300 år. Mörk kolflarnlav indikerar skog med höga naturvärden och vanligast är att den påträffas på rester av nedbrunna torrakor och högstubbar och lågstubbar som är så grova att hela innandömet är urbränt. Tall- och blandbarrskogar av naturskogskaraktär med spår av återkommande bränder hyser höga biologiska värden och bör skyddas (SLU Artdatabanken, 2024).</w:t>
-      </w:r>
-    </w:p>
-    <w:p>
-      <w:r>
-        <w:rPr>
-          <w:b/>
-        </w:rPr>
-        <w:t>Skrovellav (NT)</w:t>
-      </w:r>
-      <w:r>
-        <w:t xml:space="preserve"> växer på gamla lövträd och på klippor i gamla skogar med hög och jämn luftfuktighet. Slutavverkning av kontinuitetsskog utgör det största hotet och lavens fortsatta förekomst bör säkerställas genom att lokaler med äldre skog skyddas. I områden med mycket hög luftfuktighet kan man på bålen av skrovellav finna de sällsynta parasitsvamparna skrovellavsknapp (EN), </w:t>
-      </w:r>
-      <w:r>
-        <w:rPr>
-          <w:i/>
-        </w:rPr>
-        <w:t>Catillaria lobariicola</w:t>
-      </w:r>
-      <w:r>
-        <w:t xml:space="preserve"> (VU) och </w:t>
-      </w:r>
-      <w:r>
-        <w:rPr>
-          <w:i/>
-        </w:rPr>
-        <w:t>Merismatium lobariae</w:t>
-      </w:r>
-      <w:r>
-        <w:t xml:space="preserve"> (DD). Skrovellav är typisk art för </w:t>
-      </w:r>
-      <w:r>
-        <w:rPr>
-          <w:i/>
-        </w:rPr>
-        <w:t xml:space="preserve">9010 Taiga, 9020 Nordlig ädellövskog, 9040 Fjällbjörkskog, 9070 Trädklädd betesmark, 9160 Näringsrik ekskog, 9180 Ädellövskog i branter, 9190 Näringsfattig ekskog, 8210 Kalkbranter </w:t>
-      </w:r>
-      <w:r>
-        <w:t xml:space="preserve">och </w:t>
-      </w:r>
-      <w:r>
-        <w:rPr>
-          <w:i/>
-        </w:rPr>
-        <w:t>6530 Lövängar</w:t>
-      </w:r>
-      <w:r>
-        <w:t xml:space="preserve"> (SLU Artdatabanken, 2026; Nitare &amp; Skogsstyrelsen, 2019).</w:t>
-      </w:r>
-    </w:p>
-    <w:p>
-      <w:r>
-        <w:rPr>
-          <w:b/>
-        </w:rPr>
-        <w:t>Vedflamlav (NT)</w:t>
-      </w:r>
-      <w:r>
-        <w:t xml:space="preserve"> växer på gammal hård och torr, exponerad kärnved av tall, främst på högstubbar i ljusöppna lägen, t.ex. vid och på myrar, sjökanter, i glesa hällmarkskogar och i brandpräglade tallnaturskogar. Substratet nyskapas i begränsad omfattning och arten är en utmärkt indikator på höga naturvärden i denna skogstyp. Tall- och barrblandskogar med naturskogskaraktär och spår av bränder har ofta höga biologiska värden och bör skyddas. På vedflamlavens bål kan den sällsynta spiklaven/parasiten </w:t>
-      </w:r>
-      <w:r>
-        <w:rPr>
-          <w:i/>
-        </w:rPr>
-        <w:t>Calicium ramboldiicola</w:t>
-      </w:r>
-      <w:r>
-        <w:t xml:space="preserve"> (VU) påträffas (SLU Artdatabanken, 2026).</w:t>
-      </w:r>
-    </w:p>
-    <w:p>
-      <w:r>
-        <w:rPr>
-          <w:b/>
-        </w:rPr>
-        <w:t xml:space="preserve">Vedticka </w:t>
-      </w:r>
-      <w:r>
-        <w:t xml:space="preserve">är en bra signalart söder om den naturliga norrlandsgränsen. Den är huvudsakligen knuten till äldre barrskogar där det föreligger långvarig kontinuitet av död barrved. Vedticka är typisk art för </w:t>
-      </w:r>
-      <w:r>
-        <w:rPr>
-          <w:i/>
-        </w:rPr>
-        <w:t xml:space="preserve">9010 Taiga </w:t>
-      </w:r>
-      <w:r>
-        <w:t>(Nitare &amp; Skogsstyrelsen, 2019; SLU Artdatabanken, 2025).</w:t>
-      </w:r>
-    </w:p>
-    <w:p>
-      <w:r>
-        <w:rPr>
-          <w:b/>
-        </w:rPr>
-        <w:t>Violettgrå tagellav (NT)</w:t>
-      </w:r>
-      <w:r>
-        <w:t xml:space="preserve"> växer nästan uteslutande i gamla olikåldriga barrnaturskogar med lång skoglig kontinuitet och är en utmärkt signal på skog med höga naturvärden. Slutavverkning av tidigare aldrig slutavverkad skog (kontinuitetsskog) är det största hotet. Biotopen nyskapas i begränsad omfattning och barrskog äldre än 160 år, där den violettgrå tagellaven huvudsakligen påträffas har minskat med 50% de senaste 50 åren. Lågproduktiv skogsmark där laven förekommer bör undantas från skogsbruk och rika förekomster i äldre granskog bör skyddas. Arten är känslig för uttorkning och det är väsentligt att tillräckligt stora bestånd avsätts. Violettgrå tagellav är typisk art för </w:t>
-      </w:r>
-      <w:r>
-        <w:rPr>
-          <w:i/>
-        </w:rPr>
-        <w:t>9010 Taiga</w:t>
-      </w:r>
-      <w:r>
-        <w:t xml:space="preserve"> (SLU Artdatabanken, 2024; Nitare &amp; Skogsstyrelsen, 2019).</w:t>
-      </w:r>
-    </w:p>
-    <w:p>
-      <w:r>
-        <w:rPr>
-          <w:b/>
-        </w:rPr>
-        <w:t>Vitgrynig nållav (NT)</w:t>
-      </w:r>
-      <w:r>
-        <w:t xml:space="preserve"> växer nästan uteslutande på bark av gamla, senvuxna granar i skuggiga lägen med hög och jämn luftfuktighet. Den vanligaste naturtypen för arten är kontinuitetsskogar på frisk mark men den finns också i sumpgranskogar. På lång sikt utgör avverkningar av olikåldriga granskogar av naturskogskaraktär ett allvarligt hot mot arten och skogsbruksåtgärder på eller i närheten av växtplatserna bör undvikas. Naturskogsartade, fuktiga granskogar med förekomster av arten signalerar höga biologiska värden och bör bevaras (SLU Artdatabanken, 2024; Nitare &amp; Skogsstyrelsen, 2019).</w:t>
+        <w:t>Avverkning av skog med höga naturvärden samt skada på fridlysta arter strider både mot FSC Controlled Wood-standarden och FSC:s policy for associerade organisationer.</w:t>
       </w:r>
     </w:p>
     <w:p>
@@ -678,7 +897,108 @@
         <w:pStyle w:val="Heading1"/>
       </w:pPr>
       <w:r>
-        <w:t>Certifiering</w:t>
+        <w:t>Ur PEFC-standarden gällande lagefterlevnad</w:t>
+      </w:r>
+    </w:p>
+    <w:p>
+      <w:r>
+        <w:t>PEFC-standarden förutsätter att tillämplig svensk lagstiftning följs. Det är utsedd tillsynsmyndighet som ansvarar för tillsyn av lagens efterlevnad. PEFC-standarden återger innehållet i vissa certifieringskritiska lag- och föreskriftskrav vilka ska ingå i granskning av PEFC-systemets efterlevnad.</w:t>
+      </w:r>
+    </w:p>
+    <w:p>
+      <w:pPr>
+        <w:pStyle w:val="ListBullet"/>
+      </w:pPr>
+      <w:r>
+        <w:rPr>
+          <w:b/>
+          <w:i/>
+        </w:rPr>
+        <w:t xml:space="preserve">Kommentar: </w:t>
+      </w:r>
+      <w:r>
+        <w:rPr>
+          <w:i/>
+        </w:rPr>
+        <w:t>I den avverkningsanmälda skogen har fridlysta arter sina livsmiljöer och växtplatser. Att skada de fridlysta arternas livsmiljöer, växtplatser eller ekologiska funktion är inte tillåtet enligt artskyddsförordningen</w:t>
+      </w:r>
+    </w:p>
+    <w:p>
+      <w:r>
+        <w:br w:type="page"/>
+      </w:r>
+    </w:p>
+    <w:p>
+      <w:pPr>
+        <w:pStyle w:val="Title"/>
+      </w:pPr>
+      <w:r>
+        <w:t>BILAGA 1 –</w:t>
+        <w:br/>
+        <w:t>Fridlysta och rödlistade arter</w:t>
+      </w:r>
+    </w:p>
+    <w:p>
+      <w:pPr>
+        <w:pStyle w:val="Heading1"/>
+      </w:pPr>
+      <w:r>
+        <w:t>Lunglav – ekologi samt krav på livsmiljön</w:t>
+      </w:r>
+    </w:p>
+    <w:p>
+      <w:r>
+        <w:t xml:space="preserve">Lunglav (NT) är en av vårt lands främsta signalarter som överallt indikerar gamla lövträd, skogsbestånd med höga naturvärden och ekosystem med lång skoglig kontinuitet. Lokalt kan förekomsten vara mycket riklig men den hittas nästan enbart i gamla och ej slutavverkade skogar. Artens samtliga förekomster bör uppmärksammas från naturvårdssynpunkt, då många lokaler även hyser andra ovanliga och rödlistade arter, däribland de sällsynta lavparasiterna lunglavshårprick (CR), </w:t>
+      </w:r>
+      <w:r>
+        <w:rPr>
+          <w:i/>
+        </w:rPr>
+        <w:t>Abrothallus diederichii</w:t>
+      </w:r>
+      <w:r>
+        <w:t xml:space="preserve"> (VU), </w:t>
+      </w:r>
+      <w:r>
+        <w:rPr>
+          <w:i/>
+        </w:rPr>
+        <w:t>Abrothallus lobariae</w:t>
+      </w:r>
+      <w:r>
+        <w:t xml:space="preserve"> (VU), </w:t>
+      </w:r>
+      <w:r>
+        <w:rPr>
+          <w:i/>
+        </w:rPr>
+        <w:t>Calycina lobariae</w:t>
+      </w:r>
+      <w:r>
+        <w:t xml:space="preserve"> (VU), lunglavsknapp (VU) och skrovelmössing (VU), som växer på lunglav. Rikliga förekomster med lunglav bör skyddas med biotopskydd, frivilliga avsättningar eller reservat (SLU Artdatabanken, 2026; Nitare &amp; Skogsstyrelsen, 2019).</w:t>
+      </w:r>
+    </w:p>
+    <w:p>
+      <w:r>
+        <w:t xml:space="preserve">Lunglav är typisk art för </w:t>
+      </w:r>
+      <w:r>
+        <w:rPr>
+          <w:i/>
+        </w:rPr>
+        <w:t>9010 Taiga, 9020 Nordlig ädellövskog, 9110 Näringsfattig bokskog, 9130 Näringsrik bokskog, 9160 Näringsrik ekskog, 9180 Ädellövskog i branter, 9190 Näringsfattig ekskog, 9070 Trädklädd betesmark, 9040 Fjällbjörkskog</w:t>
+      </w:r>
+      <w:r>
+        <w:t xml:space="preserve"> och</w:t>
+      </w:r>
+      <w:r>
+        <w:rPr>
+          <w:i/>
+        </w:rPr>
+        <w:t xml:space="preserve"> 6530 Lövängar</w:t>
+      </w:r>
+      <w:r>
+        <w:t xml:space="preserve"> (SLU Artdatabanken, 2026).</w:t>
       </w:r>
     </w:p>
     <w:p>
@@ -686,100 +1006,63 @@
         <w:pStyle w:val="Heading2"/>
       </w:pPr>
       <w:r>
-        <w:t>Ur FSC-standarden</w:t>
+        <w:t>Referenser – lunglav</w:t>
       </w:r>
     </w:p>
     <w:p>
       <w:r>
+        <w:t xml:space="preserve">Nitare, J. och Skogsstyrelsen, 2019. </w:t>
+      </w:r>
+      <w:r>
         <w:rPr>
-          <w:b/>
+          <w:i/>
         </w:rPr>
-        <w:t xml:space="preserve">PRINCIP 1: LAGEFTERLEVNAD: </w:t>
-      </w:r>
-      <w:r>
-        <w:t>Certifikatsinnehavaren ska följa alla tillämpliga lagar, förordningar och nationellt ratificerade internationella avtal, konventioner och överenskommelser.</w:t>
+        <w:t xml:space="preserve">Skyddsvärd skog – Naturvårdsarter och andra kriterier för naturvärdesbedömning. </w:t>
+      </w:r>
+      <w:r>
+        <w:t>Skogsstyrelsen.</w:t>
       </w:r>
     </w:p>
     <w:p>
       <w:r>
+        <w:t xml:space="preserve">SLU Artdatabanken, 2026. </w:t>
+      </w:r>
+      <w:r>
         <w:rPr>
-          <w:b/>
+          <w:i/>
         </w:rPr>
-        <w:t xml:space="preserve">1.3.1 </w:t>
-      </w:r>
-      <w:r>
-        <w:t>Tillämpliga lagar och föreskrifter för brukandet av skogen följs.</w:t>
+        <w:t xml:space="preserve">Artfaktablad. Naturvård – artfakta. </w:t>
+      </w:r>
+      <w:r>
+        <w:t>SLU Artdatabanken, Uppsala.</w:t>
       </w:r>
     </w:p>
     <w:p>
       <w:pPr>
-        <w:pStyle w:val="ListBullet"/>
+        <w:pStyle w:val="Heading1"/>
       </w:pPr>
       <w:r>
-        <w:rPr>
-          <w:b/>
-          <w:i/>
-        </w:rPr>
-        <w:t xml:space="preserve">Kommentar: </w:t>
-      </w:r>
-      <w:r>
-        <w:t>I den avverkningsanmälda skogen har fridlysta arter sina livsmiljöer och växtplatser. Att skada de fridlysta arternas livsmiljöer, växtplatser eller ekologiska funktion är inte tillåtet enligt artskyddsförordningen.</w:t>
-      </w:r>
-      <w:r>
-        <w:rPr>
-          <w:i/>
-        </w:rPr>
-        <w:t xml:space="preserve"> EU:s medlemsländer och skogsbolag är skyldiga att agera i enlighet med EU:s fågeldirektiv där det uttryckligen står att direktivet gäller för fåglar samt för deras ägg, bon och </w:t>
-      </w:r>
-      <w:r>
-        <w:rPr>
-          <w:b/>
-          <w:i/>
-        </w:rPr>
-        <w:t xml:space="preserve">livsmiljöer </w:t>
-      </w:r>
-      <w:r>
-        <w:t>(artikel 1). Vidare att de åtgärder som vidtas inte får leda till en försämring av den nuvarande situationen beträffande bevarandet av de fågelarter som avses i artikel 1 (artikel 13).</w:t>
+        <w:t>Talltita – ekologi samt krav på livsmiljön</w:t>
       </w:r>
     </w:p>
     <w:p>
       <w:r>
-        <w:rPr>
-          <w:b/>
-        </w:rPr>
-        <w:t xml:space="preserve">6.4 </w:t>
-      </w:r>
-      <w:r>
-        <w:t>Certifikatsinnehavaren ska skydda sällsynta arter och hotade arter samt deras livsmiljöer inom skogsbruksenheten. Det ska ske genom avsättningar, andra skyddade områden och genom att skapa konnektivitet och/eller genom andra direkta åtgärder som gynnar dessa arters överlevnad och livskraft. Åtgärderna ska stå i förhållande till brukandets skala, intensitet och risk, samt till sällsynta och hotade arters bevarandestatus och ekologiska krav. Certifikatsinnehavaren ska beakta den geografiska spridningen och ekologiska krav hos sällsynta och hotade arter utanför skogsbruksenhetens gränser när beslut om åtgärder inom skogsbruksenheten ska fattas.</w:t>
+        <w:t>Talltita är rödlistad som NT, fridlyst och prioriterad art i Skogsvårdslagen. Den omfattas av EU:s fågeldirektiv. Arten har minskat kraftigt de senaste 30 åren och minskningstakten innevarande 10-årsperiod beräknas till 20 (10–30) % (SLU Artdatabanken, 2022).</w:t>
       </w:r>
     </w:p>
     <w:p>
       <w:r>
-        <w:rPr>
-          <w:b/>
-        </w:rPr>
-        <w:t xml:space="preserve">6.4.3 </w:t>
-      </w:r>
-      <w:r>
-        <w:t>Bevarandeåtgärder genomförs för de kända förekomster av rödlistade arter som påverkas av skogsbruk.</w:t>
+        <w:t>Talltita föredrar större sammanhängande barrskogar, och finns såväl i tallskog som granskog och i lövblandad barrskog. Skogens struktur är viktig och ska helst vara flerskiktad med riklig underväxt av mindre granar, björk och andra lövträd och buskar. Tillgång på murknande högstubbar är särskilt viktig, eftersom talltitan helst själv hackar ut sitt bohål (SLU Artdatabanken, 2022).</w:t>
       </w:r>
     </w:p>
     <w:p>
-      <w:pPr>
-        <w:pStyle w:val="ListBullet"/>
-      </w:pPr>
-      <w:r>
-        <w:rPr>
-          <w:b/>
-          <w:i/>
-        </w:rPr>
-        <w:t xml:space="preserve">Kommentar: </w:t>
-      </w:r>
-      <w:r>
-        <w:rPr>
-          <w:i/>
-        </w:rPr>
-        <w:t>I det avverkningsanmälda skogsområdet har 16 naturvårdsarter varav 13 rödlistade arter sina livsmiljöer och växtplatser.</w:t>
+      <w:r>
+        <w:t>Det finns flera studier som visar att talltita är känslig för gallring och inte överlever när dess livsmiljö kalavverkas (Eggers and Low, 2014; Griesser et al., 2007; Klein, 2020). Talltitans revir är förhållandevis stora, 10–20 hektar och arten missgynnas när skogen fragmenteras. Kalavverkning av större delar av reviret innebär att det överges (Artdatabanken, 2021).</w:t>
+      </w:r>
+    </w:p>
+    <w:p>
+      <w:r>
+        <w:t>Talltitan är synnerligen trogen sitt revir så länge paret lever och biotopen förblir intakt. Paret stannar i sitt revir året om. En förlust av ett revir har därför en stor inverkan på den lokala populationen och trakthyggesbruket anses vara orsak till den svenska populationens kraftiga minskning. Talltiteparets revirtrohet innebär att närhelst under året man observerar en adult talltita så ingår denna plats i reviret (Siffczyk et al., 2003; Ekman, 1979).</w:t>
       </w:r>
     </w:p>
     <w:p>
@@ -787,18 +1070,127 @@
         <w:pStyle w:val="Heading2"/>
       </w:pPr>
       <w:r>
-        <w:t>Ur Chain of Custody Certification (FSC-STD-40-004 ver 3.0)</w:t>
+        <w:t>Referenser – talltita</w:t>
       </w:r>
     </w:p>
     <w:p>
       <w:r>
+        <w:t xml:space="preserve">Eggers, S., Low, M., 2014. </w:t>
+      </w:r>
+      <w:r>
         <w:rPr>
-          <w:b/>
+          <w:i/>
         </w:rPr>
-        <w:t xml:space="preserve">1.3 </w:t>
-      </w:r>
-      <w:r>
-        <w:t xml:space="preserve">The organization shall commit to the FSC values as defined in FSC-POL-01-004 Policy for the Association of Organizations with FSC. </w:t>
+        <w:t xml:space="preserve">Differential demographic responses of sympatric Parids to vegetation management in boreal forest. </w:t>
+      </w:r>
+      <w:r>
+        <w:t>For. Ecol. Manage. 319, 169–175.</w:t>
+      </w:r>
+    </w:p>
+    <w:p>
+      <w:r>
+        <w:t xml:space="preserve">Ekman, J., 1979. </w:t>
+      </w:r>
+      <w:r>
+        <w:rPr>
+          <w:i/>
+        </w:rPr>
+        <w:t xml:space="preserve">Coherence, composition and territories of winter social groups of the Willow Tit Parus montanus and the Crested Tit P. cristatus. </w:t>
+      </w:r>
+      <w:r>
+        <w:t>Ornis Scandinavica, 10, pp 56–68</w:t>
+      </w:r>
+    </w:p>
+    <w:p>
+      <w:r>
+        <w:t xml:space="preserve">Griesser, M., Nystrand, M., Eggers, S., Ekman, J., 2007. </w:t>
+      </w:r>
+      <w:r>
+        <w:rPr>
+          <w:i/>
+        </w:rPr>
+        <w:t xml:space="preserve">Impact of forestry practices on fitness correlates and population productivity in an open-nesting bird species. </w:t>
+      </w:r>
+      <w:r>
+        <w:t>Conserv. Biol. 21, 767–774. https://doi.org/10.1111/j.1523- 1739.2007.00675.x</w:t>
+      </w:r>
+    </w:p>
+    <w:p>
+      <w:r>
+        <w:t xml:space="preserve">Klein, J., 2020. </w:t>
+      </w:r>
+      <w:r>
+        <w:rPr>
+          <w:i/>
+        </w:rPr>
+        <w:t xml:space="preserve">The forgotten forest – On thinning, retention, and biodiversity in the boreal forest. </w:t>
+      </w:r>
+      <w:r>
+        <w:t>Doctoral Thesis No. 2020:50</w:t>
+      </w:r>
+    </w:p>
+    <w:p>
+      <w:r>
+        <w:t xml:space="preserve">Siffczyk, C., Brotons, L., Kangas, K., Orell, M., 2003. </w:t>
+      </w:r>
+      <w:r>
+        <w:rPr>
+          <w:i/>
+        </w:rPr>
+        <w:t xml:space="preserve">Home range size of willow tits. </w:t>
+      </w:r>
+      <w:r>
+        <w:t>Oecologica, 136, 635–642 (2003)</w:t>
+      </w:r>
+    </w:p>
+    <w:p>
+      <w:r>
+        <w:t xml:space="preserve">SLU Artdatabanken, 2021. </w:t>
+      </w:r>
+      <w:r>
+        <w:rPr>
+          <w:i/>
+        </w:rPr>
+        <w:t xml:space="preserve">Artfaktablad. Naturvård – artfakta. </w:t>
+      </w:r>
+      <w:r>
+        <w:t>SLU Artdatabanken, Uppsala</w:t>
+      </w:r>
+    </w:p>
+    <w:p>
+      <w:pPr>
+        <w:pStyle w:val="Heading1"/>
+      </w:pPr>
+      <w:r>
+        <w:t>Spillkråka – ekologi samt krav på livsmiljön</w:t>
+      </w:r>
+    </w:p>
+    <w:p>
+      <w:r>
+        <w:t xml:space="preserve">Spillkråka (§4) ingår i bilaga 1 EU:s fågeldirektiv och är typisk art för </w:t>
+      </w:r>
+      <w:r>
+        <w:rPr>
+          <w:i/>
+        </w:rPr>
+        <w:t xml:space="preserve">9010 Taiga </w:t>
+      </w:r>
+      <w:r>
+        <w:t>och</w:t>
+      </w:r>
+      <w:r>
+        <w:rPr>
+          <w:i/>
+        </w:rPr>
+        <w:t xml:space="preserve"> 9740 Skogsbevuxen myr</w:t>
+      </w:r>
+      <w:r>
+        <w:t>. Den lever i både barr- och blandskog liksom i ren lövskog. De tätaste populationerna tenderar att finnas i äldre, variationsrik blandskog med gott om död ved och gamla träd. Varje par utnyttjar 400–1000 hektar skog beroende på skogens kvalitet. Skogsbruk med korta omloppstider och täta, homogena ungskogar utgör det största hotet (SLU Artdatabanken, 2026).</w:t>
+      </w:r>
+    </w:p>
+    <w:p>
+      <w:r>
+        <w:t>Spillkråka är en nyckelart i skogliga miljöer vars övergivna bohål utnyttjas av flera andra hålhäckande fågelarter och fladdermöss, däribland pärluggla (EN, §4), knipa (§4), salskrake (§4) och skogsduva (§4). Hökuggla (VU, §4) och slaguggla (§4) häckar ofta i högstubbar som brutits av i höjd med ett gammalt spillkråkebo (Skogsstyrelsen, 2016).</w:t>
       </w:r>
     </w:p>
     <w:p>
@@ -806,264 +1198,21 @@
         <w:pStyle w:val="Heading2"/>
       </w:pPr>
       <w:r>
-        <w:t>Ur FSC:s policy för associerade organisationer (FSC-POL-01-004)</w:t>
+        <w:t>Referenser – spillkråka</w:t>
       </w:r>
     </w:p>
     <w:p>
       <w:r>
-        <w:t xml:space="preserve">Som “Chain of Custody”-certifierad organisation är skogsbolaget bunden av de fastställda reglerna i Del 1 Punkt 1 c) i Policy för organisationer associerade med FSC (FSC-POL-01-004 V2-0 EN + SVE version 2012-03-02): </w:t>
-      </w:r>
-    </w:p>
-    <w:p>
-      <w:pPr>
-        <w:pStyle w:val="ListNumber"/>
-      </w:pPr>
-      <w:r>
-        <w:t>De organisationer FSC kan acceptera association med får inte direkt eller indirekt ha några kopplingar till nedanstående, oacceptabla aktiviteter:</w:t>
-      </w:r>
-    </w:p>
-    <w:p>
-      <w:pPr>
-        <w:ind w:left="357"/>
-      </w:pPr>
-      <w:r>
-        <w:t>a) Olaglig skogsavverkning och handel med olagligt avverkat virke eller skogsprodukter</w:t>
-      </w:r>
-    </w:p>
-    <w:p>
-      <w:pPr>
-        <w:ind w:left="357"/>
-      </w:pPr>
-      <w:r>
-        <w:t>...</w:t>
-      </w:r>
-    </w:p>
-    <w:p>
-      <w:pPr>
-        <w:ind w:left="357"/>
-      </w:pPr>
-      <w:r>
-        <w:t>c) Skogsbruk som förstör höga naturvärden</w:t>
-      </w:r>
-    </w:p>
-    <w:p>
-      <w:pPr>
-        <w:ind w:left="357"/>
-      </w:pPr>
-      <w:r>
-        <w:t>d) Betydande omvandling av skog till plantager eller annan, icke skoglig, markanvändning</w:t>
-      </w:r>
-    </w:p>
-    <w:p>
-      <w:pPr>
-        <w:pStyle w:val="ListBullet"/>
-      </w:pPr>
-      <w:r>
-        <w:rPr>
-          <w:b/>
-          <w:i/>
-        </w:rPr>
-        <w:t xml:space="preserve">Kommentar: </w:t>
+        <w:t xml:space="preserve">Skogsstyrelsen, 2016. </w:t>
       </w:r>
       <w:r>
         <w:rPr>
           <w:i/>
         </w:rPr>
-        <w:t>Avverkning av skog med höga naturvärden samt skada på fridlysta arter strider både mot FSC Controlled Wood-standarden och FSC:s policy for associerade organisationer.</w:t>
-      </w:r>
-    </w:p>
-    <w:p>
-      <w:pPr>
-        <w:pStyle w:val="Heading2"/>
-      </w:pPr>
-      <w:r>
-        <w:t>Ur FSC Controlled Wood (FSC-STD-40-005)</w:t>
-      </w:r>
-    </w:p>
-    <w:p>
-      <w:r>
-        <w:t>Virke som inte accepteras i FSC-märkta produkter (oacceptabelt ursprung) enligt FSC Controlled Wood (FSC-STD-40-005):</w:t>
-      </w:r>
-    </w:p>
-    <w:p>
-      <w:pPr>
-        <w:pStyle w:val="ListNumber"/>
-      </w:pPr>
-      <w:r>
-        <w:t>Illegalt avverkat virke.</w:t>
-      </w:r>
-    </w:p>
-    <w:p>
-      <w:pPr>
-        <w:pStyle w:val="ListNumber"/>
-      </w:pPr>
-      <w:r>
-        <w:t>...</w:t>
-      </w:r>
-    </w:p>
-    <w:p>
-      <w:pPr>
-        <w:pStyle w:val="ListNumber"/>
-      </w:pPr>
-      <w:r>
-        <w:t>Virke från avverkningar som hotar höga naturvärden.</w:t>
-      </w:r>
-    </w:p>
-    <w:p>
-      <w:pPr>
-        <w:pStyle w:val="ListNumber"/>
-      </w:pPr>
-      <w:r>
-        <w:t>Virke från skog som konverteras till plantager eller icke-skogligt bruk.</w:t>
-      </w:r>
-    </w:p>
-    <w:p>
-      <w:pPr>
-        <w:pStyle w:val="ListBullet"/>
-      </w:pPr>
-      <w:r>
-        <w:rPr>
-          <w:b/>
-          <w:i/>
-        </w:rPr>
-        <w:t xml:space="preserve">Kommentar: </w:t>
-      </w:r>
-      <w:r>
-        <w:rPr>
-          <w:i/>
-        </w:rPr>
-        <w:t>Avverkning av skog med höga naturvärden samt skada på fridlysta arter strider både mot FSC Controlled Wood-standarden och FSC:s policy for associerade organisationer.</w:t>
-      </w:r>
-    </w:p>
-    <w:p>
-      <w:pPr>
-        <w:pStyle w:val="Heading1"/>
-      </w:pPr>
-      <w:r>
-        <w:t>Ur PEFC-standarden gällande lagefterlevnad</w:t>
-      </w:r>
-    </w:p>
-    <w:p>
-      <w:r>
-        <w:t>PEFC-standarden förutsätter att tillämplig svensk lagstiftning följs. Det är utsedd tillsynsmyndighet som ansvarar för tillsyn av lagens efterlevnad. PEFC-standarden återger innehållet i vissa certifieringskritiska lag- och föreskriftskrav vilka ska ingå i granskning av PEFC-systemets efterlevnad.</w:t>
-      </w:r>
-    </w:p>
-    <w:p>
-      <w:pPr>
-        <w:pStyle w:val="ListBullet"/>
-      </w:pPr>
-      <w:r>
-        <w:rPr>
-          <w:b/>
-          <w:i/>
-        </w:rPr>
-        <w:t xml:space="preserve">Kommentar: </w:t>
-      </w:r>
-      <w:r>
-        <w:rPr>
-          <w:i/>
-        </w:rPr>
-        <w:t>I den avverkningsanmälda skogen har fridlysta arter sina livsmiljöer och växtplatser. Att skada de fridlysta arternas livsmiljöer, växtplatser eller ekologiska funktion är inte tillåtet enligt artskyddsförordningen</w:t>
-      </w:r>
-    </w:p>
-    <w:p>
-      <w:r>
-        <w:br w:type="page"/>
-      </w:r>
-    </w:p>
-    <w:p>
-      <w:pPr>
-        <w:pStyle w:val="Title"/>
-      </w:pPr>
-      <w:r>
-        <w:t>BILAGA 1 –</w:t>
-        <w:br/>
-        <w:t>Fridlysta och rödlistade arter</w:t>
-      </w:r>
-    </w:p>
-    <w:p>
-      <w:pPr>
-        <w:pStyle w:val="Heading1"/>
-      </w:pPr>
-      <w:r>
-        <w:t>Lunglav – ekologi samt krav på livsmiljön</w:t>
-      </w:r>
-    </w:p>
-    <w:p>
-      <w:r>
-        <w:t xml:space="preserve">Lunglav (NT) är en av vårt lands främsta signalarter som överallt indikerar gamla lövträd, skogsbestånd med höga naturvärden och ekosystem med lång skoglig kontinuitet. Lokalt kan förekomsten vara mycket riklig men den hittas nästan enbart i gamla och ej slutavverkade skogar. Artens samtliga förekomster bör uppmärksammas från naturvårdssynpunkt, då många lokaler även hyser andra ovanliga och rödlistade arter, däribland de sällsynta lavparasiterna lunglavshårprick (CR), </w:t>
-      </w:r>
-      <w:r>
-        <w:rPr>
-          <w:i/>
-        </w:rPr>
-        <w:t>Abrothallus diederichii</w:t>
-      </w:r>
-      <w:r>
-        <w:t xml:space="preserve"> (VU), </w:t>
-      </w:r>
-      <w:r>
-        <w:rPr>
-          <w:i/>
-        </w:rPr>
-        <w:t>Abrothallus lobariae</w:t>
-      </w:r>
-      <w:r>
-        <w:t xml:space="preserve"> (VU), </w:t>
-      </w:r>
-      <w:r>
-        <w:rPr>
-          <w:i/>
-        </w:rPr>
-        <w:t>Calycina lobariae</w:t>
-      </w:r>
-      <w:r>
-        <w:t xml:space="preserve"> (VU), lunglavsknapp (VU) och skrovelmössing (VU), som växer på lunglav. Rikliga förekomster med lunglav bör skyddas med biotopskydd, frivilliga avsättningar eller reservat (SLU Artdatabanken, 2026; Nitare &amp; Skogsstyrelsen, 2019).</w:t>
-      </w:r>
-    </w:p>
-    <w:p>
-      <w:r>
-        <w:t xml:space="preserve">Lunglav är typisk art för </w:t>
-      </w:r>
-      <w:r>
-        <w:rPr>
-          <w:i/>
-        </w:rPr>
-        <w:t>9010 Taiga, 9020 Nordlig ädellövskog, 9110 Näringsfattig bokskog, 9130 Näringsrik bokskog, 9160 Näringsrik ekskog, 9180 Ädellövskog i branter, 9190 Näringsfattig ekskog, 9070 Trädklädd betesmark, 9040 Fjällbjörkskog</w:t>
-      </w:r>
-      <w:r>
-        <w:t xml:space="preserve"> och</w:t>
-      </w:r>
-      <w:r>
-        <w:rPr>
-          <w:i/>
-        </w:rPr>
-        <w:t xml:space="preserve"> 6530 Lövängar</w:t>
-      </w:r>
-      <w:r>
-        <w:t xml:space="preserve"> (SLU Artdatabanken, 2026).</w:t>
-      </w:r>
-    </w:p>
-    <w:p>
-      <w:pPr>
-        <w:pStyle w:val="Heading2"/>
-      </w:pPr>
-      <w:r>
-        <w:t>Referenser – lunglav</w:t>
-      </w:r>
-    </w:p>
-    <w:p>
-      <w:r>
-        <w:t xml:space="preserve">Nitare, J. och Skogsstyrelsen, 2019. </w:t>
-      </w:r>
-      <w:r>
-        <w:rPr>
-          <w:i/>
-        </w:rPr>
-        <w:t xml:space="preserve">Skyddsvärd skog – Naturvårdsarter och andra kriterier för naturvärdesbedömning. </w:t>
-      </w:r>
-      <w:r>
-        <w:t>Skogsstyrelsen.</w:t>
+        <w:t xml:space="preserve">Vägledning för hänsyn till spillkråka. </w:t>
+      </w:r>
+      <w:r>
+        <w:t>Vägledningar och kunskapsstöd artskydd – Skogsstyrelsen.</w:t>
       </w:r>
     </w:p>
     <w:p>
@@ -1078,198 +1227,6 @@
       </w:r>
       <w:r>
         <w:t>SLU Artdatabanken, Uppsala.</w:t>
-      </w:r>
-    </w:p>
-    <w:p>
-      <w:pPr>
-        <w:pStyle w:val="Heading1"/>
-      </w:pPr>
-      <w:r>
-        <w:t>Spillkråka – ekologi samt krav på livsmiljön</w:t>
-      </w:r>
-    </w:p>
-    <w:p>
-      <w:r>
-        <w:t xml:space="preserve">Spillkråka (§4) ingår i bilaga 1 EU:s fågeldirektiv och är typisk art för </w:t>
-      </w:r>
-      <w:r>
-        <w:rPr>
-          <w:i/>
-        </w:rPr>
-        <w:t xml:space="preserve">9010 Taiga </w:t>
-      </w:r>
-      <w:r>
-        <w:t>och</w:t>
-      </w:r>
-      <w:r>
-        <w:rPr>
-          <w:i/>
-        </w:rPr>
-        <w:t xml:space="preserve"> 9740 Skogsbevuxen myr</w:t>
-      </w:r>
-      <w:r>
-        <w:t>. Den lever i både barr- och blandskog liksom i ren lövskog. De tätaste populationerna tenderar att finnas i äldre, variationsrik blandskog med gott om död ved och gamla träd. Varje par utnyttjar 400–1000 hektar skog beroende på skogens kvalitet. Skogsbruk med korta omloppstider och täta, homogena ungskogar utgör det största hotet (SLU Artdatabanken, 2026).</w:t>
-      </w:r>
-    </w:p>
-    <w:p>
-      <w:r>
-        <w:t>Spillkråka är en nyckelart i skogliga miljöer vars övergivna bohål utnyttjas av flera andra hålhäckande fågelarter och fladdermöss, däribland pärluggla (EN, §4), knipa (§4), salskrake (§4) och skogsduva (§4). Hökuggla (VU, §4) och slaguggla (§4) häckar ofta i högstubbar som brutits av i höjd med ett gammalt spillkråkebo (Skogsstyrelsen, 2016).</w:t>
-      </w:r>
-    </w:p>
-    <w:p>
-      <w:pPr>
-        <w:pStyle w:val="Heading2"/>
-      </w:pPr>
-      <w:r>
-        <w:t>Referenser – spillkråka</w:t>
-      </w:r>
-    </w:p>
-    <w:p>
-      <w:r>
-        <w:t xml:space="preserve">Skogsstyrelsen, 2016. </w:t>
-      </w:r>
-      <w:r>
-        <w:rPr>
-          <w:i/>
-        </w:rPr>
-        <w:t xml:space="preserve">Vägledning för hänsyn till spillkråka. </w:t>
-      </w:r>
-      <w:r>
-        <w:t>Vägledningar och kunskapsstöd artskydd – Skogsstyrelsen.</w:t>
-      </w:r>
-    </w:p>
-    <w:p>
-      <w:r>
-        <w:t xml:space="preserve">SLU Artdatabanken, 2026. </w:t>
-      </w:r>
-      <w:r>
-        <w:rPr>
-          <w:i/>
-        </w:rPr>
-        <w:t xml:space="preserve">Artfaktablad. Naturvård – artfakta. </w:t>
-      </w:r>
-      <w:r>
-        <w:t>SLU Artdatabanken, Uppsala.</w:t>
-      </w:r>
-    </w:p>
-    <w:p>
-      <w:pPr>
-        <w:pStyle w:val="Heading1"/>
-      </w:pPr>
-      <w:r>
-        <w:t>Talltita – ekologi samt krav på livsmiljön</w:t>
-      </w:r>
-    </w:p>
-    <w:p>
-      <w:r>
-        <w:t>Talltita är rödlistad som NT, fridlyst och prioriterad art i Skogsvårdslagen. Den omfattas av EU:s fågeldirektiv. Arten har minskat kraftigt de senaste 30 åren och minskningstakten innevarande 10-årsperiod beräknas till 20 (10–30) % (SLU Artdatabanken, 2022).</w:t>
-      </w:r>
-    </w:p>
-    <w:p>
-      <w:r>
-        <w:t>Talltita föredrar större sammanhängande barrskogar, och finns såväl i tallskog som granskog och i lövblandad barrskog. Skogens struktur är viktig och ska helst vara flerskiktad med riklig underväxt av mindre granar, björk och andra lövträd och buskar. Tillgång på murknande högstubbar är särskilt viktig, eftersom talltitan helst själv hackar ut sitt bohål (SLU Artdatabanken, 2022).</w:t>
-      </w:r>
-    </w:p>
-    <w:p>
-      <w:r>
-        <w:t>Det finns flera studier som visar att talltita är känslig för gallring och inte överlever när dess livsmiljö kalavverkas (Eggers and Low, 2014; Griesser et al., 2007; Klein, 2020). Talltitans revir är förhållandevis stora, 10–20 hektar och arten missgynnas när skogen fragmenteras. Kalavverkning av större delar av reviret innebär att det överges (Artdatabanken, 2021).</w:t>
-      </w:r>
-    </w:p>
-    <w:p>
-      <w:r>
-        <w:t>Talltitan är synnerligen trogen sitt revir så länge paret lever och biotopen förblir intakt. Paret stannar i sitt revir året om. En förlust av ett revir har därför en stor inverkan på den lokala populationen och trakthyggesbruket anses vara orsak till den svenska populationens kraftiga minskning. Talltiteparets revirtrohet innebär att närhelst under året man observerar en adult talltita så ingår denna plats i reviret (Siffczyk et al., 2003; Ekman, 1979).</w:t>
-      </w:r>
-    </w:p>
-    <w:p>
-      <w:pPr>
-        <w:pStyle w:val="Heading2"/>
-      </w:pPr>
-      <w:r>
-        <w:t>Referenser – talltita</w:t>
-      </w:r>
-    </w:p>
-    <w:p>
-      <w:r>
-        <w:t xml:space="preserve">Eggers, S., Low, M., 2014. </w:t>
-      </w:r>
-      <w:r>
-        <w:rPr>
-          <w:i/>
-        </w:rPr>
-        <w:t xml:space="preserve">Differential demographic responses of sympatric Parids to vegetation management in boreal forest. </w:t>
-      </w:r>
-      <w:r>
-        <w:t>For. Ecol. Manage. 319, 169–175.</w:t>
-      </w:r>
-    </w:p>
-    <w:p>
-      <w:r>
-        <w:t xml:space="preserve">Ekman, J., 1979. </w:t>
-      </w:r>
-      <w:r>
-        <w:rPr>
-          <w:i/>
-        </w:rPr>
-        <w:t xml:space="preserve">Coherence, composition and territories of winter social groups of the Willow Tit Parus montanus and the Crested Tit P. cristatus. </w:t>
-      </w:r>
-      <w:r>
-        <w:t>Ornis Scandinavica, 10, pp 56–68</w:t>
-      </w:r>
-    </w:p>
-    <w:p>
-      <w:r>
-        <w:t xml:space="preserve">Griesser, M., Nystrand, M., Eggers, S., Ekman, J., 2007. </w:t>
-      </w:r>
-      <w:r>
-        <w:rPr>
-          <w:i/>
-        </w:rPr>
-        <w:t xml:space="preserve">Impact of forestry practices on fitness correlates and population productivity in an open-nesting bird species. </w:t>
-      </w:r>
-      <w:r>
-        <w:t>Conserv. Biol. 21, 767–774. https://doi.org/10.1111/j.1523- 1739.2007.00675.x</w:t>
-      </w:r>
-    </w:p>
-    <w:p>
-      <w:r>
-        <w:t xml:space="preserve">Klein, J., 2020. </w:t>
-      </w:r>
-      <w:r>
-        <w:rPr>
-          <w:i/>
-        </w:rPr>
-        <w:t xml:space="preserve">The forgotten forest – On thinning, retention, and biodiversity in the boreal forest. </w:t>
-      </w:r>
-      <w:r>
-        <w:t>Doctoral Thesis No. 2020:50</w:t>
-      </w:r>
-    </w:p>
-    <w:p>
-      <w:r>
-        <w:t xml:space="preserve">Siffczyk, C., Brotons, L., Kangas, K., Orell, M., 2003. </w:t>
-      </w:r>
-      <w:r>
-        <w:rPr>
-          <w:i/>
-        </w:rPr>
-        <w:t xml:space="preserve">Home range size of willow tits. </w:t>
-      </w:r>
-      <w:r>
-        <w:t>Oecologica, 136, 635–642 (2003)</w:t>
-      </w:r>
-    </w:p>
-    <w:p>
-      <w:r>
-        <w:t xml:space="preserve">SLU Artdatabanken, 2021. </w:t>
-      </w:r>
-      <w:r>
-        <w:rPr>
-          <w:i/>
-        </w:rPr>
-        <w:t xml:space="preserve">Artfaktablad. Naturvård – artfakta. </w:t>
-      </w:r>
-      <w:r>
-        <w:t>SLU Artdatabanken, Uppsala</w:t>
       </w:r>
     </w:p>
     <w:p>
@@ -1469,7 +1426,7 @@
     <w:r>
       <w:tab/>
       <w:tab/>
-      <w:t>2026-06-20</w:t>
+      <w:t>2026-06-21</w:t>
       <w:br/>
       <w:br/>
     </w:r>

--- a/klagomål/A 57244-2025 FSC-klagomål.docx
+++ b/klagomål/A 57244-2025 FSC-klagomål.docx
@@ -1426,7 +1426,7 @@
     <w:r>
       <w:tab/>
       <w:tab/>
-      <w:t>2026-06-21</w:t>
+      <w:t>2026-06-22</w:t>
       <w:br/>
       <w:br/>
     </w:r>

--- a/klagomål/A 57244-2025 FSC-klagomål.docx
+++ b/klagomål/A 57244-2025 FSC-klagomål.docx
@@ -1426,7 +1426,7 @@
     <w:r>
       <w:tab/>
       <w:tab/>
-      <w:t>2026-06-22</w:t>
+      <w:t>2026-06-23</w:t>
       <w:br/>
       <w:br/>
     </w:r>

--- a/klagomål/A 57244-2025 FSC-klagomål.docx
+++ b/klagomål/A 57244-2025 FSC-klagomål.docx
@@ -1426,7 +1426,7 @@
     <w:r>
       <w:tab/>
       <w:tab/>
-      <w:t>2026-06-23</w:t>
+      <w:t>2026-06-24</w:t>
       <w:br/>
       <w:br/>
     </w:r>

--- a/klagomål/A 57244-2025 FSC-klagomål.docx
+++ b/klagomål/A 57244-2025 FSC-klagomål.docx
@@ -1426,7 +1426,7 @@
     <w:r>
       <w:tab/>
       <w:tab/>
-      <w:t>2026-06-24</w:t>
+      <w:t>2026-06-25</w:t>
       <w:br/>
       <w:br/>
     </w:r>

--- a/klagomål/A 57244-2025 FSC-klagomål.docx
+++ b/klagomål/A 57244-2025 FSC-klagomål.docx
@@ -1426,7 +1426,7 @@
     <w:r>
       <w:tab/>
       <w:tab/>
-      <w:t>2026-06-25</w:t>
+      <w:t>2026-06-26</w:t>
       <w:br/>
       <w:br/>
     </w:r>

--- a/klagomål/A 57244-2025 FSC-klagomål.docx
+++ b/klagomål/A 57244-2025 FSC-klagomål.docx
@@ -1426,7 +1426,7 @@
     <w:r>
       <w:tab/>
       <w:tab/>
-      <w:t>2026-06-26</w:t>
+      <w:t>2026-06-27</w:t>
       <w:br/>
       <w:br/>
     </w:r>

--- a/klagomål/A 57244-2025 FSC-klagomål.docx
+++ b/klagomål/A 57244-2025 FSC-klagomål.docx
@@ -1426,7 +1426,7 @@
     <w:r>
       <w:tab/>
       <w:tab/>
-      <w:t>2026-06-27</w:t>
+      <w:t>2026-06-28</w:t>
       <w:br/>
       <w:br/>
     </w:r>

--- a/klagomål/A 57244-2025 FSC-klagomål.docx
+++ b/klagomål/A 57244-2025 FSC-klagomål.docx
@@ -1426,7 +1426,7 @@
     <w:r>
       <w:tab/>
       <w:tab/>
-      <w:t>2026-06-28</w:t>
+      <w:t>2026-06-29</w:t>
       <w:br/>
       <w:br/>
     </w:r>

--- a/klagomål/A 57244-2025 FSC-klagomål.docx
+++ b/klagomål/A 57244-2025 FSC-klagomål.docx
@@ -1426,7 +1426,7 @@
     <w:r>
       <w:tab/>
       <w:tab/>
-      <w:t>2026-06-29</w:t>
+      <w:t>2026-06-30</w:t>
       <w:br/>
       <w:br/>
     </w:r>

--- a/klagomål/A 57244-2025 FSC-klagomål.docx
+++ b/klagomål/A 57244-2025 FSC-klagomål.docx
@@ -1426,7 +1426,7 @@
     <w:r>
       <w:tab/>
       <w:tab/>
-      <w:t>2026-06-30</w:t>
+      <w:t>2026-07-01</w:t>
       <w:br/>
       <w:br/>
     </w:r>

--- a/klagomål/A 57244-2025 FSC-klagomål.docx
+++ b/klagomål/A 57244-2025 FSC-klagomål.docx
@@ -1426,7 +1426,7 @@
     <w:r>
       <w:tab/>
       <w:tab/>
-      <w:t>2026-07-01</w:t>
+      <w:t>2026-07-02</w:t>
       <w:br/>
       <w:br/>
     </w:r>

--- a/klagomål/A 57244-2025 FSC-klagomål.docx
+++ b/klagomål/A 57244-2025 FSC-klagomål.docx
@@ -1426,7 +1426,7 @@
     <w:r>
       <w:tab/>
       <w:tab/>
-      <w:t>2026-07-13</w:t>
+      <w:t>2026-07-14</w:t>
       <w:br/>
       <w:br/>
     </w:r>

--- a/klagomål/A 57244-2025 FSC-klagomål.docx
+++ b/klagomål/A 57244-2025 FSC-klagomål.docx
@@ -1426,7 +1426,7 @@
     <w:r>
       <w:tab/>
       <w:tab/>
-      <w:t>2026-07-14</w:t>
+      <w:t>2026-07-15</w:t>
       <w:br/>
       <w:br/>
     </w:r>

--- a/klagomål/A 57244-2025 FSC-klagomål.docx
+++ b/klagomål/A 57244-2025 FSC-klagomål.docx
@@ -1426,7 +1426,7 @@
     <w:r>
       <w:tab/>
       <w:tab/>
-      <w:t>2026-07-15</w:t>
+      <w:t>2026-07-16</w:t>
       <w:br/>
       <w:br/>
     </w:r>

--- a/klagomål/A 57244-2025 FSC-klagomål.docx
+++ b/klagomål/A 57244-2025 FSC-klagomål.docx
@@ -1426,7 +1426,7 @@
     <w:r>
       <w:tab/>
       <w:tab/>
-      <w:t>2026-07-16</w:t>
+      <w:t>2026-07-17</w:t>
       <w:br/>
       <w:br/>
     </w:r>

--- a/klagomål/A 57244-2025 FSC-klagomål.docx
+++ b/klagomål/A 57244-2025 FSC-klagomål.docx
@@ -1426,7 +1426,7 @@
     <w:r>
       <w:tab/>
       <w:tab/>
-      <w:t>2026-07-17</w:t>
+      <w:t>2026-07-18</w:t>
       <w:br/>
       <w:br/>
     </w:r>

--- a/klagomål/A 57244-2025 FSC-klagomål.docx
+++ b/klagomål/A 57244-2025 FSC-klagomål.docx
@@ -1426,7 +1426,7 @@
     <w:r>
       <w:tab/>
       <w:tab/>
-      <w:t>2026-07-18</w:t>
+      <w:t>2026-07-19</w:t>
       <w:br/>
       <w:br/>
     </w:r>

--- a/klagomål/A 57244-2025 FSC-klagomål.docx
+++ b/klagomål/A 57244-2025 FSC-klagomål.docx
@@ -1426,7 +1426,7 @@
     <w:r>
       <w:tab/>
       <w:tab/>
-      <w:t>2026-07-19</w:t>
+      <w:t>2026-07-20</w:t>
       <w:br/>
       <w:br/>
     </w:r>

--- a/klagomål/A 57244-2025 FSC-klagomål.docx
+++ b/klagomål/A 57244-2025 FSC-klagomål.docx
@@ -1426,7 +1426,7 @@
     <w:r>
       <w:tab/>
       <w:tab/>
-      <w:t>2026-07-20</w:t>
+      <w:t>2026-07-21</w:t>
       <w:br/>
       <w:br/>
     </w:r>

--- a/klagomål/A 57244-2025 FSC-klagomål.docx
+++ b/klagomål/A 57244-2025 FSC-klagomål.docx
@@ -1426,7 +1426,7 @@
     <w:r>
       <w:tab/>
       <w:tab/>
-      <w:t>2026-07-21</w:t>
+      <w:t>2026-07-22</w:t>
       <w:br/>
       <w:br/>
     </w:r>

--- a/klagomål/A 57244-2025 FSC-klagomål.docx
+++ b/klagomål/A 57244-2025 FSC-klagomål.docx
@@ -1426,7 +1426,7 @@
     <w:r>
       <w:tab/>
       <w:tab/>
-      <w:t>2026-07-22</w:t>
+      <w:t>2026-07-23</w:t>
       <w:br/>
       <w:br/>
     </w:r>

--- a/klagomål/A 57244-2025 FSC-klagomål.docx
+++ b/klagomål/A 57244-2025 FSC-klagomål.docx
@@ -1426,7 +1426,7 @@
     <w:r>
       <w:tab/>
       <w:tab/>
-      <w:t>2026-07-23</w:t>
+      <w:t>2026-07-24</w:t>
       <w:br/>
       <w:br/>
     </w:r>

--- a/klagomål/A 57244-2025 FSC-klagomål.docx
+++ b/klagomål/A 57244-2025 FSC-klagomål.docx
@@ -1426,7 +1426,7 @@
     <w:r>
       <w:tab/>
       <w:tab/>
-      <w:t>2026-07-24</w:t>
+      <w:t>2026-07-25</w:t>
       <w:br/>
       <w:br/>
     </w:r>

--- a/klagomål/A 57244-2025 FSC-klagomål.docx
+++ b/klagomål/A 57244-2025 FSC-klagomål.docx
@@ -1426,7 +1426,7 @@
     <w:r>
       <w:tab/>
       <w:tab/>
-      <w:t>2026-07-25</w:t>
+      <w:t>2026-07-26</w:t>
       <w:br/>
       <w:br/>
     </w:r>

--- a/klagomål/A 57244-2025 FSC-klagomål.docx
+++ b/klagomål/A 57244-2025 FSC-klagomål.docx
@@ -1426,7 +1426,7 @@
     <w:r>
       <w:tab/>
       <w:tab/>
-      <w:t>2026-07-26</w:t>
+      <w:t>2026-07-27</w:t>
       <w:br/>
       <w:br/>
     </w:r>

--- a/klagomål/A 57244-2025 FSC-klagomål.docx
+++ b/klagomål/A 57244-2025 FSC-klagomål.docx
@@ -1426,7 +1426,7 @@
     <w:r>
       <w:tab/>
       <w:tab/>
-      <w:t>2026-07-27</w:t>
+      <w:t>2026-07-28</w:t>
       <w:br/>
       <w:br/>
     </w:r>

--- a/klagomål/A 57244-2025 FSC-klagomål.docx
+++ b/klagomål/A 57244-2025 FSC-klagomål.docx
@@ -1426,7 +1426,7 @@
     <w:r>
       <w:tab/>
       <w:tab/>
-      <w:t>2026-07-28</w:t>
+      <w:t>2026-07-29</w:t>
       <w:br/>
       <w:br/>
     </w:r>

--- a/klagomål/A 57244-2025 FSC-klagomål.docx
+++ b/klagomål/A 57244-2025 FSC-klagomål.docx
@@ -1426,7 +1426,7 @@
     <w:r>
       <w:tab/>
       <w:tab/>
-      <w:t>2026-07-29</w:t>
+      <w:t>2026-07-30</w:t>
       <w:br/>
       <w:br/>
     </w:r>

--- a/klagomål/A 57244-2025 FSC-klagomål.docx
+++ b/klagomål/A 57244-2025 FSC-klagomål.docx
@@ -1426,7 +1426,7 @@
     <w:r>
       <w:tab/>
       <w:tab/>
-      <w:t>2026-07-30</w:t>
+      <w:t>2026-07-31</w:t>
       <w:br/>
       <w:br/>
     </w:r>

--- a/klagomål/A 57244-2025 FSC-klagomål.docx
+++ b/klagomål/A 57244-2025 FSC-klagomål.docx
@@ -1426,7 +1426,7 @@
     <w:r>
       <w:tab/>
       <w:tab/>
-      <w:t>2026-07-31</w:t>
+      <w:t>2026-08-01</w:t>
       <w:br/>
       <w:br/>
     </w:r>

--- a/klagomål/A 57244-2025 FSC-klagomål.docx
+++ b/klagomål/A 57244-2025 FSC-klagomål.docx
@@ -1426,7 +1426,7 @@
     <w:r>
       <w:tab/>
       <w:tab/>
-      <w:t>2026-08-01</w:t>
+      <w:t>2026-08-02</w:t>
       <w:br/>
       <w:br/>
     </w:r>

--- a/klagomål/A 57244-2025 FSC-klagomål.docx
+++ b/klagomål/A 57244-2025 FSC-klagomål.docx
@@ -1426,7 +1426,7 @@
     <w:r>
       <w:tab/>
       <w:tab/>
-      <w:t>2026-08-02</w:t>
+      <w:t>2026-08-03</w:t>
       <w:br/>
       <w:br/>
     </w:r>

--- a/klagomål/A 57244-2025 FSC-klagomål.docx
+++ b/klagomål/A 57244-2025 FSC-klagomål.docx
@@ -1426,7 +1426,7 @@
     <w:r>
       <w:tab/>
       <w:tab/>
-      <w:t>2026-08-03</w:t>
+      <w:t>2026-08-04</w:t>
       <w:br/>
       <w:br/>
     </w:r>

--- a/klagomål/A 57244-2025 FSC-klagomål.docx
+++ b/klagomål/A 57244-2025 FSC-klagomål.docx
@@ -1426,7 +1426,7 @@
     <w:r>
       <w:tab/>
       <w:tab/>
-      <w:t>2026-08-04</w:t>
+      <w:t>2026-08-05</w:t>
       <w:br/>
       <w:br/>
     </w:r>

--- a/klagomål/A 57244-2025 FSC-klagomål.docx
+++ b/klagomål/A 57244-2025 FSC-klagomål.docx
@@ -1426,7 +1426,7 @@
     <w:r>
       <w:tab/>
       <w:tab/>
-      <w:t>2026-08-05</w:t>
+      <w:t>2026-08-07</w:t>
       <w:br/>
       <w:br/>
     </w:r>

--- a/klagomål/A 57244-2025 FSC-klagomål.docx
+++ b/klagomål/A 57244-2025 FSC-klagomål.docx
@@ -1426,7 +1426,7 @@
     <w:r>
       <w:tab/>
       <w:tab/>
-      <w:t>2026-08-07</w:t>
+      <w:t>2026-08-08</w:t>
       <w:br/>
       <w:br/>
     </w:r>

--- a/klagomål/A 57244-2025 FSC-klagomål.docx
+++ b/klagomål/A 57244-2025 FSC-klagomål.docx
@@ -216,7 +216,7 @@
         <w:spacing w:after="240"/>
       </w:pPr>
       <w:r>
-        <w:t>Figur 1. Fyndplatser för naturvårdsarter i och inom 23 meter från avverkningsanmälan. Markörer utan svart kant är placerade på fyndplatsen. Markörer med svart kant är placerade vid sidan av fyndplatsen har ett svart streck som visar fyndplatsens exakta position. Kartans mittpunktskoordinat är N 6939357, E 485752 i SWEREF 99 TM.</w:t>
+        <w:t>Figur 1. Fyndplatser för naturvårdsarter i och inom 23 meter från avverkningsanmälan. Markörer utan svart kant är placerade på fyndplatsen. Markörer med svart kant är placerade vid sidan av fyndplatsen och har ett svart streck som visar fyndplatsens exakta position. Kartans mittpunktskoordinat är N 6939357, E 485752 i SWEREF 99 TM.</w:t>
       </w:r>
     </w:p>
     <w:p>
@@ -1426,7 +1426,7 @@
     <w:r>
       <w:tab/>
       <w:tab/>
-      <w:t>2026-08-14</w:t>
+      <w:t>2026-08-15</w:t>
       <w:br/>
       <w:br/>
     </w:r>

--- a/klagomål/A 57244-2025 FSC-klagomål.docx
+++ b/klagomål/A 57244-2025 FSC-klagomål.docx
@@ -1426,7 +1426,7 @@
     <w:r>
       <w:tab/>
       <w:tab/>
-      <w:t>2026-08-15</w:t>
+      <w:t>2026-08-16</w:t>
       <w:br/>
       <w:br/>
     </w:r>

--- a/klagomål/A 57244-2025 FSC-klagomål.docx
+++ b/klagomål/A 57244-2025 FSC-klagomål.docx
@@ -1426,7 +1426,7 @@
     <w:r>
       <w:tab/>
       <w:tab/>
-      <w:t>2026-08-16</w:t>
+      <w:t>2026-08-17</w:t>
       <w:br/>
       <w:br/>
     </w:r>

--- a/klagomål/A 57244-2025 FSC-klagomål.docx
+++ b/klagomål/A 57244-2025 FSC-klagomål.docx
@@ -1426,7 +1426,7 @@
     <w:r>
       <w:tab/>
       <w:tab/>
-      <w:t>2026-08-17</w:t>
+      <w:t>2026-08-18</w:t>
       <w:br/>
       <w:br/>
     </w:r>

--- a/klagomål/A 57244-2025 FSC-klagomål.docx
+++ b/klagomål/A 57244-2025 FSC-klagomål.docx
@@ -1426,7 +1426,7 @@
     <w:r>
       <w:tab/>
       <w:tab/>
-      <w:t>2026-08-18</w:t>
+      <w:t>2026-08-19</w:t>
       <w:br/>
       <w:br/>
     </w:r>

--- a/klagomål/A 57244-2025 FSC-klagomål.docx
+++ b/klagomål/A 57244-2025 FSC-klagomål.docx
@@ -1426,7 +1426,7 @@
     <w:r>
       <w:tab/>
       <w:tab/>
-      <w:t>2026-08-19</w:t>
+      <w:t>2026-08-20</w:t>
       <w:br/>
       <w:br/>
     </w:r>

--- a/klagomål/A 57244-2025 FSC-klagomål.docx
+++ b/klagomål/A 57244-2025 FSC-klagomål.docx
@@ -1426,7 +1426,7 @@
     <w:r>
       <w:tab/>
       <w:tab/>
-      <w:t>2026-08-20</w:t>
+      <w:t>2026-08-21</w:t>
       <w:br/>
       <w:br/>
     </w:r>

--- a/klagomål/A 57244-2025 FSC-klagomål.docx
+++ b/klagomål/A 57244-2025 FSC-klagomål.docx
@@ -1426,7 +1426,7 @@
     <w:r>
       <w:tab/>
       <w:tab/>
-      <w:t>2026-08-21</w:t>
+      <w:t>2026-08-22</w:t>
       <w:br/>
       <w:br/>
     </w:r>

--- a/klagomål/A 57244-2025 FSC-klagomål.docx
+++ b/klagomål/A 57244-2025 FSC-klagomål.docx
@@ -1426,7 +1426,7 @@
     <w:r>
       <w:tab/>
       <w:tab/>
-      <w:t>2026-08-22</w:t>
+      <w:t>2026-08-23</w:t>
       <w:br/>
       <w:br/>
     </w:r>

--- a/klagomål/A 57244-2025 FSC-klagomål.docx
+++ b/klagomål/A 57244-2025 FSC-klagomål.docx
@@ -1426,7 +1426,7 @@
     <w:r>
       <w:tab/>
       <w:tab/>
-      <w:t>2026-08-23</w:t>
+      <w:t>2026-08-24</w:t>
       <w:br/>
       <w:br/>
     </w:r>

--- a/klagomål/A 57244-2025 FSC-klagomål.docx
+++ b/klagomål/A 57244-2025 FSC-klagomål.docx
@@ -1426,7 +1426,7 @@
     <w:r>
       <w:tab/>
       <w:tab/>
-      <w:t>2026-08-24</w:t>
+      <w:t>2026-08-25</w:t>
       <w:br/>
       <w:br/>
     </w:r>

--- a/klagomål/A 57244-2025 FSC-klagomål.docx
+++ b/klagomål/A 57244-2025 FSC-klagomål.docx
@@ -1426,7 +1426,7 @@
     <w:r>
       <w:tab/>
       <w:tab/>
-      <w:t>2026-08-25</w:t>
+      <w:t>2026-08-26</w:t>
       <w:br/>
       <w:br/>
     </w:r>

--- a/klagomål/A 57244-2025 FSC-klagomål.docx
+++ b/klagomål/A 57244-2025 FSC-klagomål.docx
@@ -1426,7 +1426,7 @@
     <w:r>
       <w:tab/>
       <w:tab/>
-      <w:t>2026-08-26</w:t>
+      <w:t>2026-08-27</w:t>
       <w:br/>
       <w:br/>
     </w:r>

--- a/klagomål/A 57244-2025 FSC-klagomål.docx
+++ b/klagomål/A 57244-2025 FSC-klagomål.docx
@@ -1426,7 +1426,7 @@
     <w:r>
       <w:tab/>
       <w:tab/>
-      <w:t>2026-08-27</w:t>
+      <w:t>2026-08-28</w:t>
       <w:br/>
       <w:br/>
     </w:r>

--- a/klagomål/A 57244-2025 FSC-klagomål.docx
+++ b/klagomål/A 57244-2025 FSC-klagomål.docx
@@ -1426,7 +1426,7 @@
     <w:r>
       <w:tab/>
       <w:tab/>
-      <w:t>2026-08-28</w:t>
+      <w:t>2026-08-29</w:t>
       <w:br/>
       <w:br/>
     </w:r>

--- a/klagomål/A 57244-2025 FSC-klagomål.docx
+++ b/klagomål/A 57244-2025 FSC-klagomål.docx
@@ -1426,7 +1426,7 @@
     <w:r>
       <w:tab/>
       <w:tab/>
-      <w:t>2026-08-29</w:t>
+      <w:t>2026-08-31</w:t>
       <w:br/>
       <w:br/>
     </w:r>

--- a/klagomål/A 57244-2025 FSC-klagomål.docx
+++ b/klagomål/A 57244-2025 FSC-klagomål.docx
@@ -1426,7 +1426,7 @@
     <w:r>
       <w:tab/>
       <w:tab/>
-      <w:t>2026-08-31</w:t>
+      <w:t>2026-09-01</w:t>
       <w:br/>
       <w:br/>
     </w:r>

--- a/klagomål/A 57244-2025 FSC-klagomål.docx
+++ b/klagomål/A 57244-2025 FSC-klagomål.docx
@@ -1426,7 +1426,7 @@
     <w:r>
       <w:tab/>
       <w:tab/>
-      <w:t>2026-09-01</w:t>
+      <w:t>2026-09-02</w:t>
       <w:br/>
       <w:br/>
     </w:r>

--- a/klagomål/A 57244-2025 FSC-klagomål.docx
+++ b/klagomål/A 57244-2025 FSC-klagomål.docx
@@ -1426,7 +1426,7 @@
     <w:r>
       <w:tab/>
       <w:tab/>
-      <w:t>2026-09-02</w:t>
+      <w:t>2026-09-03</w:t>
       <w:br/>
       <w:br/>
     </w:r>

--- a/klagomål/A 57244-2025 FSC-klagomål.docx
+++ b/klagomål/A 57244-2025 FSC-klagomål.docx
@@ -1426,7 +1426,7 @@
     <w:r>
       <w:tab/>
       <w:tab/>
-      <w:t>2026-09-03</w:t>
+      <w:t>2026-09-04</w:t>
       <w:br/>
       <w:br/>
     </w:r>

--- a/klagomål/A 57244-2025 FSC-klagomål.docx
+++ b/klagomål/A 57244-2025 FSC-klagomål.docx
@@ -1426,7 +1426,7 @@
     <w:r>
       <w:tab/>
       <w:tab/>
-      <w:t>2026-09-04</w:t>
+      <w:t>2026-09-05</w:t>
       <w:br/>
       <w:br/>
     </w:r>

--- a/klagomål/A 57244-2025 FSC-klagomål.docx
+++ b/klagomål/A 57244-2025 FSC-klagomål.docx
@@ -1426,7 +1426,7 @@
     <w:r>
       <w:tab/>
       <w:tab/>
-      <w:t>2026-09-05</w:t>
+      <w:t>2026-09-06</w:t>
       <w:br/>
       <w:br/>
     </w:r>

--- a/klagomål/A 57244-2025 FSC-klagomål.docx
+++ b/klagomål/A 57244-2025 FSC-klagomål.docx
@@ -1426,7 +1426,7 @@
     <w:r>
       <w:tab/>
       <w:tab/>
-      <w:t>2026-09-06</w:t>
+      <w:t>2026-09-07</w:t>
       <w:br/>
       <w:br/>
     </w:r>

--- a/klagomål/A 57244-2025 FSC-klagomål.docx
+++ b/klagomål/A 57244-2025 FSC-klagomål.docx
@@ -1426,7 +1426,7 @@
     <w:r>
       <w:tab/>
       <w:tab/>
-      <w:t>2026-09-07</w:t>
+      <w:t>2026-09-08</w:t>
       <w:br/>
       <w:br/>
     </w:r>

--- a/klagomål/A 57244-2025 FSC-klagomål.docx
+++ b/klagomål/A 57244-2025 FSC-klagomål.docx
@@ -1426,7 +1426,7 @@
     <w:r>
       <w:tab/>
       <w:tab/>
-      <w:t>2026-09-08</w:t>
+      <w:t>2026-09-09</w:t>
       <w:br/>
       <w:br/>
     </w:r>

--- a/klagomål/A 57244-2025 FSC-klagomål.docx
+++ b/klagomål/A 57244-2025 FSC-klagomål.docx
@@ -1426,7 +1426,7 @@
     <w:r>
       <w:tab/>
       <w:tab/>
-      <w:t>2026-09-09</w:t>
+      <w:t>2026-09-10</w:t>
       <w:br/>
       <w:br/>
     </w:r>

--- a/klagomål/A 57244-2025 FSC-klagomål.docx
+++ b/klagomål/A 57244-2025 FSC-klagomål.docx
@@ -1426,7 +1426,7 @@
     <w:r>
       <w:tab/>
       <w:tab/>
-      <w:t>2026-09-10</w:t>
+      <w:t>2026-09-11</w:t>
       <w:br/>
       <w:br/>
     </w:r>

--- a/klagomål/A 57244-2025 FSC-klagomål.docx
+++ b/klagomål/A 57244-2025 FSC-klagomål.docx
@@ -221,7 +221,7 @@
     </w:p>
     <w:p>
       <w:r>
-        <w:t>I och inom 23 meter från avverkningsanmälan finns fynd av 16 naturvårdsarter, varav 13 är rödlistade, 4 är fridlysta, 11 är typiska (T) och 1 är signalart (S): doftticka (VU, T, §8), garnlav (VU, T), blågrå svartspik (NT), brunpudrad nållav (NT, T), gammelgransskål (NT, T), kolflarnlav (NT, T), lunglav (NT, T), mörk kolflarnlav (NT), skrovellav (NT, T), talltita (NT, §4), vedflamlav (NT), violettgrå tagellav (NT, T), vitgrynig nållav (NT), vedticka (S, T), spillkråka (T, §4) och tjäder (T, §4). Se Figur 1.</w:t>
+        <w:t>I och inom 23 meter från avverkningsanmälan finns fynd av 18 naturvårdsarter, varav 15 är rödlistade, 4 är fridlysta, 13 är typiska (T) och 1 är signalart (S): doftticka (VU, T, §8), garnlav (VU, T), blågrå svartspik (NT), brunpudrad nållav (NT, T), dropptaggsvamp (NT, T), dvärgbägarlav (NT, T), gammelgransskål (NT, T), kolflarnlav (NT, T), lunglav (NT, T), mörk kolflarnlav (NT), skrovellav (NT, T), talltita (NT, §4), vedflamlav (NT), violettgrå tagellav (NT, T), vitgrynig nållav (NT), vedticka (S, T), spillkråka (T, §4) och tjäder (T, §4). Se Figur 1.</w:t>
       </w:r>
     </w:p>
     <w:p>
@@ -341,6 +341,46 @@
         <w:rPr>
           <w:b/>
         </w:rPr>
+        <w:t>Dropptaggsvamp (NT)</w:t>
+      </w:r>
+      <w:r>
+        <w:t xml:space="preserve"> bildar mykorrhiza med tall, främst i barrskog med trädkontinuitet, i magra, torra och ljusöppna lavtallskogar och i barrblandskogar med friskmossor och lingon i fältskiktet. Den totala populationen i landet har minskat och bedöms fortsätta minska till följd av slutavverkningar av tallskog. Det är högst oklart om arten långsiktigt kan etablera och reproducera sig i skogsbestånd som brukas med trakthyggesmetoder, markberedning, gödsling eller föryngring med förädlat plantmaterial. Uppfyller kriterierna för att bli rödlistad på grund av ny kunskap som visar att en större andel av populationen än tidigare bedömt är knuten till kontinuitetsbarrskog. Minskningstakten för den svenska populationen bedöms vara nära gränsvärdet för Sårbar (VU). Dropptaggsvamp är typisk art för </w:t>
+      </w:r>
+      <w:r>
+        <w:rPr>
+          <w:i/>
+        </w:rPr>
+        <w:t xml:space="preserve">9010 Taiga </w:t>
+      </w:r>
+      <w:r>
+        <w:t>(SLU Artdatabanken, 2026).</w:t>
+      </w:r>
+    </w:p>
+    <w:p>
+      <w:r>
+        <w:rPr>
+          <w:b/>
+        </w:rPr>
+        <w:t>Dvärgbägarlav (NT)</w:t>
+      </w:r>
+      <w:r>
+        <w:t xml:space="preserve"> förekommer över hela Sverige på gammal hård ved, huvudsakligen på tall men i södra Sverige även på ek. Veden utgörs framförallt av grova stubbar, lågor och grenar. Substratet har blivit sällsyntare och nybildning av substrat sker bara i begränsad omfattning. Arten hotas av att grova lågor blir allt sällsyntare i dagens kulturskogar samt att nybildningen av lämpliga substrat går mycket långsamt. En riklig tillgång på gamla tall- eller eklågor måste säkerställas på artens lokaler. Dvärgbägarlav är typisk art för </w:t>
+      </w:r>
+      <w:r>
+        <w:rPr>
+          <w:i/>
+        </w:rPr>
+        <w:t>9010 Taiga</w:t>
+      </w:r>
+      <w:r>
+        <w:t xml:space="preserve"> (SLU Artdatabanken, 2024; Nitare &amp; Skogsstyrelsen, 2019).</w:t>
+      </w:r>
+    </w:p>
+    <w:p>
+      <w:r>
+        <w:rPr>
+          <w:b/>
+        </w:rPr>
         <w:t>Gammelgransskål (NT)</w:t>
       </w:r>
       <w:r>
@@ -736,7 +776,7 @@
         <w:rPr>
           <w:i/>
         </w:rPr>
-        <w:t>I det avverkningsanmälda skogsområdet har 16 naturvårdsarter varav 13 rödlistade arter sina livsmiljöer och växtplatser.</w:t>
+        <w:t>I det avverkningsanmälda skogsområdet har 18 naturvårdsarter varav 15 rödlistade arter sina livsmiljöer och växtplatser.</w:t>
       </w:r>
     </w:p>
     <w:p>
@@ -1426,7 +1466,7 @@
     <w:r>
       <w:tab/>
       <w:tab/>
-      <w:t>2026-09-11</w:t>
+      <w:t>2026-09-12</w:t>
       <w:br/>
       <w:br/>
     </w:r>

--- a/klagomål/A 57244-2025 FSC-klagomål.docx
+++ b/klagomål/A 57244-2025 FSC-klagomål.docx
@@ -1466,7 +1466,7 @@
     <w:r>
       <w:tab/>
       <w:tab/>
-      <w:t>2026-09-12</w:t>
+      <w:t>2026-09-13</w:t>
       <w:br/>
       <w:br/>
     </w:r>
